--- a/run-of-show/docs/TELEPROMPTER - A4I kickoff demo.docx
+++ b/run-of-show/docs/TELEPROMPTER - A4I kickoff demo.docx
@@ -223,24 +223,6 @@
           <w:szCs w:val="20"/>
         </w:rPr>
         <w:t xml:space="preserve">  ·  grey → what a good result looks like. Everything runs from one Cloud Shell started with bash scripts/start_demo.sh.</w:t>
-      </w:r>
-    </w:p>
-    <w:p>
-      <w:pPr>
-        <w:spacing w:after="40" w:before="120" w:line="264"/>
-      </w:pPr>
-      <w:r>
-        <w:rPr>
-          <w:rFonts w:ascii="Calibri" w:cs="Calibri" w:eastAsia="Calibri" w:hAnsi="Calibri"/>
-          <w:b/>
-          <w:bCs/>
-          <w:i w:val="false"/>
-          <w:iCs w:val="false"/>
-          <w:color w:val="F28C28"/>
-          <w:sz w:val="26"/>
-          <w:szCs w:val="26"/>
-        </w:rPr>
-        <w:t xml:space="preserve">KICKOFF</w:t>
       </w:r>
     </w:p>
     <w:tbl>
@@ -1410,11 +1392,166 @@
           <w:bCs/>
           <w:i w:val="false"/>
           <w:iCs w:val="false"/>
-          <w:color w:val="F28C28"/>
+          <w:color w:val="2BB3B1"/>
           <w:sz w:val="40"/>
           <w:szCs w:val="40"/>
         </w:rPr>
-        <w:t xml:space="preserve">BEFORE KICKOFF</w:t>
+        <w:t xml:space="preserve">BEFORE THE SHOW · 1 · ONCE PER PROJECT</w:t>
+      </w:r>
+    </w:p>
+    <w:tbl>
+      <w:tblPr>
+        <w:tblW w:type="dxa" w:w="10440"/>
+        <w:tblBorders>
+          <w:top w:val="single" w:color="auto" w:sz="4"/>
+          <w:left w:val="single" w:color="auto" w:sz="4"/>
+          <w:bottom w:val="single" w:color="auto" w:sz="4"/>
+          <w:right w:val="single" w:color="auto" w:sz="4"/>
+          <w:insideH w:val="single" w:color="auto" w:sz="4"/>
+          <w:insideV w:val="single" w:color="auto" w:sz="4"/>
+        </w:tblBorders>
+      </w:tblPr>
+      <w:tblGrid>
+        <w:gridCol w:w="10440"/>
+      </w:tblGrid>
+      <w:tr>
+        <w:trPr>
+          <w:cantSplit/>
+        </w:trPr>
+        <w:tc>
+          <w:tcPr>
+            <w:tcW w:type="dxa" w:w="10440"/>
+            <w:tcBorders>
+              <w:top w:val="single" w:color="2BB3B1" w:sz="12"/>
+              <w:left w:val="single" w:color="2BB3B1" w:sz="36"/>
+              <w:bottom w:val="single" w:color="2BB3B1" w:sz="12"/>
+              <w:right w:val="single" w:color="2BB3B1" w:sz="12"/>
+            </w:tcBorders>
+            <w:tcMar>
+              <w:top w:type="dxa" w:w="80"/>
+              <w:left w:type="dxa" w:w="160"/>
+              <w:bottom w:type="dxa" w:w="80"/>
+              <w:right w:type="dxa" w:w="160"/>
+            </w:tcMar>
+          </w:tcPr>
+          <w:p>
+            <w:pPr>
+              <w:spacing w:after="40" w:before="0" w:line="264"/>
+            </w:pPr>
+            <w:r>
+              <w:rPr>
+                <w:rFonts w:ascii="Calibri" w:cs="Calibri" w:eastAsia="Calibri" w:hAnsi="Calibri"/>
+                <w:b/>
+                <w:bCs/>
+                <w:i w:val="false"/>
+                <w:iCs w:val="false"/>
+                <w:color w:val="2BB3B1"/>
+                <w:sz w:val="18"/>
+                <w:szCs w:val="18"/>
+              </w:rPr>
+              <w:t xml:space="preserve">CLOUD SHELL · a fresh project · about 10 minutes</w:t>
+            </w:r>
+          </w:p>
+          <w:p>
+            <w:pPr>
+              <w:spacing w:after="0" w:before="0" w:line="264"/>
+            </w:pPr>
+            <w:r>
+              <w:rPr>
+                <w:rFonts w:ascii="Consolas" w:cs="Consolas" w:eastAsia="Consolas" w:hAnsi="Consolas"/>
+                <w:b w:val="false"/>
+                <w:bCs w:val="false"/>
+                <w:i w:val="false"/>
+                <w:iCs w:val="false"/>
+                <w:sz w:val="21"/>
+                <w:szCs w:val="21"/>
+              </w:rPr>
+              <w:t xml:space="preserve">git clone https://github.com/haggman/A4I2026-demo-orbital-conjunction.git</w:t>
+            </w:r>
+          </w:p>
+          <w:p>
+            <w:pPr>
+              <w:spacing w:after="0" w:before="0" w:line="264"/>
+            </w:pPr>
+            <w:r>
+              <w:rPr>
+                <w:rFonts w:ascii="Consolas" w:cs="Consolas" w:eastAsia="Consolas" w:hAnsi="Consolas"/>
+                <w:b w:val="false"/>
+                <w:bCs w:val="false"/>
+                <w:i w:val="false"/>
+                <w:iCs w:val="false"/>
+                <w:sz w:val="21"/>
+                <w:szCs w:val="21"/>
+              </w:rPr>
+              <w:t xml:space="preserve">cd A4I2026-demo-orbital-conjunction</w:t>
+            </w:r>
+          </w:p>
+          <w:p>
+            <w:pPr>
+              <w:spacing w:after="0" w:before="0" w:line="264"/>
+            </w:pPr>
+            <w:r>
+              <w:rPr>
+                <w:rFonts w:ascii="Consolas" w:cs="Consolas" w:eastAsia="Consolas" w:hAnsi="Consolas"/>
+                <w:b w:val="false"/>
+                <w:bCs w:val="false"/>
+                <w:i w:val="false"/>
+                <w:iCs w:val="false"/>
+                <w:sz w:val="21"/>
+                <w:szCs w:val="21"/>
+              </w:rPr>
+              <w:t xml:space="preserve">bash scripts/build_demo.sh</w:t>
+            </w:r>
+          </w:p>
+          <w:p>
+            <w:pPr>
+              <w:spacing w:after="0" w:before="60" w:line="264"/>
+            </w:pPr>
+            <w:r>
+              <w:rPr>
+                <w:rFonts w:ascii="Calibri" w:cs="Calibri" w:eastAsia="Calibri" w:hAnsi="Calibri"/>
+                <w:b/>
+                <w:bCs/>
+                <w:i w:val="false"/>
+                <w:iCs w:val="false"/>
+                <w:color w:val="2ECC71"/>
+                <w:sz w:val="19"/>
+                <w:szCs w:val="19"/>
+              </w:rPr>
+              <w:t xml:space="preserve">→ </w:t>
+            </w:r>
+            <w:r>
+              <w:rPr>
+                <w:rFonts w:ascii="Calibri" w:cs="Calibri" w:eastAsia="Calibri" w:hAnsi="Calibri"/>
+                <w:b w:val="false"/>
+                <w:bCs w:val="false"/>
+                <w:i w:val="false"/>
+                <w:iCs w:val="false"/>
+                <w:color w:val="9AA4B2"/>
+                <w:sz w:val="19"/>
+                <w:szCs w:val="19"/>
+              </w:rPr>
+              <w:t xml:space="preserve">Data loads (850 conjunctions) · sandbox created · smoke test: 7 checks PASS · Cloud Run deploys cymbal-ops · Ready.</w:t>
+            </w:r>
+          </w:p>
+        </w:tc>
+      </w:tr>
+    </w:tbl>
+    <w:p>
+      <w:pPr>
+        <w:spacing w:after="40" w:before="0" w:line="264"/>
+      </w:pPr>
+      <w:r>
+        <w:rPr>
+          <w:rFonts w:ascii="Calibri" w:cs="Calibri" w:eastAsia="Calibri" w:hAnsi="Calibri"/>
+          <w:b w:val="false"/>
+          <w:bCs w:val="false"/>
+          <w:i w:val="false"/>
+          <w:iCs w:val="false"/>
+          <w:sz w:val="22"/>
+          <w:szCs w:val="22"/>
+        </w:rPr>
+        <w:t xml:space="preserve"/>
       </w:r>
     </w:p>
     <w:tbl>
@@ -1467,114 +1604,1267 @@
                 <w:sz w:val="18"/>
                 <w:szCs w:val="18"/>
               </w:rPr>
-              <w:t xml:space="preserve">CHECKLIST</w:t>
-            </w:r>
-          </w:p>
-          <w:p>
-            <w:pPr>
-              <w:spacing w:after="20" w:before="0" w:line="264"/>
-            </w:pPr>
-            <w:r>
-              <w:rPr>
-                <w:rFonts w:ascii="Calibri" w:cs="Calibri" w:eastAsia="Calibri" w:hAnsi="Calibri"/>
-                <w:b w:val="false"/>
-                <w:bCs w:val="false"/>
-                <w:i w:val="false"/>
-                <w:iCs w:val="false"/>
-                <w:sz w:val="21"/>
-                <w:szCs w:val="21"/>
-              </w:rPr>
-              <w:t xml:space="preserve">Cloud Shell, repo root:  bash scripts/start_demo.sh   → ends with "Ready" and both ports ✓</w:t>
-            </w:r>
-          </w:p>
-          <w:p>
-            <w:pPr>
-              <w:spacing w:after="20" w:before="0" w:line="264"/>
-            </w:pPr>
-            <w:r>
-              <w:rPr>
-                <w:rFonts w:ascii="Calibri" w:cs="Calibri" w:eastAsia="Calibri" w:hAnsi="Calibri"/>
-                <w:b w:val="false"/>
-                <w:bCs w:val="false"/>
-                <w:i w:val="false"/>
-                <w:iCs w:val="false"/>
-                <w:sz w:val="21"/>
-                <w:szCs w:val="21"/>
-              </w:rPr>
-              <w:t xml:space="preserve">Tab 1: GitHub ▸ haggman/A4I2026-demo-orbital-conjunction (the README)</w:t>
-            </w:r>
-          </w:p>
-          <w:p>
-            <w:pPr>
-              <w:spacing w:after="20" w:before="0" w:line="264"/>
-            </w:pPr>
-            <w:r>
-              <w:rPr>
-                <w:rFonts w:ascii="Calibri" w:cs="Calibri" w:eastAsia="Calibri" w:hAnsi="Calibri"/>
-                <w:b w:val="false"/>
-                <w:bCs w:val="false"/>
-                <w:i w:val="false"/>
-                <w:iCs w:val="false"/>
-                <w:sz w:val="21"/>
-                <w:szCs w:val="21"/>
-              </w:rPr>
-              <w:t xml:space="preserve">Tab 2: Colab Enterprise ▸ demo_01_load_explore.ipynb, run this morning (Runtime ▸ Run all)</w:t>
-            </w:r>
-          </w:p>
-          <w:p>
-            <w:pPr>
-              <w:spacing w:after="20" w:before="0" w:line="264"/>
-            </w:pPr>
-            <w:r>
-              <w:rPr>
-                <w:rFonts w:ascii="Calibri" w:cs="Calibri" w:eastAsia="Calibri" w:hAnsi="Calibri"/>
-                <w:b w:val="false"/>
-                <w:bCs w:val="false"/>
-                <w:i w:val="false"/>
-                <w:iCs w:val="false"/>
-                <w:sz w:val="21"/>
-                <w:szCs w:val="21"/>
-              </w:rPr>
-              <w:t xml:space="preserve">Tab 3: Web Preview ▸ Change port ▸ 8000 (ADK web UI) ▸ cymbal_ops ▸ new session</w:t>
-            </w:r>
-          </w:p>
-          <w:p>
-            <w:pPr>
-              <w:spacing w:after="20" w:before="0" w:line="264"/>
-            </w:pPr>
-            <w:r>
-              <w:rPr>
-                <w:rFonts w:ascii="Calibri" w:cs="Calibri" w:eastAsia="Calibri" w:hAnsi="Calibri"/>
-                <w:b w:val="false"/>
-                <w:bCs w:val="false"/>
-                <w:i w:val="false"/>
-                <w:iCs w:val="false"/>
-                <w:sz w:val="21"/>
-                <w:szCs w:val="21"/>
-              </w:rPr>
-              <w:t xml:space="preserve">Tab 4: Google Cloud console ▸ Cloud Run ▸ cymbal-ops</w:t>
-            </w:r>
-          </w:p>
-          <w:p>
-            <w:pPr>
-              <w:spacing w:after="20" w:before="0" w:line="264"/>
-            </w:pPr>
-            <w:r>
-              <w:rPr>
-                <w:rFonts w:ascii="Calibri" w:cs="Calibri" w:eastAsia="Calibri" w:hAnsi="Calibri"/>
-                <w:b w:val="false"/>
-                <w:bCs w:val="false"/>
-                <w:i w:val="false"/>
-                <w:iCs w:val="false"/>
-                <w:sz w:val="21"/>
-                <w:szCs w:val="21"/>
-              </w:rPr>
-              <w:t xml:space="preserve">Tab 5: Web Preview ▸ Change port ▸ 8080 (console): header says REPLAY, clock Fri 25 Sep 01:00:00 UTC</w:t>
+              <w:t xml:space="preserve">COLAB ENTERPRISE · about 3 minutes</w:t>
+            </w:r>
+          </w:p>
+          <w:p>
+            <w:pPr>
+              <w:spacing w:after="0" w:before="0" w:line="264"/>
+            </w:pPr>
+            <w:r>
+              <w:rPr>
+                <w:rFonts w:ascii="Calibri" w:cs="Calibri" w:eastAsia="Calibri" w:hAnsi="Calibri"/>
+                <w:b w:val="false"/>
+                <w:bCs w:val="false"/>
+                <w:i w:val="false"/>
+                <w:iCs w:val="false"/>
+                <w:sz w:val="22"/>
+                <w:szCs w:val="22"/>
+              </w:rPr>
+              <w:t xml:space="preserve">Import notebooks/demo_01_load_explore.ipynb from the repo ▸ Runtime ▸ Run all</w:t>
+            </w:r>
+          </w:p>
+          <w:p>
+            <w:pPr>
+              <w:spacing w:after="0" w:before="60" w:line="264"/>
+            </w:pPr>
+            <w:r>
+              <w:rPr>
+                <w:rFonts w:ascii="Calibri" w:cs="Calibri" w:eastAsia="Calibri" w:hAnsi="Calibri"/>
+                <w:b/>
+                <w:bCs/>
+                <w:i w:val="false"/>
+                <w:iCs w:val="false"/>
+                <w:color w:val="2ECC71"/>
+                <w:sz w:val="19"/>
+                <w:szCs w:val="19"/>
+              </w:rPr>
+              <w:t xml:space="preserve">→ </w:t>
+            </w:r>
+            <w:r>
+              <w:rPr>
+                <w:rFonts w:ascii="Calibri" w:cs="Calibri" w:eastAsia="Calibri" w:hAnsi="Calibri"/>
+                <w:b w:val="false"/>
+                <w:bCs w:val="false"/>
+                <w:i w:val="false"/>
+                <w:iCs w:val="false"/>
+                <w:color w:val="9AA4B2"/>
+                <w:sz w:val="19"/>
+                <w:szCs w:val="19"/>
+              </w:rPr>
+              <w:t xml:space="preserve">Section 10: 850 approaches. Section 11: every check PASS. Keep this tab: it's step 2.</w:t>
             </w:r>
           </w:p>
         </w:tc>
       </w:tr>
     </w:tbl>
+    <w:p>
+      <w:pPr>
+        <w:spacing w:after="40" w:before="0" w:line="264"/>
+      </w:pPr>
+      <w:r>
+        <w:rPr>
+          <w:rFonts w:ascii="Calibri" w:cs="Calibri" w:eastAsia="Calibri" w:hAnsi="Calibri"/>
+          <w:b w:val="false"/>
+          <w:bCs w:val="false"/>
+          <w:i w:val="false"/>
+          <w:iCs w:val="false"/>
+          <w:sz w:val="22"/>
+          <w:szCs w:val="22"/>
+        </w:rPr>
+        <w:t xml:space="preserve"/>
+      </w:r>
+    </w:p>
+    <w:p>
+      <w:pPr>
+        <w:spacing w:after="80" w:before="40" w:line="264"/>
+      </w:pPr>
+      <w:r>
+        <w:rPr>
+          <w:rFonts w:ascii="Calibri" w:cs="Calibri" w:eastAsia="Calibri" w:hAnsi="Calibri"/>
+          <w:b/>
+          <w:bCs/>
+          <w:i w:val="false"/>
+          <w:iCs w:val="false"/>
+          <w:color w:val="2BB3B1"/>
+          <w:sz w:val="18"/>
+          <w:szCs w:val="18"/>
+        </w:rPr>
+        <w:t xml:space="preserve">NOTE  </w:t>
+      </w:r>
+      <w:r>
+        <w:rPr>
+          <w:rFonts w:ascii="Calibri" w:cs="Calibri" w:eastAsia="Calibri" w:hAnsi="Calibri"/>
+          <w:b w:val="false"/>
+          <w:bCs w:val="false"/>
+          <w:i w:val="false"/>
+          <w:iCs w:val="false"/>
+          <w:color w:val="9AA4B2"/>
+          <w:sz w:val="18"/>
+          <w:szCs w:val="18"/>
+        </w:rPr>
+        <w:t xml:space="preserve">Once per Google Cloud project. A new Google Skills lab is a new project: start here again.</w:t>
+      </w:r>
+    </w:p>
+    <w:p>
+      <w:r>
+        <w:br w:type="page"/>
+      </w:r>
+    </w:p>
+    <w:p>
+      <w:pPr>
+        <w:spacing w:after="80" w:before="0" w:line="264"/>
+      </w:pPr>
+      <w:r>
+        <w:rPr>
+          <w:rFonts w:ascii="Calibri" w:cs="Calibri" w:eastAsia="Calibri" w:hAnsi="Calibri"/>
+          <w:b/>
+          <w:bCs/>
+          <w:i w:val="false"/>
+          <w:iCs w:val="false"/>
+          <w:color w:val="2BB3B1"/>
+          <w:sz w:val="40"/>
+          <w:szCs w:val="40"/>
+        </w:rPr>
+        <w:t xml:space="preserve">BEFORE THE SHOW · 2 · THE REHEARSAL RECORDING</w:t>
+      </w:r>
+    </w:p>
+    <w:tbl>
+      <w:tblPr>
+        <w:tblW w:type="dxa" w:w="10440"/>
+        <w:tblBorders>
+          <w:top w:val="single" w:color="auto" w:sz="4"/>
+          <w:left w:val="single" w:color="auto" w:sz="4"/>
+          <w:bottom w:val="single" w:color="auto" w:sz="4"/>
+          <w:right w:val="single" w:color="auto" w:sz="4"/>
+          <w:insideH w:val="single" w:color="auto" w:sz="4"/>
+          <w:insideV w:val="single" w:color="auto" w:sz="4"/>
+        </w:tblBorders>
+      </w:tblPr>
+      <w:tblGrid>
+        <w:gridCol w:w="10440"/>
+      </w:tblGrid>
+      <w:tr>
+        <w:trPr>
+          <w:cantSplit/>
+        </w:trPr>
+        <w:tc>
+          <w:tcPr>
+            <w:tcW w:type="dxa" w:w="10440"/>
+            <w:tcBorders>
+              <w:top w:val="single" w:color="2BB3B1" w:sz="12"/>
+              <w:left w:val="single" w:color="2BB3B1" w:sz="36"/>
+              <w:bottom w:val="single" w:color="2BB3B1" w:sz="12"/>
+              <w:right w:val="single" w:color="2BB3B1" w:sz="12"/>
+            </w:tcBorders>
+            <w:tcMar>
+              <w:top w:type="dxa" w:w="80"/>
+              <w:left w:type="dxa" w:w="160"/>
+              <w:bottom w:type="dxa" w:w="80"/>
+              <w:right w:type="dxa" w:w="160"/>
+            </w:tcMar>
+          </w:tcPr>
+          <w:p>
+            <w:pPr>
+              <w:spacing w:after="40" w:before="0" w:line="264"/>
+            </w:pPr>
+            <w:r>
+              <w:rPr>
+                <w:rFonts w:ascii="Calibri" w:cs="Calibri" w:eastAsia="Calibri" w:hAnsi="Calibri"/>
+                <w:b/>
+                <w:bCs/>
+                <w:i w:val="false"/>
+                <w:iCs w:val="false"/>
+                <w:color w:val="2BB3B1"/>
+                <w:sz w:val="18"/>
+                <w:szCs w:val="18"/>
+              </w:rPr>
+              <w:t xml:space="preserve">CLOUD SHELL · skip this page if console/recordings/rehearsal.json is already in the repo</w:t>
+            </w:r>
+          </w:p>
+          <w:p>
+            <w:pPr>
+              <w:spacing w:after="0" w:before="0" w:line="264"/>
+            </w:pPr>
+            <w:r>
+              <w:rPr>
+                <w:rFonts w:ascii="Consolas" w:cs="Consolas" w:eastAsia="Consolas" w:hAnsi="Consolas"/>
+                <w:b w:val="false"/>
+                <w:bCs w:val="false"/>
+                <w:i w:val="false"/>
+                <w:iCs w:val="false"/>
+                <w:sz w:val="21"/>
+                <w:szCs w:val="21"/>
+              </w:rPr>
+              <w:t xml:space="preserve">source scripts/activate.sh</w:t>
+            </w:r>
+          </w:p>
+          <w:p>
+            <w:pPr>
+              <w:spacing w:after="0" w:before="0" w:line="264"/>
+            </w:pPr>
+            <w:r>
+              <w:rPr>
+                <w:rFonts w:ascii="Consolas" w:cs="Consolas" w:eastAsia="Consolas" w:hAnsi="Consolas"/>
+                <w:b w:val="false"/>
+                <w:bCs w:val="false"/>
+                <w:i w:val="false"/>
+                <w:iCs w:val="false"/>
+                <w:sz w:val="21"/>
+                <w:szCs w:val="21"/>
+              </w:rPr>
+              <w:t xml:space="preserve">python console/data.py</w:t>
+            </w:r>
+          </w:p>
+          <w:p>
+            <w:pPr>
+              <w:spacing w:after="0" w:before="0" w:line="264"/>
+            </w:pPr>
+            <w:r>
+              <w:rPr>
+                <w:rFonts w:ascii="Consolas" w:cs="Consolas" w:eastAsia="Consolas" w:hAnsi="Consolas"/>
+                <w:b w:val="false"/>
+                <w:bCs w:val="false"/>
+                <w:i w:val="false"/>
+                <w:iCs w:val="false"/>
+                <w:sz w:val="21"/>
+                <w:szCs w:val="21"/>
+              </w:rPr>
+              <w:t xml:space="preserve">uvicorn console.app:app --port 8080</w:t>
+            </w:r>
+          </w:p>
+          <w:p>
+            <w:pPr>
+              <w:spacing w:after="0" w:before="60" w:line="264"/>
+            </w:pPr>
+            <w:r>
+              <w:rPr>
+                <w:rFonts w:ascii="Calibri" w:cs="Calibri" w:eastAsia="Calibri" w:hAnsi="Calibri"/>
+                <w:b/>
+                <w:bCs/>
+                <w:i w:val="false"/>
+                <w:iCs w:val="false"/>
+                <w:color w:val="2ECC71"/>
+                <w:sz w:val="19"/>
+                <w:szCs w:val="19"/>
+              </w:rPr>
+              <w:t xml:space="preserve">→ </w:t>
+            </w:r>
+            <w:r>
+              <w:rPr>
+                <w:rFonts w:ascii="Calibri" w:cs="Calibri" w:eastAsia="Calibri" w:hAnsi="Calibri"/>
+                <w:b w:val="false"/>
+                <w:bCs w:val="false"/>
+                <w:i w:val="false"/>
+                <w:iCs w:val="false"/>
+                <w:color w:val="9AA4B2"/>
+                <w:sz w:val="19"/>
+                <w:szCs w:val="19"/>
+              </w:rPr>
+              <w:t xml:space="preserve">Web Preview ▸ Change port ▸ 8080. Header says LIVE AGENT.</w:t>
+            </w:r>
+          </w:p>
+        </w:tc>
+      </w:tr>
+    </w:tbl>
+    <w:p>
+      <w:pPr>
+        <w:spacing w:after="40" w:before="0" w:line="264"/>
+      </w:pPr>
+      <w:r>
+        <w:rPr>
+          <w:rFonts w:ascii="Calibri" w:cs="Calibri" w:eastAsia="Calibri" w:hAnsi="Calibri"/>
+          <w:b w:val="false"/>
+          <w:bCs w:val="false"/>
+          <w:i w:val="false"/>
+          <w:iCs w:val="false"/>
+          <w:sz w:val="22"/>
+          <w:szCs w:val="22"/>
+        </w:rPr>
+        <w:t xml:space="preserve"/>
+      </w:r>
+    </w:p>
+    <w:tbl>
+      <w:tblPr>
+        <w:tblW w:type="dxa" w:w="10440"/>
+        <w:tblBorders>
+          <w:top w:val="single" w:color="auto" w:sz="4"/>
+          <w:left w:val="single" w:color="auto" w:sz="4"/>
+          <w:bottom w:val="single" w:color="auto" w:sz="4"/>
+          <w:right w:val="single" w:color="auto" w:sz="4"/>
+          <w:insideH w:val="single" w:color="auto" w:sz="4"/>
+          <w:insideV w:val="single" w:color="auto" w:sz="4"/>
+        </w:tblBorders>
+      </w:tblPr>
+      <w:tblGrid>
+        <w:gridCol w:w="10440"/>
+      </w:tblGrid>
+      <w:tr>
+        <w:trPr>
+          <w:cantSplit/>
+        </w:trPr>
+        <w:tc>
+          <w:tcPr>
+            <w:tcW w:type="dxa" w:w="10440"/>
+            <w:tcBorders>
+              <w:top w:val="single" w:color="B07CFF" w:sz="12"/>
+              <w:left w:val="single" w:color="B07CFF" w:sz="12"/>
+              <w:bottom w:val="single" w:color="B07CFF" w:sz="12"/>
+              <w:right w:val="single" w:color="B07CFF" w:sz="12"/>
+            </w:tcBorders>
+            <w:tcMar>
+              <w:top w:type="dxa" w:w="80"/>
+              <w:left w:type="dxa" w:w="160"/>
+              <w:bottom w:type="dxa" w:w="80"/>
+              <w:right w:type="dxa" w:w="160"/>
+            </w:tcMar>
+          </w:tcPr>
+          <w:p>
+            <w:pPr>
+              <w:spacing w:after="40" w:before="0" w:line="264"/>
+            </w:pPr>
+            <w:r>
+              <w:rPr>
+                <w:rFonts w:ascii="Calibri" w:cs="Calibri" w:eastAsia="Calibri" w:hAnsi="Calibri"/>
+                <w:b/>
+                <w:bCs/>
+                <w:i w:val="false"/>
+                <w:iCs w:val="false"/>
+                <w:color w:val="B07CFF"/>
+                <w:sz w:val="18"/>
+                <w:szCs w:val="18"/>
+              </w:rPr>
+              <w:t xml:space="preserve">IN THE CONSOLE · live Gemini</w:t>
+            </w:r>
+          </w:p>
+          <w:p>
+            <w:pPr>
+              <w:spacing w:after="0" w:before="0" w:line="264"/>
+            </w:pPr>
+            <w:r>
+              <w:rPr>
+                <w:rFonts w:ascii="Calibri" w:cs="Calibri" w:eastAsia="Calibri" w:hAnsi="Calibri"/>
+                <w:b w:val="false"/>
+                <w:bCs w:val="false"/>
+                <w:i w:val="false"/>
+                <w:iCs w:val="false"/>
+                <w:sz w:val="22"/>
+                <w:szCs w:val="22"/>
+              </w:rPr>
+              <w:t xml:space="preserve">Skip to next until the CYMBAL-04 card ▸ wait for YOUR CALL ▸ Approve</w:t>
+            </w:r>
+          </w:p>
+          <w:p>
+            <w:pPr>
+              <w:spacing w:after="0" w:before="0" w:line="264"/>
+            </w:pPr>
+            <w:r>
+              <w:rPr>
+                <w:rFonts w:ascii="Calibri" w:cs="Calibri" w:eastAsia="Calibri" w:hAnsi="Calibri"/>
+                <w:b w:val="false"/>
+                <w:bCs w:val="false"/>
+                <w:i w:val="false"/>
+                <w:iCs w:val="false"/>
+                <w:sz w:val="22"/>
+                <w:szCs w:val="22"/>
+              </w:rPr>
+              <w:t xml:space="preserve">Skip to next until Tuesday's card ▸ wait for YOUR CALL ▸ Approve</w:t>
+            </w:r>
+          </w:p>
+          <w:p>
+            <w:pPr>
+              <w:spacing w:after="0" w:before="60" w:line="264"/>
+            </w:pPr>
+            <w:r>
+              <w:rPr>
+                <w:rFonts w:ascii="Calibri" w:cs="Calibri" w:eastAsia="Calibri" w:hAnsi="Calibri"/>
+                <w:b/>
+                <w:bCs/>
+                <w:i w:val="false"/>
+                <w:iCs w:val="false"/>
+                <w:color w:val="2ECC71"/>
+                <w:sz w:val="19"/>
+                <w:szCs w:val="19"/>
+              </w:rPr>
+              <w:t xml:space="preserve">→ </w:t>
+            </w:r>
+            <w:r>
+              <w:rPr>
+                <w:rFonts w:ascii="Calibri" w:cs="Calibri" w:eastAsia="Calibri" w:hAnsi="Calibri"/>
+                <w:b w:val="false"/>
+                <w:bCs w:val="false"/>
+                <w:i w:val="false"/>
+                <w:iCs w:val="false"/>
+                <w:color w:val="9AA4B2"/>
+                <w:sz w:val="19"/>
+                <w:szCs w:val="19"/>
+              </w:rPr>
+              <w:t xml:space="preserve">CYMBAL-04: MANEUVER at 04:00. Tuesday: no burn.</w:t>
+            </w:r>
+          </w:p>
+        </w:tc>
+      </w:tr>
+    </w:tbl>
+    <w:p>
+      <w:pPr>
+        <w:spacing w:after="40" w:before="0" w:line="264"/>
+      </w:pPr>
+      <w:r>
+        <w:rPr>
+          <w:rFonts w:ascii="Calibri" w:cs="Calibri" w:eastAsia="Calibri" w:hAnsi="Calibri"/>
+          <w:b w:val="false"/>
+          <w:bCs w:val="false"/>
+          <w:i w:val="false"/>
+          <w:iCs w:val="false"/>
+          <w:sz w:val="22"/>
+          <w:szCs w:val="22"/>
+        </w:rPr>
+        <w:t xml:space="preserve"/>
+      </w:r>
+    </w:p>
+    <w:tbl>
+      <w:tblPr>
+        <w:tblW w:type="dxa" w:w="10440"/>
+        <w:tblBorders>
+          <w:top w:val="single" w:color="auto" w:sz="4"/>
+          <w:left w:val="single" w:color="auto" w:sz="4"/>
+          <w:bottom w:val="single" w:color="auto" w:sz="4"/>
+          <w:right w:val="single" w:color="auto" w:sz="4"/>
+          <w:insideH w:val="single" w:color="auto" w:sz="4"/>
+          <w:insideV w:val="single" w:color="auto" w:sz="4"/>
+        </w:tblBorders>
+      </w:tblPr>
+      <w:tblGrid>
+        <w:gridCol w:w="10440"/>
+      </w:tblGrid>
+      <w:tr>
+        <w:trPr>
+          <w:cantSplit/>
+        </w:trPr>
+        <w:tc>
+          <w:tcPr>
+            <w:tcW w:type="dxa" w:w="10440"/>
+            <w:tcBorders>
+              <w:top w:val="single" w:color="2BB3B1" w:sz="12"/>
+              <w:left w:val="single" w:color="2BB3B1" w:sz="36"/>
+              <w:bottom w:val="single" w:color="2BB3B1" w:sz="12"/>
+              <w:right w:val="single" w:color="2BB3B1" w:sz="12"/>
+            </w:tcBorders>
+            <w:tcMar>
+              <w:top w:type="dxa" w:w="80"/>
+              <w:left w:type="dxa" w:w="160"/>
+              <w:bottom w:type="dxa" w:w="80"/>
+              <w:right w:type="dxa" w:w="160"/>
+            </w:tcMar>
+          </w:tcPr>
+          <w:p>
+            <w:pPr>
+              <w:spacing w:after="40" w:before="0" w:line="264"/>
+            </w:pPr>
+            <w:r>
+              <w:rPr>
+                <w:rFonts w:ascii="Calibri" w:cs="Calibri" w:eastAsia="Calibri" w:hAnsi="Calibri"/>
+                <w:b/>
+                <w:bCs/>
+                <w:i w:val="false"/>
+                <w:iCs w:val="false"/>
+                <w:color w:val="2BB3B1"/>
+                <w:sz w:val="18"/>
+                <w:szCs w:val="18"/>
+              </w:rPr>
+              <w:t xml:space="preserve">CLOUD SHELL · stop uvicorn first (Ctrl+C in its terminal)</w:t>
+            </w:r>
+          </w:p>
+          <w:p>
+            <w:pPr>
+              <w:spacing w:after="0" w:before="0" w:line="264"/>
+            </w:pPr>
+            <w:r>
+              <w:rPr>
+                <w:rFonts w:ascii="Consolas" w:cs="Consolas" w:eastAsia="Consolas" w:hAnsi="Consolas"/>
+                <w:b w:val="false"/>
+                <w:bCs w:val="false"/>
+                <w:i w:val="false"/>
+                <w:iCs w:val="false"/>
+                <w:sz w:val="21"/>
+                <w:szCs w:val="21"/>
+              </w:rPr>
+              <w:t xml:space="preserve">python console/keep_recording.py</w:t>
+            </w:r>
+          </w:p>
+          <w:p>
+            <w:pPr>
+              <w:spacing w:after="0" w:before="60" w:line="264"/>
+            </w:pPr>
+            <w:r>
+              <w:rPr>
+                <w:rFonts w:ascii="Calibri" w:cs="Calibri" w:eastAsia="Calibri" w:hAnsi="Calibri"/>
+                <w:b/>
+                <w:bCs/>
+                <w:i w:val="false"/>
+                <w:iCs w:val="false"/>
+                <w:color w:val="2ECC71"/>
+                <w:sz w:val="19"/>
+                <w:szCs w:val="19"/>
+              </w:rPr>
+              <w:t xml:space="preserve">→ </w:t>
+            </w:r>
+            <w:r>
+              <w:rPr>
+                <w:rFonts w:ascii="Calibri" w:cs="Calibri" w:eastAsia="Calibri" w:hAnsi="Calibri"/>
+                <w:b w:val="false"/>
+                <w:bCs w:val="false"/>
+                <w:i w:val="false"/>
+                <w:iCs w:val="false"/>
+                <w:color w:val="9AA4B2"/>
+                <w:sz w:val="19"/>
+                <w:szCs w:val="19"/>
+              </w:rPr>
+              <w:t xml:space="preserve">Kept run-… → console/recordings/rehearsal.json · replayed the week twice: identical. If it says NOT KEPT, it says why: rehearse again.</w:t>
+            </w:r>
+          </w:p>
+        </w:tc>
+      </w:tr>
+    </w:tbl>
+    <w:p>
+      <w:pPr>
+        <w:spacing w:after="40" w:before="0" w:line="264"/>
+      </w:pPr>
+      <w:r>
+        <w:rPr>
+          <w:rFonts w:ascii="Calibri" w:cs="Calibri" w:eastAsia="Calibri" w:hAnsi="Calibri"/>
+          <w:b w:val="false"/>
+          <w:bCs w:val="false"/>
+          <w:i w:val="false"/>
+          <w:iCs w:val="false"/>
+          <w:sz w:val="22"/>
+          <w:szCs w:val="22"/>
+        </w:rPr>
+        <w:t xml:space="preserve"/>
+      </w:r>
+    </w:p>
+    <w:tbl>
+      <w:tblPr>
+        <w:tblW w:type="dxa" w:w="10440"/>
+        <w:tblBorders>
+          <w:top w:val="single" w:color="auto" w:sz="4"/>
+          <w:left w:val="single" w:color="auto" w:sz="4"/>
+          <w:bottom w:val="single" w:color="auto" w:sz="4"/>
+          <w:right w:val="single" w:color="auto" w:sz="4"/>
+          <w:insideH w:val="single" w:color="auto" w:sz="4"/>
+          <w:insideV w:val="single" w:color="auto" w:sz="4"/>
+        </w:tblBorders>
+      </w:tblPr>
+      <w:tblGrid>
+        <w:gridCol w:w="10440"/>
+      </w:tblGrid>
+      <w:tr>
+        <w:trPr>
+          <w:cantSplit/>
+        </w:trPr>
+        <w:tc>
+          <w:tcPr>
+            <w:tcW w:type="dxa" w:w="10440"/>
+            <w:tcBorders>
+              <w:top w:val="single" w:color="B07CFF" w:sz="12"/>
+              <w:left w:val="single" w:color="B07CFF" w:sz="12"/>
+              <w:bottom w:val="single" w:color="B07CFF" w:sz="12"/>
+              <w:right w:val="single" w:color="B07CFF" w:sz="12"/>
+            </w:tcBorders>
+            <w:tcMar>
+              <w:top w:type="dxa" w:w="80"/>
+              <w:left w:type="dxa" w:w="160"/>
+              <w:bottom w:type="dxa" w:w="80"/>
+              <w:right w:type="dxa" w:w="160"/>
+            </w:tcMar>
+          </w:tcPr>
+          <w:p>
+            <w:pPr>
+              <w:spacing w:after="40" w:before="0" w:line="264"/>
+            </w:pPr>
+            <w:r>
+              <w:rPr>
+                <w:rFonts w:ascii="Calibri" w:cs="Calibri" w:eastAsia="Calibri" w:hAnsi="Calibri"/>
+                <w:b/>
+                <w:bCs/>
+                <w:i w:val="false"/>
+                <w:iCs w:val="false"/>
+                <w:color w:val="B07CFF"/>
+                <w:sz w:val="18"/>
+                <w:szCs w:val="18"/>
+              </w:rPr>
+              <w:t xml:space="preserve">KEEP IT</w:t>
+            </w:r>
+          </w:p>
+          <w:p>
+            <w:pPr>
+              <w:spacing w:after="0" w:before="0" w:line="264"/>
+            </w:pPr>
+            <w:r>
+              <w:rPr>
+                <w:rFonts w:ascii="Calibri" w:cs="Calibri" w:eastAsia="Calibri" w:hAnsi="Calibri"/>
+                <w:b w:val="false"/>
+                <w:bCs w:val="false"/>
+                <w:i w:val="false"/>
+                <w:iCs w:val="false"/>
+                <w:sz w:val="22"/>
+                <w:szCs w:val="22"/>
+              </w:rPr>
+              <w:t xml:space="preserve">Commit and push console/recordings/rehearsal.json</w:t>
+            </w:r>
+          </w:p>
+          <w:p>
+            <w:pPr>
+              <w:spacing w:after="0" w:before="0" w:line="264"/>
+            </w:pPr>
+            <w:r>
+              <w:rPr>
+                <w:rFonts w:ascii="Calibri" w:cs="Calibri" w:eastAsia="Calibri" w:hAnsi="Calibri"/>
+                <w:b w:val="false"/>
+                <w:bCs w:val="false"/>
+                <w:i w:val="false"/>
+                <w:iCs w:val="false"/>
+                <w:sz w:val="22"/>
+                <w:szCs w:val="22"/>
+              </w:rPr>
+              <w:t xml:space="preserve">(or ⋯ More ▸ Download it and commit it from your Mac)</w:t>
+            </w:r>
+          </w:p>
+        </w:tc>
+      </w:tr>
+    </w:tbl>
+    <w:p>
+      <w:pPr>
+        <w:spacing w:after="40" w:before="0" w:line="264"/>
+      </w:pPr>
+      <w:r>
+        <w:rPr>
+          <w:rFonts w:ascii="Calibri" w:cs="Calibri" w:eastAsia="Calibri" w:hAnsi="Calibri"/>
+          <w:b w:val="false"/>
+          <w:bCs w:val="false"/>
+          <w:i w:val="false"/>
+          <w:iCs w:val="false"/>
+          <w:sz w:val="22"/>
+          <w:szCs w:val="22"/>
+        </w:rPr>
+        <w:t xml:space="preserve"/>
+      </w:r>
+    </w:p>
+    <w:p>
+      <w:pPr>
+        <w:spacing w:after="80" w:before="40" w:line="264"/>
+      </w:pPr>
+      <w:r>
+        <w:rPr>
+          <w:rFonts w:ascii="Calibri" w:cs="Calibri" w:eastAsia="Calibri" w:hAnsi="Calibri"/>
+          <w:b/>
+          <w:bCs/>
+          <w:i w:val="false"/>
+          <w:iCs w:val="false"/>
+          <w:color w:val="2BB3B1"/>
+          <w:sz w:val="18"/>
+          <w:szCs w:val="18"/>
+        </w:rPr>
+        <w:t xml:space="preserve">NOTE  </w:t>
+      </w:r>
+      <w:r>
+        <w:rPr>
+          <w:rFonts w:ascii="Calibri" w:cs="Calibri" w:eastAsia="Calibri" w:hAnsi="Calibri"/>
+          <w:b w:val="false"/>
+          <w:bCs w:val="false"/>
+          <w:i w:val="false"/>
+          <w:iCs w:val="false"/>
+          <w:color w:val="9AA4B2"/>
+          <w:sz w:val="18"/>
+          <w:szCs w:val="18"/>
+        </w:rPr>
+        <w:t xml:space="preserve">The console replays this run in the show, so it behaves the same every time. Once it's committed, every later project reuses it.</w:t>
+      </w:r>
+    </w:p>
+    <w:p>
+      <w:r>
+        <w:br w:type="page"/>
+      </w:r>
+    </w:p>
+    <w:p>
+      <w:pPr>
+        <w:spacing w:after="80" w:before="0" w:line="264"/>
+      </w:pPr>
+      <w:r>
+        <w:rPr>
+          <w:rFonts w:ascii="Calibri" w:cs="Calibri" w:eastAsia="Calibri" w:hAnsi="Calibri"/>
+          <w:b/>
+          <w:bCs/>
+          <w:i w:val="false"/>
+          <w:iCs w:val="false"/>
+          <w:color w:val="2BB3B1"/>
+          <w:sz w:val="40"/>
+          <w:szCs w:val="40"/>
+        </w:rPr>
+        <w:t xml:space="preserve">BEFORE THE SHOW · 3 · MORNING OF</w:t>
+      </w:r>
+    </w:p>
+    <w:tbl>
+      <w:tblPr>
+        <w:tblW w:type="dxa" w:w="10440"/>
+        <w:tblBorders>
+          <w:top w:val="single" w:color="auto" w:sz="4"/>
+          <w:left w:val="single" w:color="auto" w:sz="4"/>
+          <w:bottom w:val="single" w:color="auto" w:sz="4"/>
+          <w:right w:val="single" w:color="auto" w:sz="4"/>
+          <w:insideH w:val="single" w:color="auto" w:sz="4"/>
+          <w:insideV w:val="single" w:color="auto" w:sz="4"/>
+        </w:tblBorders>
+      </w:tblPr>
+      <w:tblGrid>
+        <w:gridCol w:w="10440"/>
+      </w:tblGrid>
+      <w:tr>
+        <w:trPr>
+          <w:cantSplit/>
+        </w:trPr>
+        <w:tc>
+          <w:tcPr>
+            <w:tcW w:type="dxa" w:w="10440"/>
+            <w:tcBorders>
+              <w:top w:val="single" w:color="2BB3B1" w:sz="12"/>
+              <w:left w:val="single" w:color="2BB3B1" w:sz="36"/>
+              <w:bottom w:val="single" w:color="2BB3B1" w:sz="12"/>
+              <w:right w:val="single" w:color="2BB3B1" w:sz="12"/>
+            </w:tcBorders>
+            <w:tcMar>
+              <w:top w:type="dxa" w:w="80"/>
+              <w:left w:type="dxa" w:w="160"/>
+              <w:bottom w:type="dxa" w:w="80"/>
+              <w:right w:type="dxa" w:w="160"/>
+            </w:tcMar>
+          </w:tcPr>
+          <w:p>
+            <w:pPr>
+              <w:spacing w:after="40" w:before="0" w:line="264"/>
+            </w:pPr>
+            <w:r>
+              <w:rPr>
+                <w:rFonts w:ascii="Calibri" w:cs="Calibri" w:eastAsia="Calibri" w:hAnsi="Calibri"/>
+                <w:b/>
+                <w:bCs/>
+                <w:i w:val="false"/>
+                <w:iCs w:val="false"/>
+                <w:color w:val="2BB3B1"/>
+                <w:sz w:val="18"/>
+                <w:szCs w:val="18"/>
+              </w:rPr>
+              <w:t xml:space="preserve">CLOUD SHELL · repo root · the start block</w:t>
+            </w:r>
+          </w:p>
+          <w:p>
+            <w:pPr>
+              <w:spacing w:after="0" w:before="0" w:line="264"/>
+            </w:pPr>
+            <w:r>
+              <w:rPr>
+                <w:rFonts w:ascii="Consolas" w:cs="Consolas" w:eastAsia="Consolas" w:hAnsi="Consolas"/>
+                <w:b w:val="false"/>
+                <w:bCs w:val="false"/>
+                <w:i w:val="false"/>
+                <w:iCs w:val="false"/>
+                <w:sz w:val="21"/>
+                <w:szCs w:val="21"/>
+              </w:rPr>
+              <w:t xml:space="preserve">bash scripts/start_demo.sh</w:t>
+            </w:r>
+          </w:p>
+          <w:p>
+            <w:pPr>
+              <w:spacing w:after="0" w:before="60" w:line="264"/>
+            </w:pPr>
+            <w:r>
+              <w:rPr>
+                <w:rFonts w:ascii="Calibri" w:cs="Calibri" w:eastAsia="Calibri" w:hAnsi="Calibri"/>
+                <w:b/>
+                <w:bCs/>
+                <w:i w:val="false"/>
+                <w:iCs w:val="false"/>
+                <w:color w:val="2ECC71"/>
+                <w:sz w:val="19"/>
+                <w:szCs w:val="19"/>
+              </w:rPr>
+              <w:t xml:space="preserve">→ </w:t>
+            </w:r>
+            <w:r>
+              <w:rPr>
+                <w:rFonts w:ascii="Calibri" w:cs="Calibri" w:eastAsia="Calibri" w:hAnsi="Calibri"/>
+                <w:b w:val="false"/>
+                <w:bCs w:val="false"/>
+                <w:i w:val="false"/>
+                <w:iCs w:val="false"/>
+                <w:color w:val="9AA4B2"/>
+                <w:sz w:val="19"/>
+                <w:szCs w:val="19"/>
+              </w:rPr>
+              <w:t xml:space="preserve">Sandbox ✓ · model check · port 8000 ✓ · port 8080 ✓ · console: replay rehearsal · Ready.</w:t>
+            </w:r>
+          </w:p>
+        </w:tc>
+      </w:tr>
+    </w:tbl>
+    <w:p>
+      <w:pPr>
+        <w:spacing w:after="40" w:before="0" w:line="264"/>
+      </w:pPr>
+      <w:r>
+        <w:rPr>
+          <w:rFonts w:ascii="Calibri" w:cs="Calibri" w:eastAsia="Calibri" w:hAnsi="Calibri"/>
+          <w:b w:val="false"/>
+          <w:bCs w:val="false"/>
+          <w:i w:val="false"/>
+          <w:iCs w:val="false"/>
+          <w:sz w:val="22"/>
+          <w:szCs w:val="22"/>
+        </w:rPr>
+        <w:t xml:space="preserve"/>
+      </w:r>
+    </w:p>
+    <w:tbl>
+      <w:tblPr>
+        <w:tblW w:type="dxa" w:w="10440"/>
+        <w:tblBorders>
+          <w:top w:val="single" w:color="auto" w:sz="4"/>
+          <w:left w:val="single" w:color="auto" w:sz="4"/>
+          <w:bottom w:val="single" w:color="auto" w:sz="4"/>
+          <w:right w:val="single" w:color="auto" w:sz="4"/>
+          <w:insideH w:val="single" w:color="auto" w:sz="4"/>
+          <w:insideV w:val="single" w:color="auto" w:sz="4"/>
+        </w:tblBorders>
+      </w:tblPr>
+      <w:tblGrid>
+        <w:gridCol w:w="10440"/>
+      </w:tblGrid>
+      <w:tr>
+        <w:trPr>
+          <w:cantSplit/>
+        </w:trPr>
+        <w:tc>
+          <w:tcPr>
+            <w:tcW w:type="dxa" w:w="10440"/>
+            <w:tcBorders>
+              <w:top w:val="single" w:color="B07CFF" w:sz="12"/>
+              <w:left w:val="single" w:color="B07CFF" w:sz="12"/>
+              <w:bottom w:val="single" w:color="B07CFF" w:sz="12"/>
+              <w:right w:val="single" w:color="B07CFF" w:sz="12"/>
+            </w:tcBorders>
+            <w:tcMar>
+              <w:top w:type="dxa" w:w="80"/>
+              <w:left w:type="dxa" w:w="160"/>
+              <w:bottom w:type="dxa" w:w="80"/>
+              <w:right w:type="dxa" w:w="160"/>
+            </w:tcMar>
+          </w:tcPr>
+          <w:p>
+            <w:pPr>
+              <w:spacing w:after="40" w:before="0" w:line="264"/>
+            </w:pPr>
+            <w:r>
+              <w:rPr>
+                <w:rFonts w:ascii="Calibri" w:cs="Calibri" w:eastAsia="Calibri" w:hAnsi="Calibri"/>
+                <w:b/>
+                <w:bCs/>
+                <w:i w:val="false"/>
+                <w:iCs w:val="false"/>
+                <w:color w:val="B07CFF"/>
+                <w:sz w:val="18"/>
+                <w:szCs w:val="18"/>
+              </w:rPr>
+              <w:t xml:space="preserve">READ THE MODEL CHECK</w:t>
+            </w:r>
+          </w:p>
+          <w:p>
+            <w:pPr>
+              <w:spacing w:after="0" w:before="0" w:line="264"/>
+            </w:pPr>
+            <w:r>
+              <w:rPr>
+                <w:rFonts w:ascii="Calibri" w:cs="Calibri" w:eastAsia="Calibri" w:hAnsi="Calibri"/>
+                <w:b w:val="false"/>
+                <w:bCs w:val="false"/>
+                <w:i w:val="false"/>
+                <w:iCs w:val="false"/>
+                <w:sz w:val="22"/>
+                <w:szCs w:val="22"/>
+              </w:rPr>
+              <w:t xml:space="preserve">Default model quick (a few seconds) → steps 3–4 run live as written.</w:t>
+            </w:r>
+          </w:p>
+          <w:p>
+            <w:pPr>
+              <w:spacing w:after="0" w:before="0" w:line="264"/>
+            </w:pPr>
+            <w:r>
+              <w:rPr>
+                <w:rFonts w:ascii="Calibri" w:cs="Calibri" w:eastAsia="Calibri" w:hAnsi="Calibri"/>
+                <w:b w:val="false"/>
+                <w:bCs w:val="false"/>
+                <w:i w:val="false"/>
+                <w:iCs w:val="false"/>
+                <w:sz w:val="22"/>
+                <w:szCs w:val="22"/>
+              </w:rPr>
+              <w:t xml:space="preserve">Slow → still run them; use each step's IF IT GOES WRONG line. The console is a replay either way.</w:t>
+            </w:r>
+          </w:p>
+        </w:tc>
+      </w:tr>
+    </w:tbl>
+    <w:p>
+      <w:pPr>
+        <w:spacing w:after="40" w:before="0" w:line="264"/>
+      </w:pPr>
+      <w:r>
+        <w:rPr>
+          <w:rFonts w:ascii="Calibri" w:cs="Calibri" w:eastAsia="Calibri" w:hAnsi="Calibri"/>
+          <w:b w:val="false"/>
+          <w:bCs w:val="false"/>
+          <w:i w:val="false"/>
+          <w:iCs w:val="false"/>
+          <w:sz w:val="22"/>
+          <w:szCs w:val="22"/>
+        </w:rPr>
+        <w:t xml:space="preserve"/>
+      </w:r>
+    </w:p>
+    <w:tbl>
+      <w:tblPr>
+        <w:tblW w:type="dxa" w:w="10440"/>
+        <w:tblBorders>
+          <w:top w:val="single" w:color="auto" w:sz="4"/>
+          <w:left w:val="single" w:color="auto" w:sz="4"/>
+          <w:bottom w:val="single" w:color="auto" w:sz="4"/>
+          <w:right w:val="single" w:color="auto" w:sz="4"/>
+          <w:insideH w:val="single" w:color="auto" w:sz="4"/>
+          <w:insideV w:val="single" w:color="auto" w:sz="4"/>
+        </w:tblBorders>
+      </w:tblPr>
+      <w:tblGrid>
+        <w:gridCol w:w="10440"/>
+      </w:tblGrid>
+      <w:tr>
+        <w:trPr>
+          <w:cantSplit/>
+        </w:trPr>
+        <w:tc>
+          <w:tcPr>
+            <w:tcW w:type="dxa" w:w="10440"/>
+            <w:tcBorders>
+              <w:top w:val="single" w:color="B07CFF" w:sz="12"/>
+              <w:left w:val="single" w:color="B07CFF" w:sz="12"/>
+              <w:bottom w:val="single" w:color="B07CFF" w:sz="12"/>
+              <w:right w:val="single" w:color="B07CFF" w:sz="12"/>
+            </w:tcBorders>
+            <w:tcMar>
+              <w:top w:type="dxa" w:w="80"/>
+              <w:left w:type="dxa" w:w="160"/>
+              <w:bottom w:type="dxa" w:w="80"/>
+              <w:right w:type="dxa" w:w="160"/>
+            </w:tcMar>
+          </w:tcPr>
+          <w:p>
+            <w:pPr>
+              <w:spacing w:after="40" w:before="0" w:line="264"/>
+            </w:pPr>
+            <w:r>
+              <w:rPr>
+                <w:rFonts w:ascii="Calibri" w:cs="Calibri" w:eastAsia="Calibri" w:hAnsi="Calibri"/>
+                <w:b/>
+                <w:bCs/>
+                <w:i w:val="false"/>
+                <w:iCs w:val="false"/>
+                <w:color w:val="B07CFF"/>
+                <w:sz w:val="18"/>
+                <w:szCs w:val="18"/>
+              </w:rPr>
+              <w:t xml:space="preserve">COLAB ENTERPRISE</w:t>
+            </w:r>
+          </w:p>
+          <w:p>
+            <w:pPr>
+              <w:spacing w:after="0" w:before="0" w:line="264"/>
+            </w:pPr>
+            <w:r>
+              <w:rPr>
+                <w:rFonts w:ascii="Calibri" w:cs="Calibri" w:eastAsia="Calibri" w:hAnsi="Calibri"/>
+                <w:b w:val="false"/>
+                <w:bCs w:val="false"/>
+                <w:i w:val="false"/>
+                <w:iCs w:val="false"/>
+                <w:sz w:val="22"/>
+                <w:szCs w:val="22"/>
+              </w:rPr>
+              <w:t xml:space="preserve">Notebook outputs still there? If the runtime was recycled: Runtime ▸ Run all (3 minutes).</w:t>
+            </w:r>
+          </w:p>
+        </w:tc>
+      </w:tr>
+    </w:tbl>
+    <w:p>
+      <w:pPr>
+        <w:spacing w:after="40" w:before="0" w:line="264"/>
+      </w:pPr>
+      <w:r>
+        <w:rPr>
+          <w:rFonts w:ascii="Calibri" w:cs="Calibri" w:eastAsia="Calibri" w:hAnsi="Calibri"/>
+          <w:b w:val="false"/>
+          <w:bCs w:val="false"/>
+          <w:i w:val="false"/>
+          <w:iCs w:val="false"/>
+          <w:sz w:val="22"/>
+          <w:szCs w:val="22"/>
+        </w:rPr>
+        <w:t xml:space="preserve"/>
+      </w:r>
+    </w:p>
+    <w:p>
+      <w:r>
+        <w:br w:type="page"/>
+      </w:r>
+    </w:p>
+    <w:p>
+      <w:pPr>
+        <w:spacing w:after="80" w:before="0" w:line="264"/>
+      </w:pPr>
+      <w:r>
+        <w:rPr>
+          <w:rFonts w:ascii="Calibri" w:cs="Calibri" w:eastAsia="Calibri" w:hAnsi="Calibri"/>
+          <w:b/>
+          <w:bCs/>
+          <w:i w:val="false"/>
+          <w:iCs w:val="false"/>
+          <w:color w:val="2BB3B1"/>
+          <w:sz w:val="40"/>
+          <w:szCs w:val="40"/>
+        </w:rPr>
+        <w:t xml:space="preserve">BEFORE THE SHOW · 4 · OPEN THE FIVE TABS</w:t>
+      </w:r>
+    </w:p>
+    <w:tbl>
+      <w:tblPr>
+        <w:tblW w:type="dxa" w:w="10440"/>
+        <w:tblBorders>
+          <w:top w:val="single" w:color="auto" w:sz="4"/>
+          <w:left w:val="single" w:color="auto" w:sz="4"/>
+          <w:bottom w:val="single" w:color="auto" w:sz="4"/>
+          <w:right w:val="single" w:color="auto" w:sz="4"/>
+          <w:insideH w:val="single" w:color="auto" w:sz="4"/>
+          <w:insideV w:val="single" w:color="auto" w:sz="4"/>
+        </w:tblBorders>
+      </w:tblPr>
+      <w:tblGrid>
+        <w:gridCol w:w="10440"/>
+      </w:tblGrid>
+      <w:tr>
+        <w:trPr>
+          <w:cantSplit/>
+        </w:trPr>
+        <w:tc>
+          <w:tcPr>
+            <w:tcW w:type="dxa" w:w="10440"/>
+            <w:tcBorders>
+              <w:top w:val="single" w:color="B07CFF" w:sz="12"/>
+              <w:left w:val="single" w:color="B07CFF" w:sz="12"/>
+              <w:bottom w:val="single" w:color="B07CFF" w:sz="12"/>
+              <w:right w:val="single" w:color="B07CFF" w:sz="12"/>
+            </w:tcBorders>
+            <w:tcMar>
+              <w:top w:type="dxa" w:w="80"/>
+              <w:left w:type="dxa" w:w="160"/>
+              <w:bottom w:type="dxa" w:w="80"/>
+              <w:right w:type="dxa" w:w="160"/>
+            </w:tcMar>
+          </w:tcPr>
+          <w:p>
+            <w:pPr>
+              <w:spacing w:after="40" w:before="0" w:line="264"/>
+            </w:pPr>
+            <w:r>
+              <w:rPr>
+                <w:rFonts w:ascii="Calibri" w:cs="Calibri" w:eastAsia="Calibri" w:hAnsi="Calibri"/>
+                <w:b/>
+                <w:bCs/>
+                <w:i w:val="false"/>
+                <w:iCs w:val="false"/>
+                <w:color w:val="B07CFF"/>
+                <w:sz w:val="18"/>
+                <w:szCs w:val="18"/>
+              </w:rPr>
+              <w:t xml:space="preserve">IN THIS ORDER, LEFT TO RIGHT</w:t>
+            </w:r>
+          </w:p>
+          <w:p>
+            <w:pPr>
+              <w:spacing w:after="0" w:before="0" w:line="264"/>
+            </w:pPr>
+            <w:r>
+              <w:rPr>
+                <w:rFonts w:ascii="Calibri" w:cs="Calibri" w:eastAsia="Calibri" w:hAnsi="Calibri"/>
+                <w:b w:val="false"/>
+                <w:bCs w:val="false"/>
+                <w:i w:val="false"/>
+                <w:iCs w:val="false"/>
+                <w:sz w:val="22"/>
+                <w:szCs w:val="22"/>
+              </w:rPr>
+              <w:t xml:space="preserve">1  GitHub ▸ haggman/A4I2026-demo-orbital-conjunction (the README)</w:t>
+            </w:r>
+          </w:p>
+          <w:p>
+            <w:pPr>
+              <w:spacing w:after="0" w:before="0" w:line="264"/>
+            </w:pPr>
+            <w:r>
+              <w:rPr>
+                <w:rFonts w:ascii="Calibri" w:cs="Calibri" w:eastAsia="Calibri" w:hAnsi="Calibri"/>
+                <w:b w:val="false"/>
+                <w:bCs w:val="false"/>
+                <w:i w:val="false"/>
+                <w:iCs w:val="false"/>
+                <w:sz w:val="22"/>
+                <w:szCs w:val="22"/>
+              </w:rPr>
+              <w:t xml:space="preserve">2  Colab Enterprise ▸ demo_01_load_explore.ipynb</w:t>
+            </w:r>
+          </w:p>
+          <w:p>
+            <w:pPr>
+              <w:spacing w:after="0" w:before="0" w:line="264"/>
+            </w:pPr>
+            <w:r>
+              <w:rPr>
+                <w:rFonts w:ascii="Calibri" w:cs="Calibri" w:eastAsia="Calibri" w:hAnsi="Calibri"/>
+                <w:b w:val="false"/>
+                <w:bCs w:val="false"/>
+                <w:i w:val="false"/>
+                <w:iCs w:val="false"/>
+                <w:sz w:val="22"/>
+                <w:szCs w:val="22"/>
+              </w:rPr>
+              <w:t xml:space="preserve">3  Web Preview ▸ Change port ▸ 8000 ▸ cymbal_ops ▸ new session</w:t>
+            </w:r>
+          </w:p>
+          <w:p>
+            <w:pPr>
+              <w:spacing w:after="0" w:before="0" w:line="264"/>
+            </w:pPr>
+            <w:r>
+              <w:rPr>
+                <w:rFonts w:ascii="Calibri" w:cs="Calibri" w:eastAsia="Calibri" w:hAnsi="Calibri"/>
+                <w:b w:val="false"/>
+                <w:bCs w:val="false"/>
+                <w:i w:val="false"/>
+                <w:iCs w:val="false"/>
+                <w:sz w:val="22"/>
+                <w:szCs w:val="22"/>
+              </w:rPr>
+              <w:t xml:space="preserve">4  Google Cloud console ▸ Cloud Run ▸ cymbal-ops</w:t>
+            </w:r>
+          </w:p>
+          <w:p>
+            <w:pPr>
+              <w:spacing w:after="0" w:before="0" w:line="264"/>
+            </w:pPr>
+            <w:r>
+              <w:rPr>
+                <w:rFonts w:ascii="Calibri" w:cs="Calibri" w:eastAsia="Calibri" w:hAnsi="Calibri"/>
+                <w:b w:val="false"/>
+                <w:bCs w:val="false"/>
+                <w:i w:val="false"/>
+                <w:iCs w:val="false"/>
+                <w:sz w:val="22"/>
+                <w:szCs w:val="22"/>
+              </w:rPr>
+              <w:t xml:space="preserve">5  Web Preview ▸ Change port ▸ 8080</w:t>
+            </w:r>
+          </w:p>
+          <w:p>
+            <w:pPr>
+              <w:spacing w:after="0" w:before="60" w:line="264"/>
+            </w:pPr>
+            <w:r>
+              <w:rPr>
+                <w:rFonts w:ascii="Calibri" w:cs="Calibri" w:eastAsia="Calibri" w:hAnsi="Calibri"/>
+                <w:b/>
+                <w:bCs/>
+                <w:i w:val="false"/>
+                <w:iCs w:val="false"/>
+                <w:color w:val="2ECC71"/>
+                <w:sz w:val="19"/>
+                <w:szCs w:val="19"/>
+              </w:rPr>
+              <w:t xml:space="preserve">→ </w:t>
+            </w:r>
+            <w:r>
+              <w:rPr>
+                <w:rFonts w:ascii="Calibri" w:cs="Calibri" w:eastAsia="Calibri" w:hAnsi="Calibri"/>
+                <w:b w:val="false"/>
+                <w:bCs w:val="false"/>
+                <w:i w:val="false"/>
+                <w:iCs w:val="false"/>
+                <w:color w:val="9AA4B2"/>
+                <w:sz w:val="19"/>
+                <w:szCs w:val="19"/>
+              </w:rPr>
+              <w:t xml:space="preserve">Tab 5: header says REPLAY, clock Fri 25 Sep 01:00:00 UTC, three watcher cards on the desk.</w:t>
+            </w:r>
+          </w:p>
+        </w:tc>
+      </w:tr>
+    </w:tbl>
+    <w:p>
+      <w:pPr>
+        <w:spacing w:after="40" w:before="0" w:line="264"/>
+      </w:pPr>
+      <w:r>
+        <w:rPr>
+          <w:rFonts w:ascii="Calibri" w:cs="Calibri" w:eastAsia="Calibri" w:hAnsi="Calibri"/>
+          <w:b w:val="false"/>
+          <w:bCs w:val="false"/>
+          <w:i w:val="false"/>
+          <w:iCs w:val="false"/>
+          <w:sz w:val="22"/>
+          <w:szCs w:val="22"/>
+        </w:rPr>
+        <w:t xml:space="preserve"/>
+      </w:r>
+    </w:p>
+    <w:p>
+      <w:pPr>
+        <w:spacing w:after="80" w:before="40" w:line="264"/>
+      </w:pPr>
+      <w:r>
+        <w:rPr>
+          <w:rFonts w:ascii="Calibri" w:cs="Calibri" w:eastAsia="Calibri" w:hAnsi="Calibri"/>
+          <w:b/>
+          <w:bCs/>
+          <w:i w:val="false"/>
+          <w:iCs w:val="false"/>
+          <w:color w:val="2BB3B1"/>
+          <w:sz w:val="18"/>
+          <w:szCs w:val="18"/>
+        </w:rPr>
+        <w:t xml:space="preserve">NOTE  </w:t>
+      </w:r>
+      <w:r>
+        <w:rPr>
+          <w:rFonts w:ascii="Calibri" w:cs="Calibri" w:eastAsia="Calibri" w:hAnsi="Calibri"/>
+          <w:b w:val="false"/>
+          <w:bCs w:val="false"/>
+          <w:i w:val="false"/>
+          <w:iCs w:val="false"/>
+          <w:color w:val="9AA4B2"/>
+          <w:sz w:val="18"/>
+          <w:szCs w:val="18"/>
+        </w:rPr>
+        <w:t xml:space="preserve">Stop both web apps afterwards with: bash scripts/start_demo.sh --stop</w:t>
+      </w:r>
+    </w:p>
     <w:p>
       <w:r>
         <w:br w:type="page"/>

--- a/run-of-show/docs/TELEPROMPTER - A4I kickoff demo.docx
+++ b/run-of-show/docs/TELEPROMPTER - A4I kickoff demo.docx
@@ -1726,7 +1726,7 @@
           <w:sz w:val="40"/>
           <w:szCs w:val="40"/>
         </w:rPr>
-        <w:t xml:space="preserve">BEFORE THE SHOW · 2 · THE REHEARSAL RECORDING</w:t>
+        <w:t xml:space="preserve">BEFORE THE SHOW · 2 · MORNING OF</w:t>
       </w:r>
     </w:p>
     <w:tbl>
@@ -1779,7 +1779,7 @@
                 <w:sz w:val="18"/>
                 <w:szCs w:val="18"/>
               </w:rPr>
-              <w:t xml:space="preserve">CLOUD SHELL · skip this page if console/recordings/rehearsal.json is already in the repo</w:t>
+              <w:t xml:space="preserve">CLOUD SHELL · repo root · the start block</w:t>
             </w:r>
           </w:p>
           <w:p>
@@ -1796,41 +1796,7 @@
                 <w:sz w:val="21"/>
                 <w:szCs w:val="21"/>
               </w:rPr>
-              <w:t xml:space="preserve">source scripts/activate.sh</w:t>
-            </w:r>
-          </w:p>
-          <w:p>
-            <w:pPr>
-              <w:spacing w:after="0" w:before="0" w:line="264"/>
-            </w:pPr>
-            <w:r>
-              <w:rPr>
-                <w:rFonts w:ascii="Consolas" w:cs="Consolas" w:eastAsia="Consolas" w:hAnsi="Consolas"/>
-                <w:b w:val="false"/>
-                <w:bCs w:val="false"/>
-                <w:i w:val="false"/>
-                <w:iCs w:val="false"/>
-                <w:sz w:val="21"/>
-                <w:szCs w:val="21"/>
-              </w:rPr>
-              <w:t xml:space="preserve">python console/data.py</w:t>
-            </w:r>
-          </w:p>
-          <w:p>
-            <w:pPr>
-              <w:spacing w:after="0" w:before="0" w:line="264"/>
-            </w:pPr>
-            <w:r>
-              <w:rPr>
-                <w:rFonts w:ascii="Consolas" w:cs="Consolas" w:eastAsia="Consolas" w:hAnsi="Consolas"/>
-                <w:b w:val="false"/>
-                <w:bCs w:val="false"/>
-                <w:i w:val="false"/>
-                <w:iCs w:val="false"/>
-                <w:sz w:val="21"/>
-                <w:szCs w:val="21"/>
-              </w:rPr>
-              <w:t xml:space="preserve">uvicorn console.app:app --port 8080</w:t>
+              <w:t xml:space="preserve">bash scripts/start_demo.sh</w:t>
             </w:r>
           </w:p>
           <w:p>
@@ -1861,7 +1827,7 @@
                 <w:sz w:val="19"/>
                 <w:szCs w:val="19"/>
               </w:rPr>
-              <w:t xml:space="preserve">Web Preview ▸ Change port ▸ 8080. Header says LIVE AGENT.</w:t>
+              <w:t xml:space="preserve">Sandbox ✓ · model check · port 8000 ✓ · port 8080 ✓ · console: replay rehearsal · Ready.</w:t>
             </w:r>
           </w:p>
         </w:tc>
@@ -1934,7 +1900,7 @@
                 <w:sz w:val="18"/>
                 <w:szCs w:val="18"/>
               </w:rPr>
-              <w:t xml:space="preserve">IN THE CONSOLE · live Gemini</w:t>
+              <w:t xml:space="preserve">READ THE MODEL CHECK</w:t>
             </w:r>
           </w:p>
           <w:p>
@@ -1951,7 +1917,7 @@
                 <w:sz w:val="22"/>
                 <w:szCs w:val="22"/>
               </w:rPr>
-              <w:t xml:space="preserve">Skip to next until the CYMBAL-04 card ▸ wait for YOUR CALL ▸ Approve</w:t>
+              <w:t xml:space="preserve">Default model quick (a few seconds) → steps 3–4 run live as written.</w:t>
             </w:r>
           </w:p>
           <w:p>
@@ -1968,38 +1934,7 @@
                 <w:sz w:val="22"/>
                 <w:szCs w:val="22"/>
               </w:rPr>
-              <w:t xml:space="preserve">Skip to next until Tuesday's card ▸ wait for YOUR CALL ▸ Approve</w:t>
-            </w:r>
-          </w:p>
-          <w:p>
-            <w:pPr>
-              <w:spacing w:after="0" w:before="60" w:line="264"/>
-            </w:pPr>
-            <w:r>
-              <w:rPr>
-                <w:rFonts w:ascii="Calibri" w:cs="Calibri" w:eastAsia="Calibri" w:hAnsi="Calibri"/>
-                <w:b/>
-                <w:bCs/>
-                <w:i w:val="false"/>
-                <w:iCs w:val="false"/>
-                <w:color w:val="2ECC71"/>
-                <w:sz w:val="19"/>
-                <w:szCs w:val="19"/>
-              </w:rPr>
-              <w:t xml:space="preserve">→ </w:t>
-            </w:r>
-            <w:r>
-              <w:rPr>
-                <w:rFonts w:ascii="Calibri" w:cs="Calibri" w:eastAsia="Calibri" w:hAnsi="Calibri"/>
-                <w:b w:val="false"/>
-                <w:bCs w:val="false"/>
-                <w:i w:val="false"/>
-                <w:iCs w:val="false"/>
-                <w:color w:val="9AA4B2"/>
-                <w:sz w:val="19"/>
-                <w:szCs w:val="19"/>
-              </w:rPr>
-              <w:t xml:space="preserve">CYMBAL-04: MANEUVER at 04:00. Tuesday: no burn.</w:t>
+              <w:t xml:space="preserve">Slow → still run them; use each step's IF IT GOES WRONG line. The console is a replay either way.</w:t>
             </w:r>
           </w:p>
         </w:tc>
@@ -2045,10 +1980,10 @@
           <w:tcPr>
             <w:tcW w:type="dxa" w:w="10440"/>
             <w:tcBorders>
-              <w:top w:val="single" w:color="2BB3B1" w:sz="12"/>
-              <w:left w:val="single" w:color="2BB3B1" w:sz="36"/>
-              <w:bottom w:val="single" w:color="2BB3B1" w:sz="12"/>
-              <w:right w:val="single" w:color="2BB3B1" w:sz="12"/>
+              <w:top w:val="single" w:color="B07CFF" w:sz="12"/>
+              <w:left w:val="single" w:color="B07CFF" w:sz="12"/>
+              <w:bottom w:val="single" w:color="B07CFF" w:sz="12"/>
+              <w:right w:val="single" w:color="B07CFF" w:sz="12"/>
             </w:tcBorders>
             <w:tcMar>
               <w:top w:type="dxa" w:w="80"/>
@@ -2068,132 +2003,11 @@
                 <w:bCs/>
                 <w:i w:val="false"/>
                 <w:iCs w:val="false"/>
-                <w:color w:val="2BB3B1"/>
-                <w:sz w:val="18"/>
-                <w:szCs w:val="18"/>
-              </w:rPr>
-              <w:t xml:space="preserve">CLOUD SHELL · stop uvicorn first (Ctrl+C in its terminal)</w:t>
-            </w:r>
-          </w:p>
-          <w:p>
-            <w:pPr>
-              <w:spacing w:after="0" w:before="0" w:line="264"/>
-            </w:pPr>
-            <w:r>
-              <w:rPr>
-                <w:rFonts w:ascii="Consolas" w:cs="Consolas" w:eastAsia="Consolas" w:hAnsi="Consolas"/>
-                <w:b w:val="false"/>
-                <w:bCs w:val="false"/>
-                <w:i w:val="false"/>
-                <w:iCs w:val="false"/>
-                <w:sz w:val="21"/>
-                <w:szCs w:val="21"/>
-              </w:rPr>
-              <w:t xml:space="preserve">python console/keep_recording.py</w:t>
-            </w:r>
-          </w:p>
-          <w:p>
-            <w:pPr>
-              <w:spacing w:after="0" w:before="60" w:line="264"/>
-            </w:pPr>
-            <w:r>
-              <w:rPr>
-                <w:rFonts w:ascii="Calibri" w:cs="Calibri" w:eastAsia="Calibri" w:hAnsi="Calibri"/>
-                <w:b/>
-                <w:bCs/>
-                <w:i w:val="false"/>
-                <w:iCs w:val="false"/>
-                <w:color w:val="2ECC71"/>
-                <w:sz w:val="19"/>
-                <w:szCs w:val="19"/>
-              </w:rPr>
-              <w:t xml:space="preserve">→ </w:t>
-            </w:r>
-            <w:r>
-              <w:rPr>
-                <w:rFonts w:ascii="Calibri" w:cs="Calibri" w:eastAsia="Calibri" w:hAnsi="Calibri"/>
-                <w:b w:val="false"/>
-                <w:bCs w:val="false"/>
-                <w:i w:val="false"/>
-                <w:iCs w:val="false"/>
-                <w:color w:val="9AA4B2"/>
-                <w:sz w:val="19"/>
-                <w:szCs w:val="19"/>
-              </w:rPr>
-              <w:t xml:space="preserve">Kept run-… → console/recordings/rehearsal.json · replayed the week twice: identical. If it says NOT KEPT, it says why: rehearse again.</w:t>
-            </w:r>
-          </w:p>
-        </w:tc>
-      </w:tr>
-    </w:tbl>
-    <w:p>
-      <w:pPr>
-        <w:spacing w:after="40" w:before="0" w:line="264"/>
-      </w:pPr>
-      <w:r>
-        <w:rPr>
-          <w:rFonts w:ascii="Calibri" w:cs="Calibri" w:eastAsia="Calibri" w:hAnsi="Calibri"/>
-          <w:b w:val="false"/>
-          <w:bCs w:val="false"/>
-          <w:i w:val="false"/>
-          <w:iCs w:val="false"/>
-          <w:sz w:val="22"/>
-          <w:szCs w:val="22"/>
-        </w:rPr>
-        <w:t xml:space="preserve"/>
-      </w:r>
-    </w:p>
-    <w:tbl>
-      <w:tblPr>
-        <w:tblW w:type="dxa" w:w="10440"/>
-        <w:tblBorders>
-          <w:top w:val="single" w:color="auto" w:sz="4"/>
-          <w:left w:val="single" w:color="auto" w:sz="4"/>
-          <w:bottom w:val="single" w:color="auto" w:sz="4"/>
-          <w:right w:val="single" w:color="auto" w:sz="4"/>
-          <w:insideH w:val="single" w:color="auto" w:sz="4"/>
-          <w:insideV w:val="single" w:color="auto" w:sz="4"/>
-        </w:tblBorders>
-      </w:tblPr>
-      <w:tblGrid>
-        <w:gridCol w:w="10440"/>
-      </w:tblGrid>
-      <w:tr>
-        <w:trPr>
-          <w:cantSplit/>
-        </w:trPr>
-        <w:tc>
-          <w:tcPr>
-            <w:tcW w:type="dxa" w:w="10440"/>
-            <w:tcBorders>
-              <w:top w:val="single" w:color="B07CFF" w:sz="12"/>
-              <w:left w:val="single" w:color="B07CFF" w:sz="12"/>
-              <w:bottom w:val="single" w:color="B07CFF" w:sz="12"/>
-              <w:right w:val="single" w:color="B07CFF" w:sz="12"/>
-            </w:tcBorders>
-            <w:tcMar>
-              <w:top w:type="dxa" w:w="80"/>
-              <w:left w:type="dxa" w:w="160"/>
-              <w:bottom w:type="dxa" w:w="80"/>
-              <w:right w:type="dxa" w:w="160"/>
-            </w:tcMar>
-          </w:tcPr>
-          <w:p>
-            <w:pPr>
-              <w:spacing w:after="40" w:before="0" w:line="264"/>
-            </w:pPr>
-            <w:r>
-              <w:rPr>
-                <w:rFonts w:ascii="Calibri" w:cs="Calibri" w:eastAsia="Calibri" w:hAnsi="Calibri"/>
-                <w:b/>
-                <w:bCs/>
-                <w:i w:val="false"/>
-                <w:iCs w:val="false"/>
                 <w:color w:val="B07CFF"/>
                 <w:sz w:val="18"/>
                 <w:szCs w:val="18"/>
               </w:rPr>
-              <w:t xml:space="preserve">KEEP IT</w:t>
+              <w:t xml:space="preserve">COLAB ENTERPRISE</w:t>
             </w:r>
           </w:p>
           <w:p>
@@ -2210,24 +2024,7 @@
                 <w:sz w:val="22"/>
                 <w:szCs w:val="22"/>
               </w:rPr>
-              <w:t xml:space="preserve">Commit and push console/recordings/rehearsal.json</w:t>
-            </w:r>
-          </w:p>
-          <w:p>
-            <w:pPr>
-              <w:spacing w:after="0" w:before="0" w:line="264"/>
-            </w:pPr>
-            <w:r>
-              <w:rPr>
-                <w:rFonts w:ascii="Calibri" w:cs="Calibri" w:eastAsia="Calibri" w:hAnsi="Calibri"/>
-                <w:b w:val="false"/>
-                <w:bCs w:val="false"/>
-                <w:i w:val="false"/>
-                <w:iCs w:val="false"/>
-                <w:sz w:val="22"/>
-                <w:szCs w:val="22"/>
-              </w:rPr>
-              <w:t xml:space="preserve">(or ⋯ More ▸ Download it and commit it from your Mac)</w:t>
+              <w:t xml:space="preserve">Notebook outputs still there? If the runtime was recycled: Runtime ▸ Run all (3 minutes).</w:t>
             </w:r>
           </w:p>
         </w:tc>
@@ -2248,37 +2045,6 @@
           <w:szCs w:val="22"/>
         </w:rPr>
         <w:t xml:space="preserve"/>
-      </w:r>
-    </w:p>
-    <w:p>
-      <w:pPr>
-        <w:spacing w:after="80" w:before="40" w:line="264"/>
-      </w:pPr>
-      <w:r>
-        <w:rPr>
-          <w:rFonts w:ascii="Calibri" w:cs="Calibri" w:eastAsia="Calibri" w:hAnsi="Calibri"/>
-          <w:b/>
-          <w:bCs/>
-          <w:i w:val="false"/>
-          <w:iCs w:val="false"/>
-          <w:color w:val="2BB3B1"/>
-          <w:sz w:val="18"/>
-          <w:szCs w:val="18"/>
-        </w:rPr>
-        <w:t xml:space="preserve">NOTE  </w:t>
-      </w:r>
-      <w:r>
-        <w:rPr>
-          <w:rFonts w:ascii="Calibri" w:cs="Calibri" w:eastAsia="Calibri" w:hAnsi="Calibri"/>
-          <w:b w:val="false"/>
-          <w:bCs w:val="false"/>
-          <w:i w:val="false"/>
-          <w:iCs w:val="false"/>
-          <w:color w:val="9AA4B2"/>
-          <w:sz w:val="18"/>
-          <w:szCs w:val="18"/>
-        </w:rPr>
-        <w:t xml:space="preserve">The console replays this run in the show, so it behaves the same every time. Once it's committed, every later project reuses it.</w:t>
       </w:r>
     </w:p>
     <w:p>
@@ -2301,348 +2067,7 @@
           <w:sz w:val="40"/>
           <w:szCs w:val="40"/>
         </w:rPr>
-        <w:t xml:space="preserve">BEFORE THE SHOW · 3 · MORNING OF</w:t>
-      </w:r>
-    </w:p>
-    <w:tbl>
-      <w:tblPr>
-        <w:tblW w:type="dxa" w:w="10440"/>
-        <w:tblBorders>
-          <w:top w:val="single" w:color="auto" w:sz="4"/>
-          <w:left w:val="single" w:color="auto" w:sz="4"/>
-          <w:bottom w:val="single" w:color="auto" w:sz="4"/>
-          <w:right w:val="single" w:color="auto" w:sz="4"/>
-          <w:insideH w:val="single" w:color="auto" w:sz="4"/>
-          <w:insideV w:val="single" w:color="auto" w:sz="4"/>
-        </w:tblBorders>
-      </w:tblPr>
-      <w:tblGrid>
-        <w:gridCol w:w="10440"/>
-      </w:tblGrid>
-      <w:tr>
-        <w:trPr>
-          <w:cantSplit/>
-        </w:trPr>
-        <w:tc>
-          <w:tcPr>
-            <w:tcW w:type="dxa" w:w="10440"/>
-            <w:tcBorders>
-              <w:top w:val="single" w:color="2BB3B1" w:sz="12"/>
-              <w:left w:val="single" w:color="2BB3B1" w:sz="36"/>
-              <w:bottom w:val="single" w:color="2BB3B1" w:sz="12"/>
-              <w:right w:val="single" w:color="2BB3B1" w:sz="12"/>
-            </w:tcBorders>
-            <w:tcMar>
-              <w:top w:type="dxa" w:w="80"/>
-              <w:left w:type="dxa" w:w="160"/>
-              <w:bottom w:type="dxa" w:w="80"/>
-              <w:right w:type="dxa" w:w="160"/>
-            </w:tcMar>
-          </w:tcPr>
-          <w:p>
-            <w:pPr>
-              <w:spacing w:after="40" w:before="0" w:line="264"/>
-            </w:pPr>
-            <w:r>
-              <w:rPr>
-                <w:rFonts w:ascii="Calibri" w:cs="Calibri" w:eastAsia="Calibri" w:hAnsi="Calibri"/>
-                <w:b/>
-                <w:bCs/>
-                <w:i w:val="false"/>
-                <w:iCs w:val="false"/>
-                <w:color w:val="2BB3B1"/>
-                <w:sz w:val="18"/>
-                <w:szCs w:val="18"/>
-              </w:rPr>
-              <w:t xml:space="preserve">CLOUD SHELL · repo root · the start block</w:t>
-            </w:r>
-          </w:p>
-          <w:p>
-            <w:pPr>
-              <w:spacing w:after="0" w:before="0" w:line="264"/>
-            </w:pPr>
-            <w:r>
-              <w:rPr>
-                <w:rFonts w:ascii="Consolas" w:cs="Consolas" w:eastAsia="Consolas" w:hAnsi="Consolas"/>
-                <w:b w:val="false"/>
-                <w:bCs w:val="false"/>
-                <w:i w:val="false"/>
-                <w:iCs w:val="false"/>
-                <w:sz w:val="21"/>
-                <w:szCs w:val="21"/>
-              </w:rPr>
-              <w:t xml:space="preserve">bash scripts/start_demo.sh</w:t>
-            </w:r>
-          </w:p>
-          <w:p>
-            <w:pPr>
-              <w:spacing w:after="0" w:before="60" w:line="264"/>
-            </w:pPr>
-            <w:r>
-              <w:rPr>
-                <w:rFonts w:ascii="Calibri" w:cs="Calibri" w:eastAsia="Calibri" w:hAnsi="Calibri"/>
-                <w:b/>
-                <w:bCs/>
-                <w:i w:val="false"/>
-                <w:iCs w:val="false"/>
-                <w:color w:val="2ECC71"/>
-                <w:sz w:val="19"/>
-                <w:szCs w:val="19"/>
-              </w:rPr>
-              <w:t xml:space="preserve">→ </w:t>
-            </w:r>
-            <w:r>
-              <w:rPr>
-                <w:rFonts w:ascii="Calibri" w:cs="Calibri" w:eastAsia="Calibri" w:hAnsi="Calibri"/>
-                <w:b w:val="false"/>
-                <w:bCs w:val="false"/>
-                <w:i w:val="false"/>
-                <w:iCs w:val="false"/>
-                <w:color w:val="9AA4B2"/>
-                <w:sz w:val="19"/>
-                <w:szCs w:val="19"/>
-              </w:rPr>
-              <w:t xml:space="preserve">Sandbox ✓ · model check · port 8000 ✓ · port 8080 ✓ · console: replay rehearsal · Ready.</w:t>
-            </w:r>
-          </w:p>
-        </w:tc>
-      </w:tr>
-    </w:tbl>
-    <w:p>
-      <w:pPr>
-        <w:spacing w:after="40" w:before="0" w:line="264"/>
-      </w:pPr>
-      <w:r>
-        <w:rPr>
-          <w:rFonts w:ascii="Calibri" w:cs="Calibri" w:eastAsia="Calibri" w:hAnsi="Calibri"/>
-          <w:b w:val="false"/>
-          <w:bCs w:val="false"/>
-          <w:i w:val="false"/>
-          <w:iCs w:val="false"/>
-          <w:sz w:val="22"/>
-          <w:szCs w:val="22"/>
-        </w:rPr>
-        <w:t xml:space="preserve"/>
-      </w:r>
-    </w:p>
-    <w:tbl>
-      <w:tblPr>
-        <w:tblW w:type="dxa" w:w="10440"/>
-        <w:tblBorders>
-          <w:top w:val="single" w:color="auto" w:sz="4"/>
-          <w:left w:val="single" w:color="auto" w:sz="4"/>
-          <w:bottom w:val="single" w:color="auto" w:sz="4"/>
-          <w:right w:val="single" w:color="auto" w:sz="4"/>
-          <w:insideH w:val="single" w:color="auto" w:sz="4"/>
-          <w:insideV w:val="single" w:color="auto" w:sz="4"/>
-        </w:tblBorders>
-      </w:tblPr>
-      <w:tblGrid>
-        <w:gridCol w:w="10440"/>
-      </w:tblGrid>
-      <w:tr>
-        <w:trPr>
-          <w:cantSplit/>
-        </w:trPr>
-        <w:tc>
-          <w:tcPr>
-            <w:tcW w:type="dxa" w:w="10440"/>
-            <w:tcBorders>
-              <w:top w:val="single" w:color="B07CFF" w:sz="12"/>
-              <w:left w:val="single" w:color="B07CFF" w:sz="12"/>
-              <w:bottom w:val="single" w:color="B07CFF" w:sz="12"/>
-              <w:right w:val="single" w:color="B07CFF" w:sz="12"/>
-            </w:tcBorders>
-            <w:tcMar>
-              <w:top w:type="dxa" w:w="80"/>
-              <w:left w:type="dxa" w:w="160"/>
-              <w:bottom w:type="dxa" w:w="80"/>
-              <w:right w:type="dxa" w:w="160"/>
-            </w:tcMar>
-          </w:tcPr>
-          <w:p>
-            <w:pPr>
-              <w:spacing w:after="40" w:before="0" w:line="264"/>
-            </w:pPr>
-            <w:r>
-              <w:rPr>
-                <w:rFonts w:ascii="Calibri" w:cs="Calibri" w:eastAsia="Calibri" w:hAnsi="Calibri"/>
-                <w:b/>
-                <w:bCs/>
-                <w:i w:val="false"/>
-                <w:iCs w:val="false"/>
-                <w:color w:val="B07CFF"/>
-                <w:sz w:val="18"/>
-                <w:szCs w:val="18"/>
-              </w:rPr>
-              <w:t xml:space="preserve">READ THE MODEL CHECK</w:t>
-            </w:r>
-          </w:p>
-          <w:p>
-            <w:pPr>
-              <w:spacing w:after="0" w:before="0" w:line="264"/>
-            </w:pPr>
-            <w:r>
-              <w:rPr>
-                <w:rFonts w:ascii="Calibri" w:cs="Calibri" w:eastAsia="Calibri" w:hAnsi="Calibri"/>
-                <w:b w:val="false"/>
-                <w:bCs w:val="false"/>
-                <w:i w:val="false"/>
-                <w:iCs w:val="false"/>
-                <w:sz w:val="22"/>
-                <w:szCs w:val="22"/>
-              </w:rPr>
-              <w:t xml:space="preserve">Default model quick (a few seconds) → steps 3–4 run live as written.</w:t>
-            </w:r>
-          </w:p>
-          <w:p>
-            <w:pPr>
-              <w:spacing w:after="0" w:before="0" w:line="264"/>
-            </w:pPr>
-            <w:r>
-              <w:rPr>
-                <w:rFonts w:ascii="Calibri" w:cs="Calibri" w:eastAsia="Calibri" w:hAnsi="Calibri"/>
-                <w:b w:val="false"/>
-                <w:bCs w:val="false"/>
-                <w:i w:val="false"/>
-                <w:iCs w:val="false"/>
-                <w:sz w:val="22"/>
-                <w:szCs w:val="22"/>
-              </w:rPr>
-              <w:t xml:space="preserve">Slow → still run them; use each step's IF IT GOES WRONG line. The console is a replay either way.</w:t>
-            </w:r>
-          </w:p>
-        </w:tc>
-      </w:tr>
-    </w:tbl>
-    <w:p>
-      <w:pPr>
-        <w:spacing w:after="40" w:before="0" w:line="264"/>
-      </w:pPr>
-      <w:r>
-        <w:rPr>
-          <w:rFonts w:ascii="Calibri" w:cs="Calibri" w:eastAsia="Calibri" w:hAnsi="Calibri"/>
-          <w:b w:val="false"/>
-          <w:bCs w:val="false"/>
-          <w:i w:val="false"/>
-          <w:iCs w:val="false"/>
-          <w:sz w:val="22"/>
-          <w:szCs w:val="22"/>
-        </w:rPr>
-        <w:t xml:space="preserve"/>
-      </w:r>
-    </w:p>
-    <w:tbl>
-      <w:tblPr>
-        <w:tblW w:type="dxa" w:w="10440"/>
-        <w:tblBorders>
-          <w:top w:val="single" w:color="auto" w:sz="4"/>
-          <w:left w:val="single" w:color="auto" w:sz="4"/>
-          <w:bottom w:val="single" w:color="auto" w:sz="4"/>
-          <w:right w:val="single" w:color="auto" w:sz="4"/>
-          <w:insideH w:val="single" w:color="auto" w:sz="4"/>
-          <w:insideV w:val="single" w:color="auto" w:sz="4"/>
-        </w:tblBorders>
-      </w:tblPr>
-      <w:tblGrid>
-        <w:gridCol w:w="10440"/>
-      </w:tblGrid>
-      <w:tr>
-        <w:trPr>
-          <w:cantSplit/>
-        </w:trPr>
-        <w:tc>
-          <w:tcPr>
-            <w:tcW w:type="dxa" w:w="10440"/>
-            <w:tcBorders>
-              <w:top w:val="single" w:color="B07CFF" w:sz="12"/>
-              <w:left w:val="single" w:color="B07CFF" w:sz="12"/>
-              <w:bottom w:val="single" w:color="B07CFF" w:sz="12"/>
-              <w:right w:val="single" w:color="B07CFF" w:sz="12"/>
-            </w:tcBorders>
-            <w:tcMar>
-              <w:top w:type="dxa" w:w="80"/>
-              <w:left w:type="dxa" w:w="160"/>
-              <w:bottom w:type="dxa" w:w="80"/>
-              <w:right w:type="dxa" w:w="160"/>
-            </w:tcMar>
-          </w:tcPr>
-          <w:p>
-            <w:pPr>
-              <w:spacing w:after="40" w:before="0" w:line="264"/>
-            </w:pPr>
-            <w:r>
-              <w:rPr>
-                <w:rFonts w:ascii="Calibri" w:cs="Calibri" w:eastAsia="Calibri" w:hAnsi="Calibri"/>
-                <w:b/>
-                <w:bCs/>
-                <w:i w:val="false"/>
-                <w:iCs w:val="false"/>
-                <w:color w:val="B07CFF"/>
-                <w:sz w:val="18"/>
-                <w:szCs w:val="18"/>
-              </w:rPr>
-              <w:t xml:space="preserve">COLAB ENTERPRISE</w:t>
-            </w:r>
-          </w:p>
-          <w:p>
-            <w:pPr>
-              <w:spacing w:after="0" w:before="0" w:line="264"/>
-            </w:pPr>
-            <w:r>
-              <w:rPr>
-                <w:rFonts w:ascii="Calibri" w:cs="Calibri" w:eastAsia="Calibri" w:hAnsi="Calibri"/>
-                <w:b w:val="false"/>
-                <w:bCs w:val="false"/>
-                <w:i w:val="false"/>
-                <w:iCs w:val="false"/>
-                <w:sz w:val="22"/>
-                <w:szCs w:val="22"/>
-              </w:rPr>
-              <w:t xml:space="preserve">Notebook outputs still there? If the runtime was recycled: Runtime ▸ Run all (3 minutes).</w:t>
-            </w:r>
-          </w:p>
-        </w:tc>
-      </w:tr>
-    </w:tbl>
-    <w:p>
-      <w:pPr>
-        <w:spacing w:after="40" w:before="0" w:line="264"/>
-      </w:pPr>
-      <w:r>
-        <w:rPr>
-          <w:rFonts w:ascii="Calibri" w:cs="Calibri" w:eastAsia="Calibri" w:hAnsi="Calibri"/>
-          <w:b w:val="false"/>
-          <w:bCs w:val="false"/>
-          <w:i w:val="false"/>
-          <w:iCs w:val="false"/>
-          <w:sz w:val="22"/>
-          <w:szCs w:val="22"/>
-        </w:rPr>
-        <w:t xml:space="preserve"/>
-      </w:r>
-    </w:p>
-    <w:p>
-      <w:r>
-        <w:br w:type="page"/>
-      </w:r>
-    </w:p>
-    <w:p>
-      <w:pPr>
-        <w:spacing w:after="80" w:before="0" w:line="264"/>
-      </w:pPr>
-      <w:r>
-        <w:rPr>
-          <w:rFonts w:ascii="Calibri" w:cs="Calibri" w:eastAsia="Calibri" w:hAnsi="Calibri"/>
-          <w:b/>
-          <w:bCs/>
-          <w:i w:val="false"/>
-          <w:iCs w:val="false"/>
-          <w:color w:val="2BB3B1"/>
-          <w:sz w:val="40"/>
-          <w:szCs w:val="40"/>
-        </w:rPr>
-        <w:t xml:space="preserve">BEFORE THE SHOW · 4 · OPEN THE FIVE TABS</w:t>
+        <w:t xml:space="preserve">BEFORE THE SHOW · 3 · OPEN THE FIVE TABS</w:t>
       </w:r>
     </w:p>
     <w:tbl>

--- a/run-of-show/docs/TELEPROMPTER - A4I kickoff demo.docx
+++ b/run-of-show/docs/TELEPROMPTER - A4I kickoff demo.docx
@@ -4831,7 +4831,7 @@
                 <w:sz w:val="22"/>
                 <w:szCs w:val="22"/>
               </w:rPr>
-              <w:t xml:space="preserve">Skip to next ▸ Skip to next ▸ Skip to next</w:t>
+              <w:t xml:space="preserve">Skip to next ▸ Skip to next</w:t>
             </w:r>
           </w:p>
           <w:p>
@@ -4862,7 +4862,7 @@
                 <w:sz w:val="19"/>
                 <w:szCs w:val="19"/>
               </w:rPr>
-              <w:t xml:space="preserve">Burn executed at 04:00 · a quick watch-list pass · CYMBAL-04's pass: missed by 3,036 m, red ghost line at 301 m.</w:t>
+              <w:t xml:space="preserve">Burn executed at 04:00: the dot jumps up to the green line · CYMBAL-04's pass at real time: missed by 3,036 m, red ghost line at 301 m.</w:t>
             </w:r>
           </w:p>
         </w:tc>
@@ -4952,7 +4952,7 @@
                 <w:sz w:val="22"/>
                 <w:szCs w:val="22"/>
               </w:rPr>
-              <w:t xml:space="preserve">Skip to next ▸ Skip to next</w:t>
+              <w:t xml:space="preserve">Skip to next</w:t>
             </w:r>
           </w:p>
           <w:p>

--- a/run-of-show/docs/TELEPROMPTER - A4I kickoff demo.docx
+++ b/run-of-show/docs/TELEPROMPTER - A4I kickoff demo.docx
@@ -2371,7 +2371,7 @@
           <w:sz w:val="20"/>
           <w:szCs w:val="20"/>
         </w:rPr>
-        <w:t xml:space="preserve">README at the top: the title and "Our satellites are made up. Everything they could hit is real."</w:t>
+        <w:t xml:space="preserve">README at the top: the title and the "This one has been solved for you" box.</w:t>
       </w:r>
     </w:p>
     <w:tbl>
@@ -2531,7 +2531,97 @@
                 <w:sz w:val="22"/>
                 <w:szCs w:val="22"/>
               </w:rPr>
-              <w:t xml:space="preserve">Point at the one-line problem: a small constellation, 32,000 tracked objects, warnings that never stop.</w:t>
+              <w:t xml:space="preserve">Point at the box's table: the five build-path steps, each with the folder that solves it.</w:t>
+            </w:r>
+          </w:p>
+        </w:tc>
+      </w:tr>
+    </w:tbl>
+    <w:p>
+      <w:pPr>
+        <w:spacing w:after="20" w:before="0" w:line="264"/>
+      </w:pPr>
+      <w:r>
+        <w:rPr>
+          <w:rFonts w:ascii="Calibri" w:cs="Calibri" w:eastAsia="Calibri" w:hAnsi="Calibri"/>
+          <w:b w:val="false"/>
+          <w:bCs w:val="false"/>
+          <w:i w:val="false"/>
+          <w:iCs w:val="false"/>
+          <w:sz w:val="22"/>
+          <w:szCs w:val="22"/>
+        </w:rPr>
+        <w:t xml:space="preserve"/>
+      </w:r>
+    </w:p>
+    <w:tbl>
+      <w:tblPr>
+        <w:tblW w:type="dxa" w:w="10440"/>
+        <w:tblBorders>
+          <w:top w:val="single" w:color="auto" w:sz="4"/>
+          <w:left w:val="single" w:color="auto" w:sz="4"/>
+          <w:bottom w:val="single" w:color="auto" w:sz="4"/>
+          <w:right w:val="single" w:color="auto" w:sz="4"/>
+          <w:insideH w:val="single" w:color="auto" w:sz="4"/>
+          <w:insideV w:val="single" w:color="auto" w:sz="4"/>
+        </w:tblBorders>
+      </w:tblPr>
+      <w:tblGrid>
+        <w:gridCol w:w="10440"/>
+      </w:tblGrid>
+      <w:tr>
+        <w:trPr>
+          <w:cantSplit/>
+        </w:trPr>
+        <w:tc>
+          <w:tcPr>
+            <w:tcW w:type="dxa" w:w="10440"/>
+            <w:tcBorders>
+              <w:top w:val="single" w:color="B07CFF" w:sz="12"/>
+              <w:left w:val="single" w:color="B07CFF" w:sz="12"/>
+              <w:bottom w:val="single" w:color="B07CFF" w:sz="12"/>
+              <w:right w:val="single" w:color="B07CFF" w:sz="12"/>
+            </w:tcBorders>
+            <w:tcMar>
+              <w:top w:type="dxa" w:w="80"/>
+              <w:left w:type="dxa" w:w="160"/>
+              <w:bottom w:type="dxa" w:w="80"/>
+              <w:right w:type="dxa" w:w="160"/>
+            </w:tcMar>
+          </w:tcPr>
+          <w:p>
+            <w:pPr>
+              <w:spacing w:after="40" w:before="0" w:line="264"/>
+            </w:pPr>
+            <w:r>
+              <w:rPr>
+                <w:rFonts w:ascii="Calibri" w:cs="Calibri" w:eastAsia="Calibri" w:hAnsi="Calibri"/>
+                <w:b/>
+                <w:bCs/>
+                <w:i w:val="false"/>
+                <w:iCs w:val="false"/>
+                <w:color w:val="B07CFF"/>
+                <w:sz w:val="18"/>
+                <w:szCs w:val="18"/>
+              </w:rPr>
+              <w:t xml:space="preserve">DO</w:t>
+            </w:r>
+          </w:p>
+          <w:p>
+            <w:pPr>
+              <w:spacing w:after="0" w:before="0" w:line="264"/>
+            </w:pPr>
+            <w:r>
+              <w:rPr>
+                <w:rFonts w:ascii="Calibri" w:cs="Calibri" w:eastAsia="Calibri" w:hAnsi="Calibri"/>
+                <w:b w:val="false"/>
+                <w:bCs w:val="false"/>
+                <w:i w:val="false"/>
+                <w:iCs w:val="false"/>
+                <w:sz w:val="22"/>
+                <w:szCs w:val="22"/>
+              </w:rPr>
+              <w:t xml:space="preserve">Scroll to Why this one matters: a small constellation, 32,000 tracked objects, warnings that never stop.</w:t>
             </w:r>
           </w:p>
         </w:tc>

--- a/run-of-show/docs/TELEPROMPTER - A4I kickoff demo.docx
+++ b/run-of-show/docs/TELEPROMPTER - A4I kickoff demo.docx
@@ -1621,38 +1621,7 @@
                 <w:sz w:val="22"/>
                 <w:szCs w:val="22"/>
               </w:rPr>
-              <w:t xml:space="preserve">Import notebooks/demo_01_load_explore.ipynb from the repo ▸ Runtime ▸ Run all</w:t>
-            </w:r>
-          </w:p>
-          <w:p>
-            <w:pPr>
-              <w:spacing w:after="0" w:before="60" w:line="264"/>
-            </w:pPr>
-            <w:r>
-              <w:rPr>
-                <w:rFonts w:ascii="Calibri" w:cs="Calibri" w:eastAsia="Calibri" w:hAnsi="Calibri"/>
-                <w:b/>
-                <w:bCs/>
-                <w:i w:val="false"/>
-                <w:iCs w:val="false"/>
-                <w:color w:val="2ECC71"/>
-                <w:sz w:val="19"/>
-                <w:szCs w:val="19"/>
-              </w:rPr>
-              <w:t xml:space="preserve">→ </w:t>
-            </w:r>
-            <w:r>
-              <w:rPr>
-                <w:rFonts w:ascii="Calibri" w:cs="Calibri" w:eastAsia="Calibri" w:hAnsi="Calibri"/>
-                <w:b w:val="false"/>
-                <w:bCs w:val="false"/>
-                <w:i w:val="false"/>
-                <w:iCs w:val="false"/>
-                <w:color w:val="9AA4B2"/>
-                <w:sz w:val="19"/>
-                <w:szCs w:val="19"/>
-              </w:rPr>
-              <w:t xml:space="preserve">Section 10: 850 approaches. Section 11: every check PASS. Keep this tab: it's step 2.</w:t>
+              <w:t xml:space="preserve">Google Cloud console ▸ search Colab Enterprise ▸ enable the APIs it asks for (twice is normal) ▸ My Notebooks ▸ Import ▸ source URL, and paste:</w:t>
             </w:r>
           </w:p>
         </w:tc>
@@ -1673,60 +1642,6 @@
           <w:szCs w:val="22"/>
         </w:rPr>
         <w:t xml:space="preserve"/>
-      </w:r>
-    </w:p>
-    <w:p>
-      <w:pPr>
-        <w:spacing w:after="80" w:before="40" w:line="264"/>
-      </w:pPr>
-      <w:r>
-        <w:rPr>
-          <w:rFonts w:ascii="Calibri" w:cs="Calibri" w:eastAsia="Calibri" w:hAnsi="Calibri"/>
-          <w:b/>
-          <w:bCs/>
-          <w:i w:val="false"/>
-          <w:iCs w:val="false"/>
-          <w:color w:val="2BB3B1"/>
-          <w:sz w:val="18"/>
-          <w:szCs w:val="18"/>
-        </w:rPr>
-        <w:t xml:space="preserve">NOTE  </w:t>
-      </w:r>
-      <w:r>
-        <w:rPr>
-          <w:rFonts w:ascii="Calibri" w:cs="Calibri" w:eastAsia="Calibri" w:hAnsi="Calibri"/>
-          <w:b w:val="false"/>
-          <w:bCs w:val="false"/>
-          <w:i w:val="false"/>
-          <w:iCs w:val="false"/>
-          <w:color w:val="9AA4B2"/>
-          <w:sz w:val="18"/>
-          <w:szCs w:val="18"/>
-        </w:rPr>
-        <w:t xml:space="preserve">Once per Google Cloud project. A new Google Skills lab is a new project: start here again.</w:t>
-      </w:r>
-    </w:p>
-    <w:p>
-      <w:r>
-        <w:br w:type="page"/>
-      </w:r>
-    </w:p>
-    <w:p>
-      <w:pPr>
-        <w:spacing w:after="80" w:before="0" w:line="264"/>
-      </w:pPr>
-      <w:r>
-        <w:rPr>
-          <w:rFonts w:ascii="Calibri" w:cs="Calibri" w:eastAsia="Calibri" w:hAnsi="Calibri"/>
-          <w:b/>
-          <w:bCs/>
-          <w:i w:val="false"/>
-          <w:iCs w:val="false"/>
-          <w:color w:val="2BB3B1"/>
-          <w:sz w:val="40"/>
-          <w:szCs w:val="40"/>
-        </w:rPr>
-        <w:t xml:space="preserve">BEFORE THE SHOW · 2 · MORNING OF</w:t>
       </w:r>
     </w:p>
     <w:tbl>
@@ -1752,10 +1667,10 @@
           <w:tcPr>
             <w:tcW w:type="dxa" w:w="10440"/>
             <w:tcBorders>
-              <w:top w:val="single" w:color="2BB3B1" w:sz="12"/>
-              <w:left w:val="single" w:color="2BB3B1" w:sz="36"/>
-              <w:bottom w:val="single" w:color="2BB3B1" w:sz="12"/>
-              <w:right w:val="single" w:color="2BB3B1" w:sz="12"/>
+              <w:top w:val="single" w:color="F28C28" w:sz="12"/>
+              <w:left w:val="single" w:color="F28C28" w:sz="36"/>
+              <w:bottom w:val="single" w:color="F28C28" w:sz="12"/>
+              <w:right w:val="single" w:color="F28C28" w:sz="12"/>
             </w:tcBorders>
             <w:tcMar>
               <w:top w:type="dxa" w:w="80"/>
@@ -1775,11 +1690,11 @@
                 <w:bCs/>
                 <w:i w:val="false"/>
                 <w:iCs w:val="false"/>
-                <w:color w:val="2BB3B1"/>
+                <w:color w:val="F28C28"/>
                 <w:sz w:val="18"/>
                 <w:szCs w:val="18"/>
               </w:rPr>
-              <w:t xml:space="preserve">CLOUD SHELL · repo root · the start block</w:t>
+              <w:t xml:space="preserve">PASTE · the notebook's URL</w:t>
             </w:r>
           </w:p>
           <w:p>
@@ -1796,38 +1711,7 @@
                 <w:sz w:val="21"/>
                 <w:szCs w:val="21"/>
               </w:rPr>
-              <w:t xml:space="preserve">bash scripts/start_demo.sh</w:t>
-            </w:r>
-          </w:p>
-          <w:p>
-            <w:pPr>
-              <w:spacing w:after="0" w:before="60" w:line="264"/>
-            </w:pPr>
-            <w:r>
-              <w:rPr>
-                <w:rFonts w:ascii="Calibri" w:cs="Calibri" w:eastAsia="Calibri" w:hAnsi="Calibri"/>
-                <w:b/>
-                <w:bCs/>
-                <w:i w:val="false"/>
-                <w:iCs w:val="false"/>
-                <w:color w:val="2ECC71"/>
-                <w:sz w:val="19"/>
-                <w:szCs w:val="19"/>
-              </w:rPr>
-              <w:t xml:space="preserve">→ </w:t>
-            </w:r>
-            <w:r>
-              <w:rPr>
-                <w:rFonts w:ascii="Calibri" w:cs="Calibri" w:eastAsia="Calibri" w:hAnsi="Calibri"/>
-                <w:b w:val="false"/>
-                <w:bCs w:val="false"/>
-                <w:i w:val="false"/>
-                <w:iCs w:val="false"/>
-                <w:color w:val="9AA4B2"/>
-                <w:sz w:val="19"/>
-                <w:szCs w:val="19"/>
-              </w:rPr>
-              <w:t xml:space="preserve">Sandbox ✓ · model check · port 8000 ✓ · port 8080 ✓ · console: replay rehearsal · Ready.</w:t>
+              <w:t xml:space="preserve">https://raw.githubusercontent.com/haggman/A4I2026-demo-orbital-conjunction/main/notebooks/demo_01_load_explore.ipynb</w:t>
             </w:r>
           </w:p>
         </w:tc>
@@ -1900,7 +1784,7 @@
                 <w:sz w:val="18"/>
                 <w:szCs w:val="18"/>
               </w:rPr>
-              <w:t xml:space="preserve">READ THE MODEL CHECK</w:t>
+              <w:t xml:space="preserve">COLAB ENTERPRISE</w:t>
             </w:r>
           </w:p>
           <w:p>
@@ -1917,24 +1801,38 @@
                 <w:sz w:val="22"/>
                 <w:szCs w:val="22"/>
               </w:rPr>
-              <w:t xml:space="preserve">Default model quick (a few seconds) → steps 3–4 run live as written.</w:t>
-            </w:r>
-          </w:p>
-          <w:p>
-            <w:pPr>
-              <w:spacing w:after="0" w:before="0" w:line="264"/>
-            </w:pPr>
-            <w:r>
-              <w:rPr>
-                <w:rFonts w:ascii="Calibri" w:cs="Calibri" w:eastAsia="Calibri" w:hAnsi="Calibri"/>
-                <w:b w:val="false"/>
-                <w:bCs w:val="false"/>
-                <w:i w:val="false"/>
-                <w:iCs w:val="false"/>
-                <w:sz w:val="22"/>
-                <w:szCs w:val="22"/>
-              </w:rPr>
-              <w:t xml:space="preserve">Slow → still run them; use each step's IF IT GOES WRONG line. The console is a replay either way.</w:t>
+              <w:t xml:space="preserve">Import ▸ open it ▸ Runtime ▸ Run all</w:t>
+            </w:r>
+          </w:p>
+          <w:p>
+            <w:pPr>
+              <w:spacing w:after="0" w:before="60" w:line="264"/>
+            </w:pPr>
+            <w:r>
+              <w:rPr>
+                <w:rFonts w:ascii="Calibri" w:cs="Calibri" w:eastAsia="Calibri" w:hAnsi="Calibri"/>
+                <w:b/>
+                <w:bCs/>
+                <w:i w:val="false"/>
+                <w:iCs w:val="false"/>
+                <w:color w:val="2ECC71"/>
+                <w:sz w:val="19"/>
+                <w:szCs w:val="19"/>
+              </w:rPr>
+              <w:t xml:space="preserve">→ </w:t>
+            </w:r>
+            <w:r>
+              <w:rPr>
+                <w:rFonts w:ascii="Calibri" w:cs="Calibri" w:eastAsia="Calibri" w:hAnsi="Calibri"/>
+                <w:b w:val="false"/>
+                <w:bCs w:val="false"/>
+                <w:i w:val="false"/>
+                <w:iCs w:val="false"/>
+                <w:color w:val="9AA4B2"/>
+                <w:sz w:val="19"/>
+                <w:szCs w:val="19"/>
+              </w:rPr>
+              <w:t xml:space="preserve">Section 10: 850 approaches. Section 11: every check PASS. Keep this tab: it's step 2.</w:t>
             </w:r>
           </w:p>
         </w:tc>
@@ -1955,6 +1853,60 @@
           <w:szCs w:val="22"/>
         </w:rPr>
         <w:t xml:space="preserve"/>
+      </w:r>
+    </w:p>
+    <w:p>
+      <w:pPr>
+        <w:spacing w:after="80" w:before="40" w:line="264"/>
+      </w:pPr>
+      <w:r>
+        <w:rPr>
+          <w:rFonts w:ascii="Calibri" w:cs="Calibri" w:eastAsia="Calibri" w:hAnsi="Calibri"/>
+          <w:b/>
+          <w:bCs/>
+          <w:i w:val="false"/>
+          <w:iCs w:val="false"/>
+          <w:color w:val="2BB3B1"/>
+          <w:sz w:val="18"/>
+          <w:szCs w:val="18"/>
+        </w:rPr>
+        <w:t xml:space="preserve">NOTE  </w:t>
+      </w:r>
+      <w:r>
+        <w:rPr>
+          <w:rFonts w:ascii="Calibri" w:cs="Calibri" w:eastAsia="Calibri" w:hAnsi="Calibri"/>
+          <w:b w:val="false"/>
+          <w:bCs w:val="false"/>
+          <w:i w:val="false"/>
+          <w:iCs w:val="false"/>
+          <w:color w:val="9AA4B2"/>
+          <w:sz w:val="18"/>
+          <w:szCs w:val="18"/>
+        </w:rPr>
+        <w:t xml:space="preserve">Once per Google Cloud project. A new Google Skills lab is a new project: start here again.</w:t>
+      </w:r>
+    </w:p>
+    <w:p>
+      <w:r>
+        <w:br w:type="page"/>
+      </w:r>
+    </w:p>
+    <w:p>
+      <w:pPr>
+        <w:spacing w:after="80" w:before="0" w:line="264"/>
+      </w:pPr>
+      <w:r>
+        <w:rPr>
+          <w:rFonts w:ascii="Calibri" w:cs="Calibri" w:eastAsia="Calibri" w:hAnsi="Calibri"/>
+          <w:b/>
+          <w:bCs/>
+          <w:i w:val="false"/>
+          <w:iCs w:val="false"/>
+          <w:color w:val="2BB3B1"/>
+          <w:sz w:val="40"/>
+          <w:szCs w:val="40"/>
+        </w:rPr>
+        <w:t xml:space="preserve">BEFORE THE SHOW · 2 · MORNING OF</w:t>
       </w:r>
     </w:p>
     <w:tbl>
@@ -1980,10 +1932,10 @@
           <w:tcPr>
             <w:tcW w:type="dxa" w:w="10440"/>
             <w:tcBorders>
-              <w:top w:val="single" w:color="B07CFF" w:sz="12"/>
-              <w:left w:val="single" w:color="B07CFF" w:sz="12"/>
-              <w:bottom w:val="single" w:color="B07CFF" w:sz="12"/>
-              <w:right w:val="single" w:color="B07CFF" w:sz="12"/>
+              <w:top w:val="single" w:color="2BB3B1" w:sz="12"/>
+              <w:left w:val="single" w:color="2BB3B1" w:sz="36"/>
+              <w:bottom w:val="single" w:color="2BB3B1" w:sz="12"/>
+              <w:right w:val="single" w:color="2BB3B1" w:sz="12"/>
             </w:tcBorders>
             <w:tcMar>
               <w:top w:type="dxa" w:w="80"/>
@@ -2003,11 +1955,11 @@
                 <w:bCs/>
                 <w:i w:val="false"/>
                 <w:iCs w:val="false"/>
-                <w:color w:val="B07CFF"/>
+                <w:color w:val="2BB3B1"/>
                 <w:sz w:val="18"/>
                 <w:szCs w:val="18"/>
               </w:rPr>
-              <w:t xml:space="preserve">COLAB ENTERPRISE</w:t>
+              <w:t xml:space="preserve">CLOUD SHELL · repo root · the start block</w:t>
             </w:r>
           </w:p>
           <w:p>
@@ -2016,15 +1968,46 @@
             </w:pPr>
             <w:r>
               <w:rPr>
-                <w:rFonts w:ascii="Calibri" w:cs="Calibri" w:eastAsia="Calibri" w:hAnsi="Calibri"/>
-                <w:b w:val="false"/>
-                <w:bCs w:val="false"/>
-                <w:i w:val="false"/>
-                <w:iCs w:val="false"/>
-                <w:sz w:val="22"/>
-                <w:szCs w:val="22"/>
-              </w:rPr>
-              <w:t xml:space="preserve">Notebook outputs still there? If the runtime was recycled: Runtime ▸ Run all (3 minutes).</w:t>
+                <w:rFonts w:ascii="Consolas" w:cs="Consolas" w:eastAsia="Consolas" w:hAnsi="Consolas"/>
+                <w:b w:val="false"/>
+                <w:bCs w:val="false"/>
+                <w:i w:val="false"/>
+                <w:iCs w:val="false"/>
+                <w:sz w:val="21"/>
+                <w:szCs w:val="21"/>
+              </w:rPr>
+              <w:t xml:space="preserve">bash scripts/start_demo.sh</w:t>
+            </w:r>
+          </w:p>
+          <w:p>
+            <w:pPr>
+              <w:spacing w:after="0" w:before="60" w:line="264"/>
+            </w:pPr>
+            <w:r>
+              <w:rPr>
+                <w:rFonts w:ascii="Calibri" w:cs="Calibri" w:eastAsia="Calibri" w:hAnsi="Calibri"/>
+                <w:b/>
+                <w:bCs/>
+                <w:i w:val="false"/>
+                <w:iCs w:val="false"/>
+                <w:color w:val="2ECC71"/>
+                <w:sz w:val="19"/>
+                <w:szCs w:val="19"/>
+              </w:rPr>
+              <w:t xml:space="preserve">→ </w:t>
+            </w:r>
+            <w:r>
+              <w:rPr>
+                <w:rFonts w:ascii="Calibri" w:cs="Calibri" w:eastAsia="Calibri" w:hAnsi="Calibri"/>
+                <w:b w:val="false"/>
+                <w:bCs w:val="false"/>
+                <w:i w:val="false"/>
+                <w:iCs w:val="false"/>
+                <w:color w:val="9AA4B2"/>
+                <w:sz w:val="19"/>
+                <w:szCs w:val="19"/>
+              </w:rPr>
+              <w:t xml:space="preserve">Sandbox ✓ · model check · port 8000 ✓ · port 8080 ✓ · console: replay rehearsal · Ready, and two links: http://0.0.0.0:8000/dev-ui/?app=cymbal_ops and http://0.0.0.0:8080.</w:t>
             </w:r>
           </w:p>
         </w:tc>
@@ -2045,29 +2028,6 @@
           <w:szCs w:val="22"/>
         </w:rPr>
         <w:t xml:space="preserve"/>
-      </w:r>
-    </w:p>
-    <w:p>
-      <w:r>
-        <w:br w:type="page"/>
-      </w:r>
-    </w:p>
-    <w:p>
-      <w:pPr>
-        <w:spacing w:after="80" w:before="0" w:line="264"/>
-      </w:pPr>
-      <w:r>
-        <w:rPr>
-          <w:rFonts w:ascii="Calibri" w:cs="Calibri" w:eastAsia="Calibri" w:hAnsi="Calibri"/>
-          <w:b/>
-          <w:bCs/>
-          <w:i w:val="false"/>
-          <w:iCs w:val="false"/>
-          <w:color w:val="2BB3B1"/>
-          <w:sz w:val="40"/>
-          <w:szCs w:val="40"/>
-        </w:rPr>
-        <w:t xml:space="preserve">BEFORE THE SHOW · 3 · OPEN THE FIVE TABS</w:t>
       </w:r>
     </w:p>
     <w:tbl>
@@ -2120,7 +2080,7 @@
                 <w:sz w:val="18"/>
                 <w:szCs w:val="18"/>
               </w:rPr>
-              <w:t xml:space="preserve">IN THIS ORDER, LEFT TO RIGHT</w:t>
+              <w:t xml:space="preserve">READ THE MODEL CHECK</w:t>
             </w:r>
           </w:p>
           <w:p>
@@ -2137,7 +2097,7 @@
                 <w:sz w:val="22"/>
                 <w:szCs w:val="22"/>
               </w:rPr>
-              <w:t xml:space="preserve">1  GitHub ▸ haggman/A4I2026-demo-orbital-conjunction (the README)</w:t>
+              <w:t xml:space="preserve">Default model quick (a few seconds) → steps 3–4 run live as written.</w:t>
             </w:r>
           </w:p>
           <w:p>
@@ -2154,7 +2114,80 @@
                 <w:sz w:val="22"/>
                 <w:szCs w:val="22"/>
               </w:rPr>
-              <w:t xml:space="preserve">2  Colab Enterprise ▸ demo_01_load_explore.ipynb</w:t>
+              <w:t xml:space="preserve">Slow → still run them; use each step's IF IT GOES WRONG line. The console is a replay either way.</w:t>
+            </w:r>
+          </w:p>
+        </w:tc>
+      </w:tr>
+    </w:tbl>
+    <w:p>
+      <w:pPr>
+        <w:spacing w:after="40" w:before="0" w:line="264"/>
+      </w:pPr>
+      <w:r>
+        <w:rPr>
+          <w:rFonts w:ascii="Calibri" w:cs="Calibri" w:eastAsia="Calibri" w:hAnsi="Calibri"/>
+          <w:b w:val="false"/>
+          <w:bCs w:val="false"/>
+          <w:i w:val="false"/>
+          <w:iCs w:val="false"/>
+          <w:sz w:val="22"/>
+          <w:szCs w:val="22"/>
+        </w:rPr>
+        <w:t xml:space="preserve"/>
+      </w:r>
+    </w:p>
+    <w:tbl>
+      <w:tblPr>
+        <w:tblW w:type="dxa" w:w="10440"/>
+        <w:tblBorders>
+          <w:top w:val="single" w:color="auto" w:sz="4"/>
+          <w:left w:val="single" w:color="auto" w:sz="4"/>
+          <w:bottom w:val="single" w:color="auto" w:sz="4"/>
+          <w:right w:val="single" w:color="auto" w:sz="4"/>
+          <w:insideH w:val="single" w:color="auto" w:sz="4"/>
+          <w:insideV w:val="single" w:color="auto" w:sz="4"/>
+        </w:tblBorders>
+      </w:tblPr>
+      <w:tblGrid>
+        <w:gridCol w:w="10440"/>
+      </w:tblGrid>
+      <w:tr>
+        <w:trPr>
+          <w:cantSplit/>
+        </w:trPr>
+        <w:tc>
+          <w:tcPr>
+            <w:tcW w:type="dxa" w:w="10440"/>
+            <w:tcBorders>
+              <w:top w:val="single" w:color="B07CFF" w:sz="12"/>
+              <w:left w:val="single" w:color="B07CFF" w:sz="12"/>
+              <w:bottom w:val="single" w:color="B07CFF" w:sz="12"/>
+              <w:right w:val="single" w:color="B07CFF" w:sz="12"/>
+            </w:tcBorders>
+            <w:tcMar>
+              <w:top w:type="dxa" w:w="80"/>
+              <w:left w:type="dxa" w:w="160"/>
+              <w:bottom w:type="dxa" w:w="80"/>
+              <w:right w:type="dxa" w:w="160"/>
+            </w:tcMar>
+          </w:tcPr>
+          <w:p>
+            <w:pPr>
+              <w:spacing w:after="40" w:before="0" w:line="264"/>
+            </w:pPr>
+            <w:r>
+              <w:rPr>
+                <w:rFonts w:ascii="Calibri" w:cs="Calibri" w:eastAsia="Calibri" w:hAnsi="Calibri"/>
+                <w:b/>
+                <w:bCs/>
+                <w:i w:val="false"/>
+                <w:iCs w:val="false"/>
+                <w:color w:val="B07CFF"/>
+                <w:sz w:val="18"/>
+                <w:szCs w:val="18"/>
+              </w:rPr>
+              <w:t xml:space="preserve">COLAB ENTERPRISE</w:t>
             </w:r>
           </w:p>
           <w:p>
@@ -2171,7 +2204,103 @@
                 <w:sz w:val="22"/>
                 <w:szCs w:val="22"/>
               </w:rPr>
-              <w:t xml:space="preserve">3  Web Preview ▸ Change port ▸ 8000 ▸ cymbal_ops ▸ new session</w:t>
+              <w:t xml:space="preserve">Notebook outputs still there? If the runtime was recycled: Runtime ▸ Run all (3 minutes).</w:t>
+            </w:r>
+          </w:p>
+        </w:tc>
+      </w:tr>
+    </w:tbl>
+    <w:p>
+      <w:pPr>
+        <w:spacing w:after="40" w:before="0" w:line="264"/>
+      </w:pPr>
+      <w:r>
+        <w:rPr>
+          <w:rFonts w:ascii="Calibri" w:cs="Calibri" w:eastAsia="Calibri" w:hAnsi="Calibri"/>
+          <w:b w:val="false"/>
+          <w:bCs w:val="false"/>
+          <w:i w:val="false"/>
+          <w:iCs w:val="false"/>
+          <w:sz w:val="22"/>
+          <w:szCs w:val="22"/>
+        </w:rPr>
+        <w:t xml:space="preserve"/>
+      </w:r>
+    </w:p>
+    <w:p>
+      <w:r>
+        <w:br w:type="page"/>
+      </w:r>
+    </w:p>
+    <w:p>
+      <w:pPr>
+        <w:spacing w:after="80" w:before="0" w:line="264"/>
+      </w:pPr>
+      <w:r>
+        <w:rPr>
+          <w:rFonts w:ascii="Calibri" w:cs="Calibri" w:eastAsia="Calibri" w:hAnsi="Calibri"/>
+          <w:b/>
+          <w:bCs/>
+          <w:i w:val="false"/>
+          <w:iCs w:val="false"/>
+          <w:color w:val="2BB3B1"/>
+          <w:sz w:val="40"/>
+          <w:szCs w:val="40"/>
+        </w:rPr>
+        <w:t xml:space="preserve">BEFORE THE SHOW · 3 · OPEN THE FIVE TABS</w:t>
+      </w:r>
+    </w:p>
+    <w:tbl>
+      <w:tblPr>
+        <w:tblW w:type="dxa" w:w="10440"/>
+        <w:tblBorders>
+          <w:top w:val="single" w:color="auto" w:sz="4"/>
+          <w:left w:val="single" w:color="auto" w:sz="4"/>
+          <w:bottom w:val="single" w:color="auto" w:sz="4"/>
+          <w:right w:val="single" w:color="auto" w:sz="4"/>
+          <w:insideH w:val="single" w:color="auto" w:sz="4"/>
+          <w:insideV w:val="single" w:color="auto" w:sz="4"/>
+        </w:tblBorders>
+      </w:tblPr>
+      <w:tblGrid>
+        <w:gridCol w:w="10440"/>
+      </w:tblGrid>
+      <w:tr>
+        <w:trPr>
+          <w:cantSplit/>
+        </w:trPr>
+        <w:tc>
+          <w:tcPr>
+            <w:tcW w:type="dxa" w:w="10440"/>
+            <w:tcBorders>
+              <w:top w:val="single" w:color="B07CFF" w:sz="12"/>
+              <w:left w:val="single" w:color="B07CFF" w:sz="12"/>
+              <w:bottom w:val="single" w:color="B07CFF" w:sz="12"/>
+              <w:right w:val="single" w:color="B07CFF" w:sz="12"/>
+            </w:tcBorders>
+            <w:tcMar>
+              <w:top w:type="dxa" w:w="80"/>
+              <w:left w:type="dxa" w:w="160"/>
+              <w:bottom w:type="dxa" w:w="80"/>
+              <w:right w:type="dxa" w:w="160"/>
+            </w:tcMar>
+          </w:tcPr>
+          <w:p>
+            <w:pPr>
+              <w:spacing w:after="40" w:before="0" w:line="264"/>
+            </w:pPr>
+            <w:r>
+              <w:rPr>
+                <w:rFonts w:ascii="Calibri" w:cs="Calibri" w:eastAsia="Calibri" w:hAnsi="Calibri"/>
+                <w:b/>
+                <w:bCs/>
+                <w:i w:val="false"/>
+                <w:iCs w:val="false"/>
+                <w:color w:val="B07CFF"/>
+                <w:sz w:val="18"/>
+                <w:szCs w:val="18"/>
+              </w:rPr>
+              <w:t xml:space="preserve">IN THIS ORDER, LEFT TO RIGHT</w:t>
             </w:r>
           </w:p>
           <w:p>
@@ -2188,7 +2317,7 @@
                 <w:sz w:val="22"/>
                 <w:szCs w:val="22"/>
               </w:rPr>
-              <w:t xml:space="preserve">4  Google Cloud console ▸ Cloud Run ▸ cymbal-ops</w:t>
+              <w:t xml:space="preserve">1  GitHub: https://github.com/haggman/A4I2026-demo-orbital-conjunction (the README)</w:t>
             </w:r>
           </w:p>
           <w:p>
@@ -2205,7 +2334,58 @@
                 <w:sz w:val="22"/>
                 <w:szCs w:val="22"/>
               </w:rPr>
-              <w:t xml:space="preserve">5  Web Preview ▸ Change port ▸ 8080</w:t>
+              <w:t xml:space="preserve">2  Colab Enterprise ▸ demo_01_load_explore.ipynb (from page 1)</w:t>
+            </w:r>
+          </w:p>
+          <w:p>
+            <w:pPr>
+              <w:spacing w:after="0" w:before="0" w:line="264"/>
+            </w:pPr>
+            <w:r>
+              <w:rPr>
+                <w:rFonts w:ascii="Calibri" w:cs="Calibri" w:eastAsia="Calibri" w:hAnsi="Calibri"/>
+                <w:b w:val="false"/>
+                <w:bCs w:val="false"/>
+                <w:i w:val="false"/>
+                <w:iCs w:val="false"/>
+                <w:sz w:val="22"/>
+                <w:szCs w:val="22"/>
+              </w:rPr>
+              <w:t xml:space="preserve">3  The start block's 8000 link (click it in Cloud Shell): the ADK web UI, cymbal_ops picked ▸ new session</w:t>
+            </w:r>
+          </w:p>
+          <w:p>
+            <w:pPr>
+              <w:spacing w:after="0" w:before="0" w:line="264"/>
+            </w:pPr>
+            <w:r>
+              <w:rPr>
+                <w:rFonts w:ascii="Calibri" w:cs="Calibri" w:eastAsia="Calibri" w:hAnsi="Calibri"/>
+                <w:b w:val="false"/>
+                <w:bCs w:val="false"/>
+                <w:i w:val="false"/>
+                <w:iCs w:val="false"/>
+                <w:sz w:val="22"/>
+                <w:szCs w:val="22"/>
+              </w:rPr>
+              <w:t xml:space="preserve">4  Google Cloud console ▸ Cloud Run ▸ cymbal-ops</w:t>
+            </w:r>
+          </w:p>
+          <w:p>
+            <w:pPr>
+              <w:spacing w:after="0" w:before="0" w:line="264"/>
+            </w:pPr>
+            <w:r>
+              <w:rPr>
+                <w:rFonts w:ascii="Calibri" w:cs="Calibri" w:eastAsia="Calibri" w:hAnsi="Calibri"/>
+                <w:b w:val="false"/>
+                <w:bCs w:val="false"/>
+                <w:i w:val="false"/>
+                <w:iCs w:val="false"/>
+                <w:sz w:val="22"/>
+                <w:szCs w:val="22"/>
+              </w:rPr>
+              <w:t xml:space="preserve">5  The start block's 8080 link: the console</w:t>
             </w:r>
           </w:p>
           <w:p>

--- a/run-of-show/docs/TELEPROMPTER - A4I kickoff demo.docx
+++ b/run-of-show/docs/TELEPROMPTER - A4I kickoff demo.docx
@@ -210,6 +210,32 @@
           <w:szCs w:val="20"/>
         </w:rPr>
         <w:t xml:space="preserve">SAY</w:t>
+      </w:r>
+      <w:r>
+        <w:rPr>
+          <w:rFonts w:ascii="Calibri" w:cs="Calibri" w:eastAsia="Calibri" w:hAnsi="Calibri"/>
+          <w:b w:val="false"/>
+          <w:bCs w:val="false"/>
+          <w:i w:val="false"/>
+          <w:iCs w:val="false"/>
+          <w:color w:val="9AA4B2"/>
+          <w:sz w:val="20"/>
+          <w:szCs w:val="20"/>
+        </w:rPr>
+        <w:t xml:space="preserve">  ·  </w:t>
+      </w:r>
+      <w:r>
+        <w:rPr>
+          <w:rFonts w:ascii="Calibri" w:cs="Calibri" w:eastAsia="Calibri" w:hAnsi="Calibri"/>
+          <w:b/>
+          <w:bCs/>
+          <w:i w:val="false"/>
+          <w:iCs w:val="false"/>
+          <w:color w:val="9AA4B2"/>
+          <w:sz w:val="20"/>
+          <w:szCs w:val="20"/>
+        </w:rPr>
+        <w:t xml:space="preserve">REMEMBER</w:t>
       </w:r>
       <w:r>
         <w:rPr>
@@ -4381,6 +4407,181 @@
           <w:tcPr>
             <w:tcW w:type="dxa" w:w="10440"/>
             <w:tcBorders>
+              <w:top w:val="single" w:color="9AA4B2" w:sz="12"/>
+              <w:left w:val="single" w:color="9AA4B2" w:sz="12"/>
+              <w:bottom w:val="single" w:color="9AA4B2" w:sz="12"/>
+              <w:right w:val="single" w:color="9AA4B2" w:sz="12"/>
+            </w:tcBorders>
+            <w:tcMar>
+              <w:top w:type="dxa" w:w="80"/>
+              <w:left w:type="dxa" w:w="160"/>
+              <w:bottom w:type="dxa" w:w="80"/>
+              <w:right w:type="dxa" w:w="160"/>
+            </w:tcMar>
+          </w:tcPr>
+          <w:p>
+            <w:pPr>
+              <w:spacing w:after="40" w:before="0" w:line="264"/>
+            </w:pPr>
+            <w:r>
+              <w:rPr>
+                <w:rFonts w:ascii="Calibri" w:cs="Calibri" w:eastAsia="Calibri" w:hAnsi="Calibri"/>
+                <w:b/>
+                <w:bCs/>
+                <w:i w:val="false"/>
+                <w:iCs w:val="false"/>
+                <w:color w:val="9AA4B2"/>
+                <w:sz w:val="18"/>
+                <w:szCs w:val="18"/>
+              </w:rPr>
+              <w:t xml:space="preserve">WHAT THEY'RE LOOKING AT</w:t>
+            </w:r>
+          </w:p>
+          <w:p>
+            <w:pPr>
+              <w:spacing w:after="0" w:before="0" w:line="264"/>
+            </w:pPr>
+            <w:r>
+              <w:rPr>
+                <w:rFonts w:ascii="Calibri" w:cs="Calibri" w:eastAsia="Calibri" w:hAnsi="Calibri"/>
+                <w:b w:val="false"/>
+                <w:bCs w:val="false"/>
+                <w:i w:val="false"/>
+                <w:iCs w:val="false"/>
+                <w:sz w:val="22"/>
+                <w:szCs w:val="22"/>
+              </w:rPr>
+              <w:t xml:space="preserve">Cloud Run: Google runs your container for you, no servers to manage.</w:t>
+            </w:r>
+          </w:p>
+          <w:p>
+            <w:pPr>
+              <w:spacing w:after="0" w:before="0" w:line="264"/>
+            </w:pPr>
+            <w:r>
+              <w:rPr>
+                <w:rFonts w:ascii="Calibri" w:cs="Calibri" w:eastAsia="Calibri" w:hAnsi="Calibri"/>
+                <w:b w:val="false"/>
+                <w:bCs w:val="false"/>
+                <w:i w:val="false"/>
+                <w:iCs w:val="false"/>
+                <w:sz w:val="22"/>
+                <w:szCs w:val="22"/>
+              </w:rPr>
+              <w:t xml:space="preserve">cymbal-ops: the same agent as step 3, plus the ADK web UI, packaged as a container by adk deploy.</w:t>
+            </w:r>
+          </w:p>
+          <w:p>
+            <w:pPr>
+              <w:spacing w:after="0" w:before="0" w:line="264"/>
+            </w:pPr>
+            <w:r>
+              <w:rPr>
+                <w:rFonts w:ascii="Calibri" w:cs="Calibri" w:eastAsia="Calibri" w:hAnsi="Calibri"/>
+                <w:b w:val="false"/>
+                <w:bCs w:val="false"/>
+                <w:i w:val="false"/>
+                <w:iCs w:val="false"/>
+                <w:sz w:val="22"/>
+                <w:szCs w:val="22"/>
+              </w:rPr>
+              <w:t xml:space="preserve">URL: where it answers on the internet.</w:t>
+            </w:r>
+          </w:p>
+          <w:p>
+            <w:pPr>
+              <w:spacing w:after="0" w:before="0" w:line="264"/>
+            </w:pPr>
+            <w:r>
+              <w:rPr>
+                <w:rFonts w:ascii="Calibri" w:cs="Calibri" w:eastAsia="Calibri" w:hAnsi="Calibri"/>
+                <w:b w:val="false"/>
+                <w:bCs w:val="false"/>
+                <w:i w:val="false"/>
+                <w:iCs w:val="false"/>
+                <w:sz w:val="22"/>
+                <w:szCs w:val="22"/>
+              </w:rPr>
+              <w:t xml:space="preserve">Require authentication: only signed-in people with access can reach it. The agent can run code and query BigQuery; an open URL on a slide is an invitation.</w:t>
+            </w:r>
+          </w:p>
+          <w:p>
+            <w:pPr>
+              <w:spacing w:after="0" w:before="0" w:line="264"/>
+            </w:pPr>
+            <w:r>
+              <w:rPr>
+                <w:rFonts w:ascii="Calibri" w:cs="Calibri" w:eastAsia="Calibri" w:hAnsi="Calibri"/>
+                <w:b w:val="false"/>
+                <w:bCs w:val="false"/>
+                <w:i w:val="false"/>
+                <w:iCs w:val="false"/>
+                <w:sz w:val="22"/>
+                <w:szCs w:val="22"/>
+              </w:rPr>
+              <w:t xml:space="preserve">Minimum instances 1: one copy always running, so the first request after a quiet hour doesn't wait for a cold start.</w:t>
+            </w:r>
+          </w:p>
+          <w:p>
+            <w:pPr>
+              <w:spacing w:after="0" w:before="0" w:line="264"/>
+            </w:pPr>
+            <w:r>
+              <w:rPr>
+                <w:rFonts w:ascii="Calibri" w:cs="Calibri" w:eastAsia="Calibri" w:hAnsi="Calibri"/>
+                <w:b w:val="false"/>
+                <w:bCs w:val="false"/>
+                <w:i w:val="false"/>
+                <w:iCs w:val="false"/>
+                <w:sz w:val="22"/>
+                <w:szCs w:val="22"/>
+              </w:rPr>
+              <w:t xml:space="preserve">Revision: each deploy is a new version; Cloud Run can roll back to any of them.</w:t>
+            </w:r>
+          </w:p>
+        </w:tc>
+      </w:tr>
+    </w:tbl>
+    <w:p>
+      <w:pPr>
+        <w:spacing w:after="20" w:before="0" w:line="264"/>
+      </w:pPr>
+      <w:r>
+        <w:rPr>
+          <w:rFonts w:ascii="Calibri" w:cs="Calibri" w:eastAsia="Calibri" w:hAnsi="Calibri"/>
+          <w:b w:val="false"/>
+          <w:bCs w:val="false"/>
+          <w:i w:val="false"/>
+          <w:iCs w:val="false"/>
+          <w:sz w:val="22"/>
+          <w:szCs w:val="22"/>
+        </w:rPr>
+        <w:t xml:space="preserve"/>
+      </w:r>
+    </w:p>
+    <w:tbl>
+      <w:tblPr>
+        <w:tblW w:type="dxa" w:w="10440"/>
+        <w:tblBorders>
+          <w:top w:val="single" w:color="auto" w:sz="4"/>
+          <w:left w:val="single" w:color="auto" w:sz="4"/>
+          <w:bottom w:val="single" w:color="auto" w:sz="4"/>
+          <w:right w:val="single" w:color="auto" w:sz="4"/>
+          <w:insideH w:val="single" w:color="auto" w:sz="4"/>
+          <w:insideV w:val="single" w:color="auto" w:sz="4"/>
+        </w:tblBorders>
+      </w:tblPr>
+      <w:tblGrid>
+        <w:gridCol w:w="10440"/>
+      </w:tblGrid>
+      <w:tr>
+        <w:trPr>
+          <w:cantSplit/>
+        </w:trPr>
+        <w:tc>
+          <w:tcPr>
+            <w:tcW w:type="dxa" w:w="10440"/>
+            <w:tcBorders>
               <w:top w:val="single" w:color="B07CFF" w:sz="12"/>
               <w:left w:val="single" w:color="B07CFF" w:sz="12"/>
               <w:bottom w:val="single" w:color="B07CFF" w:sz="12"/>
@@ -4425,7 +4626,7 @@
                 <w:sz w:val="22"/>
                 <w:szCs w:val="22"/>
               </w:rPr>
-              <w:t xml:space="preserve">Point at the service URL, Authentication: Require authentication, and the one instance.</w:t>
+              <w:t xml:space="preserve">Point at the service URL and Authentication: Require authentication. Minimum instances 1 is in the revision's details; if it isn't quick to find, just say it.</w:t>
             </w:r>
           </w:p>
           <w:p>
@@ -4456,7 +4657,7 @@
                 <w:sz w:val="19"/>
                 <w:szCs w:val="19"/>
               </w:rPr>
-              <w:t xml:space="preserve">cymbal-ops, healthy, one revision.</w:t>
+              <w:t xml:space="preserve">cymbal-ops, healthy, one instance kept warm.</w:t>
             </w:r>
           </w:p>
         </w:tc>
@@ -4891,6 +5092,181 @@
                 <w:szCs w:val="19"/>
               </w:rPr>
               <w:t xml:space="preserve">Decision needed: CYMBAL-04. The agent's steps tick in, then YOUR CALL: MANEUVER, 0.0181 m/s prograde at 04:00 → 3,036 m, 1.54 days.</w:t>
+            </w:r>
+          </w:p>
+        </w:tc>
+      </w:tr>
+    </w:tbl>
+    <w:p>
+      <w:pPr>
+        <w:spacing w:after="20" w:before="0" w:line="264"/>
+      </w:pPr>
+      <w:r>
+        <w:rPr>
+          <w:rFonts w:ascii="Calibri" w:cs="Calibri" w:eastAsia="Calibri" w:hAnsi="Calibri"/>
+          <w:b w:val="false"/>
+          <w:bCs w:val="false"/>
+          <w:i w:val="false"/>
+          <w:iCs w:val="false"/>
+          <w:sz w:val="22"/>
+          <w:szCs w:val="22"/>
+        </w:rPr>
+        <w:t xml:space="preserve"/>
+      </w:r>
+    </w:p>
+    <w:tbl>
+      <w:tblPr>
+        <w:tblW w:type="dxa" w:w="10440"/>
+        <w:tblBorders>
+          <w:top w:val="single" w:color="auto" w:sz="4"/>
+          <w:left w:val="single" w:color="auto" w:sz="4"/>
+          <w:bottom w:val="single" w:color="auto" w:sz="4"/>
+          <w:right w:val="single" w:color="auto" w:sz="4"/>
+          <w:insideH w:val="single" w:color="auto" w:sz="4"/>
+          <w:insideV w:val="single" w:color="auto" w:sz="4"/>
+        </w:tblBorders>
+      </w:tblPr>
+      <w:tblGrid>
+        <w:gridCol w:w="10440"/>
+      </w:tblGrid>
+      <w:tr>
+        <w:trPr>
+          <w:cantSplit/>
+        </w:trPr>
+        <w:tc>
+          <w:tcPr>
+            <w:tcW w:type="dxa" w:w="10440"/>
+            <w:tcBorders>
+              <w:top w:val="single" w:color="9AA4B2" w:sz="12"/>
+              <w:left w:val="single" w:color="9AA4B2" w:sz="12"/>
+              <w:bottom w:val="single" w:color="9AA4B2" w:sz="12"/>
+              <w:right w:val="single" w:color="9AA4B2" w:sz="12"/>
+            </w:tcBorders>
+            <w:tcMar>
+              <w:top w:type="dxa" w:w="80"/>
+              <w:left w:type="dxa" w:w="160"/>
+              <w:bottom w:type="dxa" w:w="80"/>
+              <w:right w:type="dxa" w:w="160"/>
+            </w:tcMar>
+          </w:tcPr>
+          <w:p>
+            <w:pPr>
+              <w:spacing w:after="40" w:before="0" w:line="264"/>
+            </w:pPr>
+            <w:r>
+              <w:rPr>
+                <w:rFonts w:ascii="Calibri" w:cs="Calibri" w:eastAsia="Calibri" w:hAnsi="Calibri"/>
+                <w:b/>
+                <w:bCs/>
+                <w:i w:val="false"/>
+                <w:iCs w:val="false"/>
+                <w:color w:val="9AA4B2"/>
+                <w:sz w:val="18"/>
+                <w:szCs w:val="18"/>
+              </w:rPr>
+              <w:t xml:space="preserve">THE PURPLE AGENT CARD, TOP TO BOTTOM</w:t>
+            </w:r>
+          </w:p>
+          <w:p>
+            <w:pPr>
+              <w:spacing w:after="0" w:before="0" w:line="264"/>
+            </w:pPr>
+            <w:r>
+              <w:rPr>
+                <w:rFonts w:ascii="Calibri" w:cs="Calibri" w:eastAsia="Calibri" w:hAnsi="Calibri"/>
+                <w:b w:val="false"/>
+                <w:bCs w:val="false"/>
+                <w:i w:val="false"/>
+                <w:iCs w:val="false"/>
+                <w:sz w:val="22"/>
+                <w:szCs w:val="22"/>
+              </w:rPr>
+              <w:t xml:space="preserve">Watcher's line: why it woke the agent. 18 h out (tracking as good as it gets, still time to burn cheaply), worst case 1 in 10,000, tracking fresh.</w:t>
+            </w:r>
+          </w:p>
+          <w:p>
+            <w:pPr>
+              <w:spacing w:after="0" w:before="0" w:line="264"/>
+            </w:pPr>
+            <w:r>
+              <w:rPr>
+                <w:rFonts w:ascii="Calibri" w:cs="Calibri" w:eastAsia="Calibri" w:hAnsi="Calibri"/>
+                <w:b w:val="false"/>
+                <w:bCs w:val="false"/>
+                <w:i w:val="false"/>
+                <w:iCs w:val="false"/>
+                <w:sz w:val="22"/>
+                <w:szCs w:val="22"/>
+              </w:rPr>
+              <w:t xml:space="preserve">assess_conjunction (our tool): the facts from BigQuery; is the tracking fresh, can the debris dodge (no); stages the case in the sandbox.</w:t>
+            </w:r>
+          </w:p>
+          <w:p>
+            <w:pPr>
+              <w:spacing w:after="0" w:before="0" w:line="264"/>
+            </w:pPr>
+            <w:r>
+              <w:rPr>
+                <w:rFonts w:ascii="Calibri" w:cs="Calibri" w:eastAsia="Calibri" w:hAnsi="Calibri"/>
+                <w:b w:val="false"/>
+                <w:bCs w:val="false"/>
+                <w:i w:val="false"/>
+                <w:iCs w:val="false"/>
+                <w:sz w:val="22"/>
+                <w:szCs w:val="22"/>
+              </w:rPr>
+              <w:t xml:space="preserve">run_in_sandbox: the agent's own Python, run in the Agent Runtime code sandbox. Sizes the burn at 04:00 (0.0181 m/s) and noon (0.0343 m/s).</w:t>
+            </w:r>
+          </w:p>
+          <w:p>
+            <w:pPr>
+              <w:spacing w:after="0" w:before="0" w:line="264"/>
+            </w:pPr>
+            <w:r>
+              <w:rPr>
+                <w:rFonts w:ascii="Calibri" w:cs="Calibri" w:eastAsia="Calibri" w:hAnsi="Calibri"/>
+                <w:b w:val="false"/>
+                <w:bCs w:val="false"/>
+                <w:i w:val="false"/>
+                <w:iCs w:val="false"/>
+                <w:sz w:val="22"/>
+                <w:szCs w:val="22"/>
+              </w:rPr>
+              <w:t xml:space="preserve">maneuver_cost ×2: each burn in days of satellite life: 1.54 vs 2.92.</w:t>
+            </w:r>
+          </w:p>
+          <w:p>
+            <w:pPr>
+              <w:spacing w:after="0" w:before="0" w:line="264"/>
+            </w:pPr>
+            <w:r>
+              <w:rPr>
+                <w:rFonts w:ascii="Calibri" w:cs="Calibri" w:eastAsia="Calibri" w:hAnsi="Calibri"/>
+                <w:b w:val="false"/>
+                <w:bCs w:val="false"/>
+                <w:i w:val="false"/>
+                <w:iCs w:val="false"/>
+                <w:sz w:val="22"/>
+                <w:szCs w:val="22"/>
+              </w:rPr>
+              <w:t xml:space="preserve">build_assessment: writes it up, re-reading every fact from BigQuery.</w:t>
+            </w:r>
+          </w:p>
+          <w:p>
+            <w:pPr>
+              <w:spacing w:after="0" w:before="0" w:line="264"/>
+            </w:pPr>
+            <w:r>
+              <w:rPr>
+                <w:rFonts w:ascii="Calibri" w:cs="Calibri" w:eastAsia="Calibri" w:hAnsi="Calibri"/>
+                <w:b w:val="false"/>
+                <w:bCs w:val="false"/>
+                <w:i w:val="false"/>
+                <w:iCs w:val="false"/>
+                <w:sz w:val="22"/>
+                <w:szCs w:val="22"/>
+              </w:rPr>
+              <w:t xml:space="preserve">Then: the agent's words · the bold summary · the write-up (click to open) · Approve / Hold · how long it took (about 23 s).</w:t>
             </w:r>
           </w:p>
         </w:tc>

--- a/run-of-show/docs/TELEPROMPTER - A4I kickoff demo.docx
+++ b/run-of-show/docs/TELEPROMPTER - A4I kickoff demo.docx
@@ -236,6 +236,32 @@
           <w:szCs w:val="20"/>
         </w:rPr>
         <w:t xml:space="preserve">REMEMBER</w:t>
+      </w:r>
+      <w:r>
+        <w:rPr>
+          <w:rFonts w:ascii="Calibri" w:cs="Calibri" w:eastAsia="Calibri" w:hAnsi="Calibri"/>
+          <w:b w:val="false"/>
+          <w:bCs w:val="false"/>
+          <w:i w:val="false"/>
+          <w:iCs w:val="false"/>
+          <w:color w:val="9AA4B2"/>
+          <w:sz w:val="20"/>
+          <w:szCs w:val="20"/>
+        </w:rPr>
+        <w:t xml:space="preserve">  ·  </w:t>
+      </w:r>
+      <w:r>
+        <w:rPr>
+          <w:rFonts w:ascii="Calibri" w:cs="Calibri" w:eastAsia="Calibri" w:hAnsi="Calibri"/>
+          <w:b/>
+          <w:bCs/>
+          <w:i w:val="false"/>
+          <w:iCs w:val="false"/>
+          <w:color w:val="2ECC71"/>
+          <w:sz w:val="20"/>
+          <w:szCs w:val="20"/>
+        </w:rPr>
+        <w:t xml:space="preserve">IF YOUR TEAM HAS…</w:t>
       </w:r>
       <w:r>
         <w:rPr>
@@ -2850,90 +2876,6 @@
         <w:t xml:space="preserve"/>
       </w:r>
     </w:p>
-    <w:p>
-      <w:r>
-        <w:br w:type="page"/>
-      </w:r>
-    </w:p>
-    <w:p>
-      <w:pPr>
-        <w:spacing w:after="0" w:before="0" w:line="264"/>
-      </w:pPr>
-      <w:r>
-        <w:rPr>
-          <w:rFonts w:ascii="Calibri" w:cs="Calibri" w:eastAsia="Calibri" w:hAnsi="Calibri"/>
-          <w:b/>
-          <w:bCs/>
-          <w:i w:val="false"/>
-          <w:iCs w:val="false"/>
-          <w:color w:val="F28C28"/>
-          <w:sz w:val="48"/>
-          <w:szCs w:val="48"/>
-        </w:rPr>
-        <w:t xml:space="preserve">TAB · COLAB ENTERPRISE · THE DATA NOTEBOOK</w:t>
-      </w:r>
-    </w:p>
-    <w:p>
-      <w:pPr>
-        <w:spacing w:after="80" w:before="0" w:line="264"/>
-      </w:pPr>
-      <w:r>
-        <w:rPr>
-          <w:rFonts w:ascii="Calibri" w:cs="Calibri" w:eastAsia="Calibri" w:hAnsi="Calibri"/>
-          <w:b/>
-          <w:bCs/>
-          <w:i w:val="false"/>
-          <w:iCs w:val="false"/>
-          <w:color w:val="3D8BFF"/>
-          <w:sz w:val="30"/>
-          <w:szCs w:val="30"/>
-        </w:rPr>
-        <w:t xml:space="preserve">2. Load &amp; Explore: load it, distrust it, validate it</w:t>
-      </w:r>
-      <w:r>
-        <w:rPr>
-          <w:rFonts w:ascii="Calibri" w:cs="Calibri" w:eastAsia="Calibri" w:hAnsi="Calibri"/>
-          <w:b w:val="false"/>
-          <w:bCs w:val="false"/>
-          <w:i w:val="false"/>
-          <w:iCs w:val="false"/>
-          <w:color w:val="9AA4B2"/>
-          <w:sz w:val="21"/>
-          <w:szCs w:val="21"/>
-        </w:rPr>
-        <w:t xml:space="preserve">   ~1.5 min</w:t>
-      </w:r>
-    </w:p>
-    <w:p>
-      <w:pPr>
-        <w:spacing w:after="40" w:before="0" w:line="264"/>
-      </w:pPr>
-      <w:r>
-        <w:rPr>
-          <w:rFonts w:ascii="Calibri" w:cs="Calibri" w:eastAsia="Calibri" w:hAnsi="Calibri"/>
-          <w:b/>
-          <w:bCs/>
-          <w:i w:val="false"/>
-          <w:iCs w:val="false"/>
-          <w:color w:val="B07CFF"/>
-          <w:sz w:val="20"/>
-          <w:szCs w:val="20"/>
-        </w:rPr>
-        <w:t xml:space="preserve">NEEDS  </w:t>
-      </w:r>
-      <w:r>
-        <w:rPr>
-          <w:rFonts w:ascii="Calibri" w:cs="Calibri" w:eastAsia="Calibri" w:hAnsi="Calibri"/>
-          <w:b w:val="false"/>
-          <w:bCs w:val="false"/>
-          <w:i w:val="false"/>
-          <w:iCs w:val="false"/>
-          <w:sz w:val="20"/>
-          <w:szCs w:val="20"/>
-        </w:rPr>
-        <w:t xml:space="preserve">demo_01_load_explore.ipynb, already run end to end (Runtime ▸ Run all, this morning, same project).</w:t>
-      </w:r>
-    </w:p>
     <w:tbl>
       <w:tblPr>
         <w:tblW w:type="dxa" w:w="10440"/>
@@ -2957,10 +2899,10 @@
           <w:tcPr>
             <w:tcW w:type="dxa" w:w="10440"/>
             <w:tcBorders>
-              <w:top w:val="single" w:color="B07CFF" w:sz="12"/>
-              <w:left w:val="single" w:color="B07CFF" w:sz="12"/>
-              <w:bottom w:val="single" w:color="B07CFF" w:sz="12"/>
-              <w:right w:val="single" w:color="B07CFF" w:sz="12"/>
+              <w:top w:val="single" w:color="2ECC71" w:sz="12"/>
+              <w:left w:val="single" w:color="2ECC71" w:sz="12"/>
+              <w:bottom w:val="single" w:color="2ECC71" w:sz="12"/>
+              <w:right w:val="single" w:color="2ECC71" w:sz="12"/>
             </w:tcBorders>
             <w:tcMar>
               <w:top w:type="dxa" w:w="80"/>
@@ -2980,11 +2922,11 @@
                 <w:bCs/>
                 <w:i w:val="false"/>
                 <w:iCs w:val="false"/>
-                <w:color w:val="B07CFF"/>
+                <w:color w:val="2ECC71"/>
                 <w:sz w:val="18"/>
                 <w:szCs w:val="18"/>
               </w:rPr>
-              <w:t xml:space="preserve">DO</w:t>
+              <w:t xml:space="preserve">IF YOUR TEAM HAS…</w:t>
             </w:r>
           </w:p>
           <w:p>
@@ -3001,38 +2943,7 @@
                 <w:sz w:val="22"/>
                 <w:szCs w:val="22"/>
               </w:rPr>
-              <w:t xml:space="preserve">Table of contents ▸ 3—The wrong answer first</w:t>
-            </w:r>
-          </w:p>
-          <w:p>
-            <w:pPr>
-              <w:spacing w:after="0" w:before="60" w:line="264"/>
-            </w:pPr>
-            <w:r>
-              <w:rPr>
-                <w:rFonts w:ascii="Calibri" w:cs="Calibri" w:eastAsia="Calibri" w:hAnsi="Calibri"/>
-                <w:b/>
-                <w:bCs/>
-                <w:i w:val="false"/>
-                <w:iCs w:val="false"/>
-                <w:color w:val="2ECC71"/>
-                <w:sz w:val="19"/>
-                <w:szCs w:val="19"/>
-              </w:rPr>
-              <w:t xml:space="preserve">→ </w:t>
-            </w:r>
-            <w:r>
-              <w:rPr>
-                <w:rFonts w:ascii="Calibri" w:cs="Calibri" w:eastAsia="Calibri" w:hAnsi="Calibri"/>
-                <w:b w:val="false"/>
-                <w:bCs w:val="false"/>
-                <w:i w:val="false"/>
-                <w:iCs w:val="false"/>
-                <w:color w:val="9AA4B2"/>
-                <w:sz w:val="19"/>
-                <w:szCs w:val="19"/>
-              </w:rPr>
-              <w:t xml:space="preserve">Thousands of objects whose orbit crosses our 880 km altitude. Every one of them really is at our height.</w:t>
+              <w:t xml:space="preserve">This is the far end of the path, not the bar. A working agent in adk web is a good finish. A team with a front-end developer and time to spare can get this far.</w:t>
             </w:r>
           </w:p>
         </w:tc>
@@ -3053,6 +2964,90 @@
           <w:szCs w:val="22"/>
         </w:rPr>
         <w:t xml:space="preserve"/>
+      </w:r>
+    </w:p>
+    <w:p>
+      <w:r>
+        <w:br w:type="page"/>
+      </w:r>
+    </w:p>
+    <w:p>
+      <w:pPr>
+        <w:spacing w:after="0" w:before="0" w:line="264"/>
+      </w:pPr>
+      <w:r>
+        <w:rPr>
+          <w:rFonts w:ascii="Calibri" w:cs="Calibri" w:eastAsia="Calibri" w:hAnsi="Calibri"/>
+          <w:b/>
+          <w:bCs/>
+          <w:i w:val="false"/>
+          <w:iCs w:val="false"/>
+          <w:color w:val="F28C28"/>
+          <w:sz w:val="48"/>
+          <w:szCs w:val="48"/>
+        </w:rPr>
+        <w:t xml:space="preserve">TAB · COLAB ENTERPRISE · THE DATA NOTEBOOK</w:t>
+      </w:r>
+    </w:p>
+    <w:p>
+      <w:pPr>
+        <w:spacing w:after="80" w:before="0" w:line="264"/>
+      </w:pPr>
+      <w:r>
+        <w:rPr>
+          <w:rFonts w:ascii="Calibri" w:cs="Calibri" w:eastAsia="Calibri" w:hAnsi="Calibri"/>
+          <w:b/>
+          <w:bCs/>
+          <w:i w:val="false"/>
+          <w:iCs w:val="false"/>
+          <w:color w:val="3D8BFF"/>
+          <w:sz w:val="30"/>
+          <w:szCs w:val="30"/>
+        </w:rPr>
+        <w:t xml:space="preserve">2. Load &amp; Explore: load it, distrust it, validate it</w:t>
+      </w:r>
+      <w:r>
+        <w:rPr>
+          <w:rFonts w:ascii="Calibri" w:cs="Calibri" w:eastAsia="Calibri" w:hAnsi="Calibri"/>
+          <w:b w:val="false"/>
+          <w:bCs w:val="false"/>
+          <w:i w:val="false"/>
+          <w:iCs w:val="false"/>
+          <w:color w:val="9AA4B2"/>
+          <w:sz w:val="21"/>
+          <w:szCs w:val="21"/>
+        </w:rPr>
+        <w:t xml:space="preserve">   ~1.5 min</w:t>
+      </w:r>
+    </w:p>
+    <w:p>
+      <w:pPr>
+        <w:spacing w:after="40" w:before="0" w:line="264"/>
+      </w:pPr>
+      <w:r>
+        <w:rPr>
+          <w:rFonts w:ascii="Calibri" w:cs="Calibri" w:eastAsia="Calibri" w:hAnsi="Calibri"/>
+          <w:b/>
+          <w:bCs/>
+          <w:i w:val="false"/>
+          <w:iCs w:val="false"/>
+          <w:color w:val="B07CFF"/>
+          <w:sz w:val="20"/>
+          <w:szCs w:val="20"/>
+        </w:rPr>
+        <w:t xml:space="preserve">NEEDS  </w:t>
+      </w:r>
+      <w:r>
+        <w:rPr>
+          <w:rFonts w:ascii="Calibri" w:cs="Calibri" w:eastAsia="Calibri" w:hAnsi="Calibri"/>
+          <w:b w:val="false"/>
+          <w:bCs w:val="false"/>
+          <w:i w:val="false"/>
+          <w:iCs w:val="false"/>
+          <w:sz w:val="20"/>
+          <w:szCs w:val="20"/>
+        </w:rPr>
+        <w:t xml:space="preserve">demo_01_load_explore.ipynb, already run end to end (Runtime ▸ Run all, this morning, same project).</w:t>
       </w:r>
     </w:p>
     <w:tbl>
@@ -3078,10 +3073,10 @@
           <w:tcPr>
             <w:tcW w:type="dxa" w:w="10440"/>
             <w:tcBorders>
-              <w:top w:val="single" w:color="2BB3B1" w:sz="12"/>
-              <w:left w:val="single" w:color="2BB3B1" w:sz="12"/>
-              <w:bottom w:val="single" w:color="2BB3B1" w:sz="12"/>
-              <w:right w:val="single" w:color="2BB3B1" w:sz="12"/>
+              <w:top w:val="single" w:color="B07CFF" w:sz="12"/>
+              <w:left w:val="single" w:color="B07CFF" w:sz="12"/>
+              <w:bottom w:val="single" w:color="B07CFF" w:sz="12"/>
+              <w:right w:val="single" w:color="B07CFF" w:sz="12"/>
             </w:tcBorders>
             <w:tcMar>
               <w:top w:type="dxa" w:w="80"/>
@@ -3101,11 +3096,11 @@
                 <w:bCs/>
                 <w:i w:val="false"/>
                 <w:iCs w:val="false"/>
-                <w:color w:val="2BB3B1"/>
+                <w:color w:val="B07CFF"/>
                 <w:sz w:val="18"/>
                 <w:szCs w:val="18"/>
               </w:rPr>
-              <w:t xml:space="preserve">SAY</w:t>
+              <w:t xml:space="preserve">DO</w:t>
             </w:r>
           </w:p>
           <w:p>
@@ -3117,12 +3112,43 @@
                 <w:rFonts w:ascii="Calibri" w:cs="Calibri" w:eastAsia="Calibri" w:hAnsi="Calibri"/>
                 <w:b w:val="false"/>
                 <w:bCs w:val="false"/>
-                <w:i/>
-                <w:iCs/>
+                <w:i w:val="false"/>
+                <w:iCs w:val="false"/>
                 <w:sz w:val="22"/>
                 <w:szCs w:val="22"/>
               </w:rPr>
-              <w:t xml:space="preserve">Same height is not same place. Altitude is a filter, not an answer.</w:t>
+              <w:t xml:space="preserve">Table of contents ▸ 3—The wrong answer first</w:t>
+            </w:r>
+          </w:p>
+          <w:p>
+            <w:pPr>
+              <w:spacing w:after="0" w:before="60" w:line="264"/>
+            </w:pPr>
+            <w:r>
+              <w:rPr>
+                <w:rFonts w:ascii="Calibri" w:cs="Calibri" w:eastAsia="Calibri" w:hAnsi="Calibri"/>
+                <w:b/>
+                <w:bCs/>
+                <w:i w:val="false"/>
+                <w:iCs w:val="false"/>
+                <w:color w:val="2ECC71"/>
+                <w:sz w:val="19"/>
+                <w:szCs w:val="19"/>
+              </w:rPr>
+              <w:t xml:space="preserve">→ </w:t>
+            </w:r>
+            <w:r>
+              <w:rPr>
+                <w:rFonts w:ascii="Calibri" w:cs="Calibri" w:eastAsia="Calibri" w:hAnsi="Calibri"/>
+                <w:b w:val="false"/>
+                <w:bCs w:val="false"/>
+                <w:i w:val="false"/>
+                <w:iCs w:val="false"/>
+                <w:color w:val="9AA4B2"/>
+                <w:sz w:val="19"/>
+                <w:szCs w:val="19"/>
+              </w:rPr>
+              <w:t xml:space="preserve">Thousands of objects whose orbit crosses our 880 km altitude. Every one of them really is at our height.</w:t>
             </w:r>
           </w:p>
         </w:tc>
@@ -3168,10 +3194,10 @@
           <w:tcPr>
             <w:tcW w:type="dxa" w:w="10440"/>
             <w:tcBorders>
-              <w:top w:val="single" w:color="B07CFF" w:sz="12"/>
-              <w:left w:val="single" w:color="B07CFF" w:sz="12"/>
-              <w:bottom w:val="single" w:color="B07CFF" w:sz="12"/>
-              <w:right w:val="single" w:color="B07CFF" w:sz="12"/>
+              <w:top w:val="single" w:color="2BB3B1" w:sz="12"/>
+              <w:left w:val="single" w:color="2BB3B1" w:sz="12"/>
+              <w:bottom w:val="single" w:color="2BB3B1" w:sz="12"/>
+              <w:right w:val="single" w:color="2BB3B1" w:sz="12"/>
             </w:tcBorders>
             <w:tcMar>
               <w:top w:type="dxa" w:w="80"/>
@@ -3191,11 +3217,11 @@
                 <w:bCs/>
                 <w:i w:val="false"/>
                 <w:iCs w:val="false"/>
-                <w:color w:val="B07CFF"/>
+                <w:color w:val="2BB3B1"/>
                 <w:sz w:val="18"/>
                 <w:szCs w:val="18"/>
               </w:rPr>
-              <w:t xml:space="preserve">DO</w:t>
+              <w:t xml:space="preserve">SAY</w:t>
             </w:r>
           </w:p>
           <w:p>
@@ -3207,43 +3233,12 @@
                 <w:rFonts w:ascii="Calibri" w:cs="Calibri" w:eastAsia="Calibri" w:hAnsi="Calibri"/>
                 <w:b w:val="false"/>
                 <w:bCs w:val="false"/>
-                <w:i w:val="false"/>
-                <w:iCs w:val="false"/>
+                <w:i/>
+                <w:iCs/>
                 <w:sz w:val="22"/>
                 <w:szCs w:val="22"/>
               </w:rPr>
-              <w:t xml:space="preserve">Table of contents ▸ 7—What the data says ▸ the hook query</w:t>
-            </w:r>
-          </w:p>
-          <w:p>
-            <w:pPr>
-              <w:spacing w:after="0" w:before="60" w:line="264"/>
-            </w:pPr>
-            <w:r>
-              <w:rPr>
-                <w:rFonts w:ascii="Calibri" w:cs="Calibri" w:eastAsia="Calibri" w:hAnsi="Calibri"/>
-                <w:b/>
-                <w:bCs/>
-                <w:i w:val="false"/>
-                <w:iCs w:val="false"/>
-                <w:color w:val="2ECC71"/>
-                <w:sz w:val="19"/>
-                <w:szCs w:val="19"/>
-              </w:rPr>
-              <w:t xml:space="preserve">→ </w:t>
-            </w:r>
-            <w:r>
-              <w:rPr>
-                <w:rFonts w:ascii="Calibri" w:cs="Calibri" w:eastAsia="Calibri" w:hAnsi="Calibri"/>
-                <w:b w:val="false"/>
-                <w:bCs w:val="false"/>
-                <w:i w:val="false"/>
-                <w:iCs w:val="false"/>
-                <w:color w:val="9AA4B2"/>
-                <w:sz w:val="19"/>
-                <w:szCs w:val="19"/>
-              </w:rPr>
-              <w:t xml:space="preserve">About a quarter of what crosses our altitude comes from two events: the 2007 anti-satellite test and the 2009 collision.</w:t>
+              <w:t xml:space="preserve">Same height is not same place. Altitude is a filter, not an answer.</w:t>
             </w:r>
           </w:p>
         </w:tc>
@@ -3333,7 +3328,7 @@
                 <w:sz w:val="22"/>
                 <w:szCs w:val="22"/>
               </w:rPr>
-              <w:t xml:space="preserve">Table of contents ▸ 10—The honest numbers</w:t>
+              <w:t xml:space="preserve">Table of contents ▸ 7—What the data says ▸ the hook query</w:t>
             </w:r>
           </w:p>
           <w:p>
@@ -3364,7 +3359,7 @@
                 <w:sz w:val="19"/>
                 <w:szCs w:val="19"/>
               </w:rPr>
-              <w:t xml:space="preserve">850 approaches under 10 km this week: 1 ESCALATE, 7 WATCH, 842 noise.</w:t>
+              <w:t xml:space="preserve">About a quarter of what crosses our altitude comes from two events: the 2007 anti-satellite test and the 2009 collision.</w:t>
             </w:r>
           </w:p>
         </w:tc>
@@ -3385,121 +3380,6 @@
           <w:szCs w:val="22"/>
         </w:rPr>
         <w:t xml:space="preserve"/>
-      </w:r>
-    </w:p>
-    <w:p>
-      <w:pPr>
-        <w:spacing w:after="0" w:before="40" w:line="264"/>
-      </w:pPr>
-      <w:r>
-        <w:rPr>
-          <w:rFonts w:ascii="Calibri" w:cs="Calibri" w:eastAsia="Calibri" w:hAnsi="Calibri"/>
-          <w:b/>
-          <w:bCs/>
-          <w:i w:val="false"/>
-          <w:iCs w:val="false"/>
-          <w:color w:val="FF5C5C"/>
-          <w:sz w:val="18"/>
-          <w:szCs w:val="18"/>
-        </w:rPr>
-        <w:t xml:space="preserve">IF IT GOES WRONG  </w:t>
-      </w:r>
-      <w:r>
-        <w:rPr>
-          <w:rFonts w:ascii="Calibri" w:cs="Calibri" w:eastAsia="Calibri" w:hAnsi="Calibri"/>
-          <w:b w:val="false"/>
-          <w:bCs w:val="false"/>
-          <w:i w:val="false"/>
-          <w:iCs w:val="false"/>
-          <w:color w:val="9AA4B2"/>
-          <w:sz w:val="18"/>
-          <w:szCs w:val="18"/>
-        </w:rPr>
-        <w:t xml:space="preserve">If the outputs are gone (kernel restarted), don't re-run live: the screen takes two minutes. Say the numbers from this page and move on.</w:t>
-      </w:r>
-    </w:p>
-    <w:p>
-      <w:r>
-        <w:br w:type="page"/>
-      </w:r>
-    </w:p>
-    <w:p>
-      <w:pPr>
-        <w:spacing w:after="0" w:before="0" w:line="264"/>
-      </w:pPr>
-      <w:r>
-        <w:rPr>
-          <w:rFonts w:ascii="Calibri" w:cs="Calibri" w:eastAsia="Calibri" w:hAnsi="Calibri"/>
-          <w:b/>
-          <w:bCs/>
-          <w:i w:val="false"/>
-          <w:iCs w:val="false"/>
-          <w:color w:val="F28C28"/>
-          <w:sz w:val="48"/>
-          <w:szCs w:val="48"/>
-        </w:rPr>
-        <w:t xml:space="preserve">TAB · ADK WEB UI · PORT 8000</w:t>
-      </w:r>
-    </w:p>
-    <w:p>
-      <w:pPr>
-        <w:spacing w:after="80" w:before="0" w:line="264"/>
-      </w:pPr>
-      <w:r>
-        <w:rPr>
-          <w:rFonts w:ascii="Calibri" w:cs="Calibri" w:eastAsia="Calibri" w:hAnsi="Calibri"/>
-          <w:b/>
-          <w:bCs/>
-          <w:i w:val="false"/>
-          <w:iCs w:val="false"/>
-          <w:color w:val="3D8BFF"/>
-          <w:sz w:val="30"/>
-          <w:szCs w:val="30"/>
-        </w:rPr>
-        <w:t xml:space="preserve">3. Build: an agent on the required stack</w:t>
-      </w:r>
-      <w:r>
-        <w:rPr>
-          <w:rFonts w:ascii="Calibri" w:cs="Calibri" w:eastAsia="Calibri" w:hAnsi="Calibri"/>
-          <w:b w:val="false"/>
-          <w:bCs w:val="false"/>
-          <w:i w:val="false"/>
-          <w:iCs w:val="false"/>
-          <w:color w:val="9AA4B2"/>
-          <w:sz w:val="21"/>
-          <w:szCs w:val="21"/>
-        </w:rPr>
-        <w:t xml:space="preserve">   ~1.5 min</w:t>
-      </w:r>
-    </w:p>
-    <w:p>
-      <w:pPr>
-        <w:spacing w:after="40" w:before="0" w:line="264"/>
-      </w:pPr>
-      <w:r>
-        <w:rPr>
-          <w:rFonts w:ascii="Calibri" w:cs="Calibri" w:eastAsia="Calibri" w:hAnsi="Calibri"/>
-          <w:b/>
-          <w:bCs/>
-          <w:i w:val="false"/>
-          <w:iCs w:val="false"/>
-          <w:color w:val="B07CFF"/>
-          <w:sz w:val="20"/>
-          <w:szCs w:val="20"/>
-        </w:rPr>
-        <w:t xml:space="preserve">NEEDS  </w:t>
-      </w:r>
-      <w:r>
-        <w:rPr>
-          <w:rFonts w:ascii="Calibri" w:cs="Calibri" w:eastAsia="Calibri" w:hAnsi="Calibri"/>
-          <w:b w:val="false"/>
-          <w:bCs w:val="false"/>
-          <w:i w:val="false"/>
-          <w:iCs w:val="false"/>
-          <w:sz w:val="20"/>
-          <w:szCs w:val="20"/>
-        </w:rPr>
-        <w:t xml:space="preserve">cymbal_ops selected, new session.</w:t>
       </w:r>
     </w:p>
     <w:tbl>
@@ -3525,10 +3405,10 @@
           <w:tcPr>
             <w:tcW w:type="dxa" w:w="10440"/>
             <w:tcBorders>
-              <w:top w:val="single" w:color="F28C28" w:sz="12"/>
-              <w:left w:val="single" w:color="F28C28" w:sz="36"/>
-              <w:bottom w:val="single" w:color="F28C28" w:sz="12"/>
-              <w:right w:val="single" w:color="F28C28" w:sz="12"/>
+              <w:top w:val="single" w:color="B07CFF" w:sz="12"/>
+              <w:left w:val="single" w:color="B07CFF" w:sz="12"/>
+              <w:bottom w:val="single" w:color="B07CFF" w:sz="12"/>
+              <w:right w:val="single" w:color="B07CFF" w:sz="12"/>
             </w:tcBorders>
             <w:tcMar>
               <w:top w:type="dxa" w:w="80"/>
@@ -3548,11 +3428,11 @@
                 <w:bCs/>
                 <w:i w:val="false"/>
                 <w:iCs w:val="false"/>
-                <w:color w:val="F28C28"/>
+                <w:color w:val="B07CFF"/>
                 <w:sz w:val="18"/>
                 <w:szCs w:val="18"/>
               </w:rPr>
-              <w:t xml:space="preserve">TYPE in the ADK web UI</w:t>
+              <w:t xml:space="preserve">DO</w:t>
             </w:r>
           </w:p>
           <w:p>
@@ -3561,15 +3441,15 @@
             </w:pPr>
             <w:r>
               <w:rPr>
-                <w:rFonts w:ascii="Consolas" w:cs="Consolas" w:eastAsia="Consolas" w:hAnsi="Consolas"/>
-                <w:b w:val="false"/>
-                <w:bCs w:val="false"/>
-                <w:i w:val="false"/>
-                <w:iCs w:val="false"/>
-                <w:sz w:val="21"/>
-                <w:szCs w:val="21"/>
-              </w:rPr>
-              <w:t xml:space="preserve">What should we worry about this week?</w:t>
+                <w:rFonts w:ascii="Calibri" w:cs="Calibri" w:eastAsia="Calibri" w:hAnsi="Calibri"/>
+                <w:b w:val="false"/>
+                <w:bCs w:val="false"/>
+                <w:i w:val="false"/>
+                <w:iCs w:val="false"/>
+                <w:sz w:val="22"/>
+                <w:szCs w:val="22"/>
+              </w:rPr>
+              <w:t xml:space="preserve">Table of contents ▸ 10—The honest numbers</w:t>
             </w:r>
           </w:p>
           <w:p>
@@ -3600,7 +3480,7 @@
                 <w:sz w:val="19"/>
                 <w:szCs w:val="19"/>
               </w:rPr>
-              <w:t xml:space="preserve">One to escalate: CYMBAL-04 vs FENGYUN 1C DEB, Fri 25 Sep 20:16 UTC, 301.1 m, worst-case 1.01e-04. CYMBAL-01's pass is two minutes away and can't be acted on. About 15 s.</w:t>
+              <w:t xml:space="preserve">850 approaches under 10 km this week: 1 ESCALATE, 7 WATCH, 842 noise.</w:t>
             </w:r>
           </w:p>
         </w:tc>
@@ -3646,10 +3526,10 @@
           <w:tcPr>
             <w:tcW w:type="dxa" w:w="10440"/>
             <w:tcBorders>
-              <w:top w:val="single" w:color="2BB3B1" w:sz="12"/>
-              <w:left w:val="single" w:color="2BB3B1" w:sz="12"/>
-              <w:bottom w:val="single" w:color="2BB3B1" w:sz="12"/>
-              <w:right w:val="single" w:color="2BB3B1" w:sz="12"/>
+              <w:top w:val="single" w:color="2ECC71" w:sz="12"/>
+              <w:left w:val="single" w:color="2ECC71" w:sz="12"/>
+              <w:bottom w:val="single" w:color="2ECC71" w:sz="12"/>
+              <w:right w:val="single" w:color="2ECC71" w:sz="12"/>
             </w:tcBorders>
             <w:tcMar>
               <w:top w:type="dxa" w:w="80"/>
@@ -3669,11 +3549,11 @@
                 <w:bCs/>
                 <w:i w:val="false"/>
                 <w:iCs w:val="false"/>
-                <w:color w:val="2BB3B1"/>
+                <w:color w:val="2ECC71"/>
                 <w:sz w:val="18"/>
                 <w:szCs w:val="18"/>
               </w:rPr>
-              <w:t xml:space="preserve">SAY</w:t>
+              <w:t xml:space="preserve">IF YOUR TEAM HAS…</w:t>
             </w:r>
           </w:p>
           <w:p>
@@ -3685,12 +3565,12 @@
                 <w:rFonts w:ascii="Calibri" w:cs="Calibri" w:eastAsia="Calibri" w:hAnsi="Calibri"/>
                 <w:b w:val="false"/>
                 <w:bCs w:val="false"/>
-                <w:i/>
-                <w:iCs/>
+                <w:i w:val="false"/>
+                <w:iCs w:val="false"/>
                 <w:sz w:val="22"/>
                 <w:szCs w:val="22"/>
               </w:rPr>
-              <w:t xml:space="preserve">While it works: ADK is the frame, Gemini is the reasoning, and it reads BigQuery through Google's managed MCP server.</w:t>
+              <w:t xml:space="preserve">Someone at home in SQL or pandas: the data lane. We picked public orbital data; your challenge loads its own, and you can bring any dataset that serves your user and clears the license bar.</w:t>
             </w:r>
           </w:p>
         </w:tc>
@@ -3711,6 +3591,121 @@
           <w:szCs w:val="22"/>
         </w:rPr>
         <w:t xml:space="preserve"/>
+      </w:r>
+    </w:p>
+    <w:p>
+      <w:pPr>
+        <w:spacing w:after="0" w:before="40" w:line="264"/>
+      </w:pPr>
+      <w:r>
+        <w:rPr>
+          <w:rFonts w:ascii="Calibri" w:cs="Calibri" w:eastAsia="Calibri" w:hAnsi="Calibri"/>
+          <w:b/>
+          <w:bCs/>
+          <w:i w:val="false"/>
+          <w:iCs w:val="false"/>
+          <w:color w:val="FF5C5C"/>
+          <w:sz w:val="18"/>
+          <w:szCs w:val="18"/>
+        </w:rPr>
+        <w:t xml:space="preserve">IF IT GOES WRONG  </w:t>
+      </w:r>
+      <w:r>
+        <w:rPr>
+          <w:rFonts w:ascii="Calibri" w:cs="Calibri" w:eastAsia="Calibri" w:hAnsi="Calibri"/>
+          <w:b w:val="false"/>
+          <w:bCs w:val="false"/>
+          <w:i w:val="false"/>
+          <w:iCs w:val="false"/>
+          <w:color w:val="9AA4B2"/>
+          <w:sz w:val="18"/>
+          <w:szCs w:val="18"/>
+        </w:rPr>
+        <w:t xml:space="preserve">If the outputs are gone (kernel restarted), don't re-run live: the screen takes two minutes. Say the numbers from this page and move on.</w:t>
+      </w:r>
+    </w:p>
+    <w:p>
+      <w:r>
+        <w:br w:type="page"/>
+      </w:r>
+    </w:p>
+    <w:p>
+      <w:pPr>
+        <w:spacing w:after="0" w:before="0" w:line="264"/>
+      </w:pPr>
+      <w:r>
+        <w:rPr>
+          <w:rFonts w:ascii="Calibri" w:cs="Calibri" w:eastAsia="Calibri" w:hAnsi="Calibri"/>
+          <w:b/>
+          <w:bCs/>
+          <w:i w:val="false"/>
+          <w:iCs w:val="false"/>
+          <w:color w:val="F28C28"/>
+          <w:sz w:val="48"/>
+          <w:szCs w:val="48"/>
+        </w:rPr>
+        <w:t xml:space="preserve">TAB · ADK WEB UI · PORT 8000</w:t>
+      </w:r>
+    </w:p>
+    <w:p>
+      <w:pPr>
+        <w:spacing w:after="80" w:before="0" w:line="264"/>
+      </w:pPr>
+      <w:r>
+        <w:rPr>
+          <w:rFonts w:ascii="Calibri" w:cs="Calibri" w:eastAsia="Calibri" w:hAnsi="Calibri"/>
+          <w:b/>
+          <w:bCs/>
+          <w:i w:val="false"/>
+          <w:iCs w:val="false"/>
+          <w:color w:val="3D8BFF"/>
+          <w:sz w:val="30"/>
+          <w:szCs w:val="30"/>
+        </w:rPr>
+        <w:t xml:space="preserve">3. Build: an agent on the required stack</w:t>
+      </w:r>
+      <w:r>
+        <w:rPr>
+          <w:rFonts w:ascii="Calibri" w:cs="Calibri" w:eastAsia="Calibri" w:hAnsi="Calibri"/>
+          <w:b w:val="false"/>
+          <w:bCs w:val="false"/>
+          <w:i w:val="false"/>
+          <w:iCs w:val="false"/>
+          <w:color w:val="9AA4B2"/>
+          <w:sz w:val="21"/>
+          <w:szCs w:val="21"/>
+        </w:rPr>
+        <w:t xml:space="preserve">   ~1.5 min</w:t>
+      </w:r>
+    </w:p>
+    <w:p>
+      <w:pPr>
+        <w:spacing w:after="40" w:before="0" w:line="264"/>
+      </w:pPr>
+      <w:r>
+        <w:rPr>
+          <w:rFonts w:ascii="Calibri" w:cs="Calibri" w:eastAsia="Calibri" w:hAnsi="Calibri"/>
+          <w:b/>
+          <w:bCs/>
+          <w:i w:val="false"/>
+          <w:iCs w:val="false"/>
+          <w:color w:val="B07CFF"/>
+          <w:sz w:val="20"/>
+          <w:szCs w:val="20"/>
+        </w:rPr>
+        <w:t xml:space="preserve">NEEDS  </w:t>
+      </w:r>
+      <w:r>
+        <w:rPr>
+          <w:rFonts w:ascii="Calibri" w:cs="Calibri" w:eastAsia="Calibri" w:hAnsi="Calibri"/>
+          <w:b w:val="false"/>
+          <w:bCs w:val="false"/>
+          <w:i w:val="false"/>
+          <w:iCs w:val="false"/>
+          <w:sz w:val="20"/>
+          <w:szCs w:val="20"/>
+        </w:rPr>
+        <w:t xml:space="preserve">cymbal_ops selected, new session.</w:t>
       </w:r>
     </w:p>
     <w:tbl>
@@ -3736,10 +3731,10 @@
           <w:tcPr>
             <w:tcW w:type="dxa" w:w="10440"/>
             <w:tcBorders>
-              <w:top w:val="single" w:color="B07CFF" w:sz="12"/>
-              <w:left w:val="single" w:color="B07CFF" w:sz="12"/>
-              <w:bottom w:val="single" w:color="B07CFF" w:sz="12"/>
-              <w:right w:val="single" w:color="B07CFF" w:sz="12"/>
+              <w:top w:val="single" w:color="F28C28" w:sz="12"/>
+              <w:left w:val="single" w:color="F28C28" w:sz="36"/>
+              <w:bottom w:val="single" w:color="F28C28" w:sz="12"/>
+              <w:right w:val="single" w:color="F28C28" w:sz="12"/>
             </w:tcBorders>
             <w:tcMar>
               <w:top w:type="dxa" w:w="80"/>
@@ -3759,11 +3754,11 @@
                 <w:bCs/>
                 <w:i w:val="false"/>
                 <w:iCs w:val="false"/>
-                <w:color w:val="B07CFF"/>
+                <w:color w:val="F28C28"/>
                 <w:sz w:val="18"/>
                 <w:szCs w:val="18"/>
               </w:rPr>
-              <w:t xml:space="preserve">DO</w:t>
+              <w:t xml:space="preserve">TYPE in the ADK web UI</w:t>
             </w:r>
           </w:p>
           <w:p>
@@ -3772,15 +3767,15 @@
             </w:pPr>
             <w:r>
               <w:rPr>
-                <w:rFonts w:ascii="Calibri" w:cs="Calibri" w:eastAsia="Calibri" w:hAnsi="Calibri"/>
-                <w:b w:val="false"/>
-                <w:bCs w:val="false"/>
-                <w:i w:val="false"/>
-                <w:iCs w:val="false"/>
-                <w:sz w:val="22"/>
-                <w:szCs w:val="22"/>
-              </w:rPr>
-              <w:t xml:space="preserve">Events panel ▸ click an execute_sql_readonly call</w:t>
+                <w:rFonts w:ascii="Consolas" w:cs="Consolas" w:eastAsia="Consolas" w:hAnsi="Consolas"/>
+                <w:b w:val="false"/>
+                <w:bCs w:val="false"/>
+                <w:i w:val="false"/>
+                <w:iCs w:val="false"/>
+                <w:sz w:val="21"/>
+                <w:szCs w:val="21"/>
+              </w:rPr>
+              <w:t xml:space="preserve">What should we worry about this week?</w:t>
             </w:r>
           </w:p>
           <w:p>
@@ -3811,7 +3806,7 @@
                 <w:sz w:val="19"/>
                 <w:szCs w:val="19"/>
               </w:rPr>
-              <w:t xml:space="preserve">The SQL the agent wrote against the conjunctions table.</w:t>
+              <w:t xml:space="preserve">One to escalate: CYMBAL-04 vs FENGYUN 1C DEB, Fri 25 Sep 20:16 UTC, 301.1 m, worst-case 1.01e-04. CYMBAL-01's pass is two minutes away and can't be acted on. About 15 s.</w:t>
             </w:r>
           </w:p>
         </w:tc>
@@ -3832,109 +3827,6 @@
           <w:szCs w:val="22"/>
         </w:rPr>
         <w:t xml:space="preserve"/>
-      </w:r>
-    </w:p>
-    <w:p>
-      <w:pPr>
-        <w:spacing w:after="0" w:before="40" w:line="264"/>
-      </w:pPr>
-      <w:r>
-        <w:rPr>
-          <w:rFonts w:ascii="Calibri" w:cs="Calibri" w:eastAsia="Calibri" w:hAnsi="Calibri"/>
-          <w:b/>
-          <w:bCs/>
-          <w:i w:val="false"/>
-          <w:iCs w:val="false"/>
-          <w:color w:val="FF5C5C"/>
-          <w:sz w:val="18"/>
-          <w:szCs w:val="18"/>
-        </w:rPr>
-        <w:t xml:space="preserve">IF IT GOES WRONG  </w:t>
-      </w:r>
-      <w:r>
-        <w:rPr>
-          <w:rFonts w:ascii="Calibri" w:cs="Calibri" w:eastAsia="Calibri" w:hAnsi="Calibri"/>
-          <w:b w:val="false"/>
-          <w:bCs w:val="false"/>
-          <w:i w:val="false"/>
-          <w:iCs w:val="false"/>
-          <w:color w:val="9AA4B2"/>
-          <w:sz w:val="18"/>
-          <w:szCs w:val="18"/>
-        </w:rPr>
-        <w:t xml:space="preserve">Slow? Keep talking: every call has a time limit and retries. Past a minute, go to the console tab: its chat box is the same agent.</w:t>
-      </w:r>
-    </w:p>
-    <w:p>
-      <w:r>
-        <w:br w:type="page"/>
-      </w:r>
-    </w:p>
-    <w:p>
-      <w:pPr>
-        <w:spacing w:after="0" w:before="0" w:line="264"/>
-      </w:pPr>
-      <w:r>
-        <w:rPr>
-          <w:rFonts w:ascii="Calibri" w:cs="Calibri" w:eastAsia="Calibri" w:hAnsi="Calibri"/>
-          <w:b/>
-          <w:bCs/>
-          <w:i w:val="false"/>
-          <w:iCs w:val="false"/>
-          <w:color w:val="F28C28"/>
-          <w:sz w:val="48"/>
-          <w:szCs w:val="48"/>
-        </w:rPr>
-        <w:t xml:space="preserve">TAB · ADK WEB UI · SAME SESSION</w:t>
-      </w:r>
-    </w:p>
-    <w:p>
-      <w:pPr>
-        <w:spacing w:after="80" w:before="0" w:line="264"/>
-      </w:pPr>
-      <w:r>
-        <w:rPr>
-          <w:rFonts w:ascii="Calibri" w:cs="Calibri" w:eastAsia="Calibri" w:hAnsi="Calibri"/>
-          <w:b/>
-          <w:bCs/>
-          <w:i w:val="false"/>
-          <w:iCs w:val="false"/>
-          <w:color w:val="3D8BFF"/>
-          <w:sz w:val="30"/>
-          <w:szCs w:val="30"/>
-        </w:rPr>
-        <w:t xml:space="preserve">4. Differentiate: our own tool, and the code sandbox</w:t>
-      </w:r>
-      <w:r>
-        <w:rPr>
-          <w:rFonts w:ascii="Calibri" w:cs="Calibri" w:eastAsia="Calibri" w:hAnsi="Calibri"/>
-          <w:b w:val="false"/>
-          <w:bCs w:val="false"/>
-          <w:i w:val="false"/>
-          <w:iCs w:val="false"/>
-          <w:color w:val="9AA4B2"/>
-          <w:sz w:val="21"/>
-          <w:szCs w:val="21"/>
-        </w:rPr>
-        <w:t xml:space="preserve">   ~2 min</w:t>
-      </w:r>
-    </w:p>
-    <w:p>
-      <w:pPr>
-        <w:spacing w:after="40" w:before="0" w:line="264"/>
-      </w:pPr>
-      <w:r>
-        <w:rPr>
-          <w:rFonts w:ascii="Calibri" w:cs="Calibri" w:eastAsia="Calibri" w:hAnsi="Calibri"/>
-          <w:b/>
-          <w:bCs/>
-          <w:i w:val="false"/>
-          <w:iCs w:val="false"/>
-          <w:color w:val="B07CFF"/>
-          <w:sz w:val="22"/>
-          <w:szCs w:val="22"/>
-        </w:rPr>
-        <w:t xml:space="preserve">SAME CHAT</w:t>
       </w:r>
     </w:p>
     <w:tbl>
@@ -3960,10 +3852,10 @@
           <w:tcPr>
             <w:tcW w:type="dxa" w:w="10440"/>
             <w:tcBorders>
-              <w:top w:val="single" w:color="F28C28" w:sz="12"/>
-              <w:left w:val="single" w:color="F28C28" w:sz="36"/>
-              <w:bottom w:val="single" w:color="F28C28" w:sz="12"/>
-              <w:right w:val="single" w:color="F28C28" w:sz="12"/>
+              <w:top w:val="single" w:color="2BB3B1" w:sz="12"/>
+              <w:left w:val="single" w:color="2BB3B1" w:sz="12"/>
+              <w:bottom w:val="single" w:color="2BB3B1" w:sz="12"/>
+              <w:right w:val="single" w:color="2BB3B1" w:sz="12"/>
             </w:tcBorders>
             <w:tcMar>
               <w:top w:type="dxa" w:w="80"/>
@@ -3983,11 +3875,11 @@
                 <w:bCs/>
                 <w:i w:val="false"/>
                 <w:iCs w:val="false"/>
-                <w:color w:val="F28C28"/>
+                <w:color w:val="2BB3B1"/>
                 <w:sz w:val="18"/>
                 <w:szCs w:val="18"/>
               </w:rPr>
-              <w:t xml:space="preserve">FOLLOW-UP (same session)</w:t>
+              <w:t xml:space="preserve">SAY</w:t>
             </w:r>
           </w:p>
           <w:p>
@@ -3996,46 +3888,15 @@
             </w:pPr>
             <w:r>
               <w:rPr>
-                <w:rFonts w:ascii="Consolas" w:cs="Consolas" w:eastAsia="Consolas" w:hAnsi="Consolas"/>
-                <w:b w:val="false"/>
-                <w:bCs w:val="false"/>
-                <w:i w:val="false"/>
-                <w:iCs w:val="false"/>
-                <w:sz w:val="21"/>
-                <w:szCs w:val="21"/>
-              </w:rPr>
-              <w:t xml:space="preserve">What is the smallest burn that gets CYMBAL-04 clear? Compare burning at 04:00 and at 12:00 UTC today, and tell me what each costs.</w:t>
-            </w:r>
-          </w:p>
-          <w:p>
-            <w:pPr>
-              <w:spacing w:after="0" w:before="60" w:line="264"/>
-            </w:pPr>
-            <w:r>
-              <w:rPr>
-                <w:rFonts w:ascii="Calibri" w:cs="Calibri" w:eastAsia="Calibri" w:hAnsi="Calibri"/>
-                <w:b/>
-                <w:bCs/>
-                <w:i w:val="false"/>
-                <w:iCs w:val="false"/>
-                <w:color w:val="2ECC71"/>
-                <w:sz w:val="19"/>
-                <w:szCs w:val="19"/>
-              </w:rPr>
-              <w:t xml:space="preserve">→ </w:t>
-            </w:r>
-            <w:r>
-              <w:rPr>
-                <w:rFonts w:ascii="Calibri" w:cs="Calibri" w:eastAsia="Calibri" w:hAnsi="Calibri"/>
-                <w:b w:val="false"/>
-                <w:bCs w:val="false"/>
-                <w:i w:val="false"/>
-                <w:iCs w:val="false"/>
-                <w:color w:val="9AA4B2"/>
-                <w:sz w:val="19"/>
-                <w:szCs w:val="19"/>
-              </w:rPr>
-              <w:t xml:space="preserve">04:00: 0.0181 m/s prograde → 3,036 m, 1.54 days of mission life. 12:00: 0.0343 m/s → 3,035 m, 2.92 days. About 30 s.</w:t>
+                <w:rFonts w:ascii="Calibri" w:cs="Calibri" w:eastAsia="Calibri" w:hAnsi="Calibri"/>
+                <w:b w:val="false"/>
+                <w:bCs w:val="false"/>
+                <w:i/>
+                <w:iCs/>
+                <w:sz w:val="22"/>
+                <w:szCs w:val="22"/>
+              </w:rPr>
+              <w:t xml:space="preserve">While it works: ADK is the frame, Gemini is the reasoning, and it reads BigQuery through Google's managed MCP server.</w:t>
             </w:r>
           </w:p>
         </w:tc>
@@ -4081,10 +3942,10 @@
           <w:tcPr>
             <w:tcW w:type="dxa" w:w="10440"/>
             <w:tcBorders>
-              <w:top w:val="single" w:color="2BB3B1" w:sz="12"/>
-              <w:left w:val="single" w:color="2BB3B1" w:sz="12"/>
-              <w:bottom w:val="single" w:color="2BB3B1" w:sz="12"/>
-              <w:right w:val="single" w:color="2BB3B1" w:sz="12"/>
+              <w:top w:val="single" w:color="B07CFF" w:sz="12"/>
+              <w:left w:val="single" w:color="B07CFF" w:sz="12"/>
+              <w:bottom w:val="single" w:color="B07CFF" w:sz="12"/>
+              <w:right w:val="single" w:color="B07CFF" w:sz="12"/>
             </w:tcBorders>
             <w:tcMar>
               <w:top w:type="dxa" w:w="80"/>
@@ -4104,11 +3965,11 @@
                 <w:bCs/>
                 <w:i w:val="false"/>
                 <w:iCs w:val="false"/>
-                <w:color w:val="2BB3B1"/>
+                <w:color w:val="B07CFF"/>
                 <w:sz w:val="18"/>
                 <w:szCs w:val="18"/>
               </w:rPr>
-              <w:t xml:space="preserve">SAY</w:t>
+              <w:t xml:space="preserve">DO</w:t>
             </w:r>
           </w:p>
           <w:p>
@@ -4120,12 +3981,43 @@
                 <w:rFonts w:ascii="Calibri" w:cs="Calibri" w:eastAsia="Calibri" w:hAnsi="Calibri"/>
                 <w:b w:val="false"/>
                 <w:bCs w:val="false"/>
-                <w:i/>
-                <w:iCs/>
+                <w:i w:val="false"/>
+                <w:iCs w:val="false"/>
                 <w:sz w:val="22"/>
                 <w:szCs w:val="22"/>
               </w:rPr>
-              <w:t xml:space="preserve">While it works: assess_conjunction is our own Python tool; the physics runs in the Agent Runtime code sandbox; maneuver_cost prices it.</w:t>
+              <w:t xml:space="preserve">Events panel ▸ click an execute_sql_readonly call</w:t>
+            </w:r>
+          </w:p>
+          <w:p>
+            <w:pPr>
+              <w:spacing w:after="0" w:before="60" w:line="264"/>
+            </w:pPr>
+            <w:r>
+              <w:rPr>
+                <w:rFonts w:ascii="Calibri" w:cs="Calibri" w:eastAsia="Calibri" w:hAnsi="Calibri"/>
+                <w:b/>
+                <w:bCs/>
+                <w:i w:val="false"/>
+                <w:iCs w:val="false"/>
+                <w:color w:val="2ECC71"/>
+                <w:sz w:val="19"/>
+                <w:szCs w:val="19"/>
+              </w:rPr>
+              <w:t xml:space="preserve">→ </w:t>
+            </w:r>
+            <w:r>
+              <w:rPr>
+                <w:rFonts w:ascii="Calibri" w:cs="Calibri" w:eastAsia="Calibri" w:hAnsi="Calibri"/>
+                <w:b w:val="false"/>
+                <w:bCs w:val="false"/>
+                <w:i w:val="false"/>
+                <w:iCs w:val="false"/>
+                <w:color w:val="9AA4B2"/>
+                <w:sz w:val="19"/>
+                <w:szCs w:val="19"/>
+              </w:rPr>
+              <w:t xml:space="preserve">The SQL the agent wrote against the conjunctions table.</w:t>
             </w:r>
           </w:p>
         </w:tc>
@@ -4171,10 +4063,10 @@
           <w:tcPr>
             <w:tcW w:type="dxa" w:w="10440"/>
             <w:tcBorders>
-              <w:top w:val="single" w:color="B07CFF" w:sz="12"/>
-              <w:left w:val="single" w:color="B07CFF" w:sz="12"/>
-              <w:bottom w:val="single" w:color="B07CFF" w:sz="12"/>
-              <w:right w:val="single" w:color="B07CFF" w:sz="12"/>
+              <w:top w:val="single" w:color="2ECC71" w:sz="12"/>
+              <w:left w:val="single" w:color="2ECC71" w:sz="12"/>
+              <w:bottom w:val="single" w:color="2ECC71" w:sz="12"/>
+              <w:right w:val="single" w:color="2ECC71" w:sz="12"/>
             </w:tcBorders>
             <w:tcMar>
               <w:top w:type="dxa" w:w="80"/>
@@ -4194,11 +4086,11 @@
                 <w:bCs/>
                 <w:i w:val="false"/>
                 <w:iCs w:val="false"/>
-                <w:color w:val="B07CFF"/>
+                <w:color w:val="2ECC71"/>
                 <w:sz w:val="18"/>
                 <w:szCs w:val="18"/>
               </w:rPr>
-              <w:t xml:space="preserve">DO</w:t>
+              <w:t xml:space="preserve">IF YOUR TEAM HAS…</w:t>
             </w:r>
           </w:p>
           <w:p>
@@ -4215,38 +4107,7 @@
                 <w:sz w:val="22"/>
                 <w:szCs w:val="22"/>
               </w:rPr>
-              <w:t xml:space="preserve">Events panel ▸ click the run_in_sandbox call</w:t>
-            </w:r>
-          </w:p>
-          <w:p>
-            <w:pPr>
-              <w:spacing w:after="0" w:before="60" w:line="264"/>
-            </w:pPr>
-            <w:r>
-              <w:rPr>
-                <w:rFonts w:ascii="Calibri" w:cs="Calibri" w:eastAsia="Calibri" w:hAnsi="Calibri"/>
-                <w:b/>
-                <w:bCs/>
-                <w:i w:val="false"/>
-                <w:iCs w:val="false"/>
-                <w:color w:val="2ECC71"/>
-                <w:sz w:val="19"/>
-                <w:szCs w:val="19"/>
-              </w:rPr>
-              <w:t xml:space="preserve">→ </w:t>
-            </w:r>
-            <w:r>
-              <w:rPr>
-                <w:rFonts w:ascii="Calibri" w:cs="Calibri" w:eastAsia="Calibri" w:hAnsi="Calibri"/>
-                <w:b w:val="false"/>
-                <w:bCs w:val="false"/>
-                <w:i w:val="false"/>
-                <w:iCs w:val="false"/>
-                <w:color w:val="9AA4B2"/>
-                <w:sz w:val="19"/>
-                <w:szCs w:val="19"/>
-              </w:rPr>
-              <w:t xml:space="preserve">Four lines of Python the model wrote, using our orbit_whatif module.</w:t>
+              <w:t xml:space="preserve">A Python developer and someone who writes clear instructions: the agent lane. This is the core every team should reach.</w:t>
             </w:r>
           </w:p>
         </w:tc>
@@ -4297,7 +4158,7 @@
           <w:sz w:val="18"/>
           <w:szCs w:val="18"/>
         </w:rPr>
-        <w:t xml:space="preserve">Past a minute: say "the console will show us the same answer" and move to step 5. The console replays a real run of this question.</w:t>
+        <w:t xml:space="preserve">Slow? Keep talking: every call has a time limit and retries. Past a minute, go to the console tab: its chat box is the same agent.</w:t>
       </w:r>
     </w:p>
     <w:p>
@@ -4320,7 +4181,7 @@
           <w:sz w:val="48"/>
           <w:szCs w:val="48"/>
         </w:rPr>
-        <w:t xml:space="preserve">TAB · GOOGLE CLOUD CONSOLE · CLOUD RUN</w:t>
+        <w:t xml:space="preserve">TAB · ADK WEB UI · SAME SESSION</w:t>
       </w:r>
     </w:p>
     <w:p>
@@ -4338,7 +4199,7 @@
           <w:sz w:val="30"/>
           <w:szCs w:val="30"/>
         </w:rPr>
-        <w:t xml:space="preserve">5. Deploy: the same agent, running in the cloud</w:t>
+        <w:t xml:space="preserve">4. Differentiate: our own tool, and the code sandbox</w:t>
       </w:r>
       <w:r>
         <w:rPr>
@@ -4351,7 +4212,7 @@
           <w:sz w:val="21"/>
           <w:szCs w:val="21"/>
         </w:rPr>
-        <w:t xml:space="preserve">   ~0.5 min</w:t>
+        <w:t xml:space="preserve">   ~2 min</w:t>
       </w:r>
     </w:p>
     <w:p>
@@ -4366,22 +4227,10 @@
           <w:i w:val="false"/>
           <w:iCs w:val="false"/>
           <w:color w:val="B07CFF"/>
-          <w:sz w:val="20"/>
-          <w:szCs w:val="20"/>
-        </w:rPr>
-        <w:t xml:space="preserve">NEEDS  </w:t>
-      </w:r>
-      <w:r>
-        <w:rPr>
-          <w:rFonts w:ascii="Calibri" w:cs="Calibri" w:eastAsia="Calibri" w:hAnsi="Calibri"/>
-          <w:b w:val="false"/>
-          <w:bCs w:val="false"/>
-          <w:i w:val="false"/>
-          <w:iCs w:val="false"/>
-          <w:sz w:val="20"/>
-          <w:szCs w:val="20"/>
-        </w:rPr>
-        <w:t xml:space="preserve">Navigation menu ▸ Cloud Run ▸ cymbal-ops, already open.</w:t>
+          <w:sz w:val="22"/>
+          <w:szCs w:val="22"/>
+        </w:rPr>
+        <w:t xml:space="preserve">SAME CHAT</w:t>
       </w:r>
     </w:p>
     <w:tbl>
@@ -4407,10 +4256,10 @@
           <w:tcPr>
             <w:tcW w:type="dxa" w:w="10440"/>
             <w:tcBorders>
-              <w:top w:val="single" w:color="9AA4B2" w:sz="12"/>
-              <w:left w:val="single" w:color="9AA4B2" w:sz="12"/>
-              <w:bottom w:val="single" w:color="9AA4B2" w:sz="12"/>
-              <w:right w:val="single" w:color="9AA4B2" w:sz="12"/>
+              <w:top w:val="single" w:color="F28C28" w:sz="12"/>
+              <w:left w:val="single" w:color="F28C28" w:sz="36"/>
+              <w:bottom w:val="single" w:color="F28C28" w:sz="12"/>
+              <w:right w:val="single" w:color="F28C28" w:sz="12"/>
             </w:tcBorders>
             <w:tcMar>
               <w:top w:type="dxa" w:w="80"/>
@@ -4430,11 +4279,11 @@
                 <w:bCs/>
                 <w:i w:val="false"/>
                 <w:iCs w:val="false"/>
-                <w:color w:val="9AA4B2"/>
+                <w:color w:val="F28C28"/>
                 <w:sz w:val="18"/>
                 <w:szCs w:val="18"/>
               </w:rPr>
-              <w:t xml:space="preserve">WHAT THEY'RE LOOKING AT</w:t>
+              <w:t xml:space="preserve">FOLLOW-UP (same session)</w:t>
             </w:r>
           </w:p>
           <w:p>
@@ -4443,100 +4292,46 @@
             </w:pPr>
             <w:r>
               <w:rPr>
-                <w:rFonts w:ascii="Calibri" w:cs="Calibri" w:eastAsia="Calibri" w:hAnsi="Calibri"/>
-                <w:b w:val="false"/>
-                <w:bCs w:val="false"/>
-                <w:i w:val="false"/>
-                <w:iCs w:val="false"/>
-                <w:sz w:val="22"/>
-                <w:szCs w:val="22"/>
-              </w:rPr>
-              <w:t xml:space="preserve">Cloud Run: Google runs your container for you, no servers to manage.</w:t>
-            </w:r>
-          </w:p>
-          <w:p>
-            <w:pPr>
-              <w:spacing w:after="0" w:before="0" w:line="264"/>
-            </w:pPr>
-            <w:r>
-              <w:rPr>
-                <w:rFonts w:ascii="Calibri" w:cs="Calibri" w:eastAsia="Calibri" w:hAnsi="Calibri"/>
-                <w:b w:val="false"/>
-                <w:bCs w:val="false"/>
-                <w:i w:val="false"/>
-                <w:iCs w:val="false"/>
-                <w:sz w:val="22"/>
-                <w:szCs w:val="22"/>
-              </w:rPr>
-              <w:t xml:space="preserve">cymbal-ops: the same agent as step 3, plus the ADK web UI, packaged as a container by adk deploy.</w:t>
-            </w:r>
-          </w:p>
-          <w:p>
-            <w:pPr>
-              <w:spacing w:after="0" w:before="0" w:line="264"/>
-            </w:pPr>
-            <w:r>
-              <w:rPr>
-                <w:rFonts w:ascii="Calibri" w:cs="Calibri" w:eastAsia="Calibri" w:hAnsi="Calibri"/>
-                <w:b w:val="false"/>
-                <w:bCs w:val="false"/>
-                <w:i w:val="false"/>
-                <w:iCs w:val="false"/>
-                <w:sz w:val="22"/>
-                <w:szCs w:val="22"/>
-              </w:rPr>
-              <w:t xml:space="preserve">URL: where it answers on the internet.</w:t>
-            </w:r>
-          </w:p>
-          <w:p>
-            <w:pPr>
-              <w:spacing w:after="0" w:before="0" w:line="264"/>
-            </w:pPr>
-            <w:r>
-              <w:rPr>
-                <w:rFonts w:ascii="Calibri" w:cs="Calibri" w:eastAsia="Calibri" w:hAnsi="Calibri"/>
-                <w:b w:val="false"/>
-                <w:bCs w:val="false"/>
-                <w:i w:val="false"/>
-                <w:iCs w:val="false"/>
-                <w:sz w:val="22"/>
-                <w:szCs w:val="22"/>
-              </w:rPr>
-              <w:t xml:space="preserve">Require authentication: only signed-in people with access can reach it. The agent can run code and query BigQuery; an open URL on a slide is an invitation.</w:t>
-            </w:r>
-          </w:p>
-          <w:p>
-            <w:pPr>
-              <w:spacing w:after="0" w:before="0" w:line="264"/>
-            </w:pPr>
-            <w:r>
-              <w:rPr>
-                <w:rFonts w:ascii="Calibri" w:cs="Calibri" w:eastAsia="Calibri" w:hAnsi="Calibri"/>
-                <w:b w:val="false"/>
-                <w:bCs w:val="false"/>
-                <w:i w:val="false"/>
-                <w:iCs w:val="false"/>
-                <w:sz w:val="22"/>
-                <w:szCs w:val="22"/>
-              </w:rPr>
-              <w:t xml:space="preserve">Minimum instances 1: one copy always running, so the first request after a quiet hour doesn't wait for a cold start.</w:t>
-            </w:r>
-          </w:p>
-          <w:p>
-            <w:pPr>
-              <w:spacing w:after="0" w:before="0" w:line="264"/>
-            </w:pPr>
-            <w:r>
-              <w:rPr>
-                <w:rFonts w:ascii="Calibri" w:cs="Calibri" w:eastAsia="Calibri" w:hAnsi="Calibri"/>
-                <w:b w:val="false"/>
-                <w:bCs w:val="false"/>
-                <w:i w:val="false"/>
-                <w:iCs w:val="false"/>
-                <w:sz w:val="22"/>
-                <w:szCs w:val="22"/>
-              </w:rPr>
-              <w:t xml:space="preserve">Revision: each deploy is a new version; Cloud Run can roll back to any of them.</w:t>
+                <w:rFonts w:ascii="Consolas" w:cs="Consolas" w:eastAsia="Consolas" w:hAnsi="Consolas"/>
+                <w:b w:val="false"/>
+                <w:bCs w:val="false"/>
+                <w:i w:val="false"/>
+                <w:iCs w:val="false"/>
+                <w:sz w:val="21"/>
+                <w:szCs w:val="21"/>
+              </w:rPr>
+              <w:t xml:space="preserve">What is the smallest burn that gets CYMBAL-04 clear? Compare burning at 04:00 and at 12:00 UTC today, and tell me what each costs.</w:t>
+            </w:r>
+          </w:p>
+          <w:p>
+            <w:pPr>
+              <w:spacing w:after="0" w:before="60" w:line="264"/>
+            </w:pPr>
+            <w:r>
+              <w:rPr>
+                <w:rFonts w:ascii="Calibri" w:cs="Calibri" w:eastAsia="Calibri" w:hAnsi="Calibri"/>
+                <w:b/>
+                <w:bCs/>
+                <w:i w:val="false"/>
+                <w:iCs w:val="false"/>
+                <w:color w:val="2ECC71"/>
+                <w:sz w:val="19"/>
+                <w:szCs w:val="19"/>
+              </w:rPr>
+              <w:t xml:space="preserve">→ </w:t>
+            </w:r>
+            <w:r>
+              <w:rPr>
+                <w:rFonts w:ascii="Calibri" w:cs="Calibri" w:eastAsia="Calibri" w:hAnsi="Calibri"/>
+                <w:b w:val="false"/>
+                <w:bCs w:val="false"/>
+                <w:i w:val="false"/>
+                <w:iCs w:val="false"/>
+                <w:color w:val="9AA4B2"/>
+                <w:sz w:val="19"/>
+                <w:szCs w:val="19"/>
+              </w:rPr>
+              <w:t xml:space="preserve">04:00: 0.0181 m/s prograde → 3,036 m, 1.54 days of mission life. 12:00: 0.0343 m/s → 3,035 m, 2.92 days. About 30 s.</w:t>
             </w:r>
           </w:p>
         </w:tc>
@@ -4582,10 +4377,10 @@
           <w:tcPr>
             <w:tcW w:type="dxa" w:w="10440"/>
             <w:tcBorders>
-              <w:top w:val="single" w:color="B07CFF" w:sz="12"/>
-              <w:left w:val="single" w:color="B07CFF" w:sz="12"/>
-              <w:bottom w:val="single" w:color="B07CFF" w:sz="12"/>
-              <w:right w:val="single" w:color="B07CFF" w:sz="12"/>
+              <w:top w:val="single" w:color="2BB3B1" w:sz="12"/>
+              <w:left w:val="single" w:color="2BB3B1" w:sz="12"/>
+              <w:bottom w:val="single" w:color="2BB3B1" w:sz="12"/>
+              <w:right w:val="single" w:color="2BB3B1" w:sz="12"/>
             </w:tcBorders>
             <w:tcMar>
               <w:top w:type="dxa" w:w="80"/>
@@ -4605,11 +4400,11 @@
                 <w:bCs/>
                 <w:i w:val="false"/>
                 <w:iCs w:val="false"/>
-                <w:color w:val="B07CFF"/>
+                <w:color w:val="2BB3B1"/>
                 <w:sz w:val="18"/>
                 <w:szCs w:val="18"/>
               </w:rPr>
-              <w:t xml:space="preserve">DO</w:t>
+              <w:t xml:space="preserve">SAY</w:t>
             </w:r>
           </w:p>
           <w:p>
@@ -4621,43 +4416,12 @@
                 <w:rFonts w:ascii="Calibri" w:cs="Calibri" w:eastAsia="Calibri" w:hAnsi="Calibri"/>
                 <w:b w:val="false"/>
                 <w:bCs w:val="false"/>
-                <w:i w:val="false"/>
-                <w:iCs w:val="false"/>
+                <w:i/>
+                <w:iCs/>
                 <w:sz w:val="22"/>
                 <w:szCs w:val="22"/>
               </w:rPr>
-              <w:t xml:space="preserve">Point at the service URL and Authentication: Require authentication. Minimum instances 1 is in the revision's details; if it isn't quick to find, just say it.</w:t>
-            </w:r>
-          </w:p>
-          <w:p>
-            <w:pPr>
-              <w:spacing w:after="0" w:before="60" w:line="264"/>
-            </w:pPr>
-            <w:r>
-              <w:rPr>
-                <w:rFonts w:ascii="Calibri" w:cs="Calibri" w:eastAsia="Calibri" w:hAnsi="Calibri"/>
-                <w:b/>
-                <w:bCs/>
-                <w:i w:val="false"/>
-                <w:iCs w:val="false"/>
-                <w:color w:val="2ECC71"/>
-                <w:sz w:val="19"/>
-                <w:szCs w:val="19"/>
-              </w:rPr>
-              <w:t xml:space="preserve">→ </w:t>
-            </w:r>
-            <w:r>
-              <w:rPr>
-                <w:rFonts w:ascii="Calibri" w:cs="Calibri" w:eastAsia="Calibri" w:hAnsi="Calibri"/>
-                <w:b w:val="false"/>
-                <w:bCs w:val="false"/>
-                <w:i w:val="false"/>
-                <w:iCs w:val="false"/>
-                <w:color w:val="9AA4B2"/>
-                <w:sz w:val="19"/>
-                <w:szCs w:val="19"/>
-              </w:rPr>
-              <w:t xml:space="preserve">cymbal-ops, healthy, one instance kept warm.</w:t>
+              <w:t xml:space="preserve">While it works: assess_conjunction is our own Python tool; the physics runs in the Agent Runtime code sandbox; maneuver_cost prices it.</w:t>
             </w:r>
           </w:p>
         </w:tc>
@@ -4703,10 +4467,10 @@
           <w:tcPr>
             <w:tcW w:type="dxa" w:w="10440"/>
             <w:tcBorders>
-              <w:top w:val="single" w:color="2BB3B1" w:sz="12"/>
-              <w:left w:val="single" w:color="2BB3B1" w:sz="12"/>
-              <w:bottom w:val="single" w:color="2BB3B1" w:sz="12"/>
-              <w:right w:val="single" w:color="2BB3B1" w:sz="12"/>
+              <w:top w:val="single" w:color="B07CFF" w:sz="12"/>
+              <w:left w:val="single" w:color="B07CFF" w:sz="12"/>
+              <w:bottom w:val="single" w:color="B07CFF" w:sz="12"/>
+              <w:right w:val="single" w:color="B07CFF" w:sz="12"/>
             </w:tcBorders>
             <w:tcMar>
               <w:top w:type="dxa" w:w="80"/>
@@ -4726,11 +4490,11 @@
                 <w:bCs/>
                 <w:i w:val="false"/>
                 <w:iCs w:val="false"/>
-                <w:color w:val="2BB3B1"/>
+                <w:color w:val="B07CFF"/>
                 <w:sz w:val="18"/>
                 <w:szCs w:val="18"/>
               </w:rPr>
-              <w:t xml:space="preserve">SAY</w:t>
+              <w:t xml:space="preserve">DO</w:t>
             </w:r>
           </w:p>
           <w:p>
@@ -4742,12 +4506,43 @@
                 <w:rFonts w:ascii="Calibri" w:cs="Calibri" w:eastAsia="Calibri" w:hAnsi="Calibri"/>
                 <w:b w:val="false"/>
                 <w:bCs w:val="false"/>
-                <w:i/>
-                <w:iCs/>
+                <w:i w:val="false"/>
+                <w:iCs w:val="false"/>
                 <w:sz w:val="22"/>
                 <w:szCs w:val="22"/>
               </w:rPr>
-              <w:t xml:space="preserve">One command put it there: bash agent/deploy.sh. Your agent has to actually run somewhere too.</w:t>
+              <w:t xml:space="preserve">Events panel ▸ click the run_in_sandbox call</w:t>
+            </w:r>
+          </w:p>
+          <w:p>
+            <w:pPr>
+              <w:spacing w:after="0" w:before="60" w:line="264"/>
+            </w:pPr>
+            <w:r>
+              <w:rPr>
+                <w:rFonts w:ascii="Calibri" w:cs="Calibri" w:eastAsia="Calibri" w:hAnsi="Calibri"/>
+                <w:b/>
+                <w:bCs/>
+                <w:i w:val="false"/>
+                <w:iCs w:val="false"/>
+                <w:color w:val="2ECC71"/>
+                <w:sz w:val="19"/>
+                <w:szCs w:val="19"/>
+              </w:rPr>
+              <w:t xml:space="preserve">→ </w:t>
+            </w:r>
+            <w:r>
+              <w:rPr>
+                <w:rFonts w:ascii="Calibri" w:cs="Calibri" w:eastAsia="Calibri" w:hAnsi="Calibri"/>
+                <w:b w:val="false"/>
+                <w:bCs w:val="false"/>
+                <w:i w:val="false"/>
+                <w:iCs w:val="false"/>
+                <w:color w:val="9AA4B2"/>
+                <w:sz w:val="19"/>
+                <w:szCs w:val="19"/>
+              </w:rPr>
+              <w:t xml:space="preserve">Four lines of Python the model wrote, using our orbit_whatif module.</w:t>
             </w:r>
           </w:p>
         </w:tc>
@@ -4768,108 +4563,6 @@
           <w:szCs w:val="22"/>
         </w:rPr>
         <w:t xml:space="preserve"/>
-      </w:r>
-    </w:p>
-    <w:p>
-      <w:r>
-        <w:br w:type="page"/>
-      </w:r>
-    </w:p>
-    <w:p>
-      <w:pPr>
-        <w:spacing w:after="0" w:before="0" w:line="264"/>
-      </w:pPr>
-      <w:r>
-        <w:rPr>
-          <w:rFonts w:ascii="Calibri" w:cs="Calibri" w:eastAsia="Calibri" w:hAnsi="Calibri"/>
-          <w:b/>
-          <w:bCs/>
-          <w:i w:val="false"/>
-          <w:iCs w:val="false"/>
-          <w:color w:val="F28C28"/>
-          <w:sz w:val="48"/>
-          <w:szCs w:val="48"/>
-        </w:rPr>
-        <w:t xml:space="preserve">TAB · CONSOLE · PORT 8080</w:t>
-      </w:r>
-    </w:p>
-    <w:p>
-      <w:pPr>
-        <w:spacing w:after="80" w:before="0" w:line="264"/>
-      </w:pPr>
-      <w:r>
-        <w:rPr>
-          <w:rFonts w:ascii="Calibri" w:cs="Calibri" w:eastAsia="Calibri" w:hAnsi="Calibri"/>
-          <w:b/>
-          <w:bCs/>
-          <w:i w:val="false"/>
-          <w:iCs w:val="false"/>
-          <w:color w:val="3D8BFF"/>
-          <w:sz w:val="30"/>
-          <w:szCs w:val="30"/>
-        </w:rPr>
-        <w:t xml:space="preserve">6. Show: the finished product</w:t>
-      </w:r>
-      <w:r>
-        <w:rPr>
-          <w:rFonts w:ascii="Calibri" w:cs="Calibri" w:eastAsia="Calibri" w:hAnsi="Calibri"/>
-          <w:b w:val="false"/>
-          <w:bCs w:val="false"/>
-          <w:i w:val="false"/>
-          <w:iCs w:val="false"/>
-          <w:color w:val="9AA4B2"/>
-          <w:sz w:val="21"/>
-          <w:szCs w:val="21"/>
-        </w:rPr>
-        <w:t xml:space="preserve">   ~3 min</w:t>
-      </w:r>
-    </w:p>
-    <w:p>
-      <w:pPr>
-        <w:spacing w:after="40" w:before="0" w:line="264"/>
-      </w:pPr>
-      <w:r>
-        <w:rPr>
-          <w:rFonts w:ascii="Calibri" w:cs="Calibri" w:eastAsia="Calibri" w:hAnsi="Calibri"/>
-          <w:b/>
-          <w:bCs/>
-          <w:i w:val="false"/>
-          <w:iCs w:val="false"/>
-          <w:color w:val="B07CFF"/>
-          <w:sz w:val="20"/>
-          <w:szCs w:val="20"/>
-        </w:rPr>
-        <w:t xml:space="preserve">NEEDS  </w:t>
-      </w:r>
-      <w:r>
-        <w:rPr>
-          <w:rFonts w:ascii="Calibri" w:cs="Calibri" w:eastAsia="Calibri" w:hAnsi="Calibri"/>
-          <w:b w:val="false"/>
-          <w:bCs w:val="false"/>
-          <w:i w:val="false"/>
-          <w:iCs w:val="false"/>
-          <w:sz w:val="20"/>
-          <w:szCs w:val="20"/>
-        </w:rPr>
-        <w:t xml:space="preserve">Header says REPLAY. Clock Fri 25 Sep 01:00:00 UTC. If not: ⋯ ▸ Restart the week.</w:t>
-      </w:r>
-    </w:p>
-    <w:p>
-      <w:pPr>
-        <w:spacing w:after="80" w:before="0" w:line="264"/>
-      </w:pPr>
-      <w:r>
-        <w:rPr>
-          <w:rFonts w:ascii="Calibri" w:cs="Calibri" w:eastAsia="Calibri" w:hAnsi="Calibri"/>
-          <w:b w:val="false"/>
-          <w:bCs w:val="false"/>
-          <w:i w:val="false"/>
-          <w:iCs w:val="false"/>
-          <w:color w:val="9AA4B2"/>
-          <w:sz w:val="20"/>
-          <w:szCs w:val="20"/>
-        </w:rPr>
-        <w:t xml:space="preserve">Press Skip to next for each step. The clock stops by itself when the agent is woken and waits for Approve.</w:t>
       </w:r>
     </w:p>
     <w:tbl>
@@ -4895,10 +4588,10 @@
           <w:tcPr>
             <w:tcW w:type="dxa" w:w="10440"/>
             <w:tcBorders>
-              <w:top w:val="single" w:color="B07CFF" w:sz="12"/>
-              <w:left w:val="single" w:color="B07CFF" w:sz="12"/>
-              <w:bottom w:val="single" w:color="B07CFF" w:sz="12"/>
-              <w:right w:val="single" w:color="B07CFF" w:sz="12"/>
+              <w:top w:val="single" w:color="2ECC71" w:sz="12"/>
+              <w:left w:val="single" w:color="2ECC71" w:sz="12"/>
+              <w:bottom w:val="single" w:color="2ECC71" w:sz="12"/>
+              <w:right w:val="single" w:color="2ECC71" w:sz="12"/>
             </w:tcBorders>
             <w:tcMar>
               <w:top w:type="dxa" w:w="80"/>
@@ -4918,11 +4611,11 @@
                 <w:bCs/>
                 <w:i w:val="false"/>
                 <w:iCs w:val="false"/>
-                <w:color w:val="B07CFF"/>
+                <w:color w:val="2ECC71"/>
                 <w:sz w:val="18"/>
                 <w:szCs w:val="18"/>
               </w:rPr>
-              <w:t xml:space="preserve">DO</w:t>
+              <w:t xml:space="preserve">IF YOUR TEAM HAS…</w:t>
             </w:r>
           </w:p>
           <w:p>
@@ -4939,38 +4632,7 @@
                 <w:sz w:val="22"/>
                 <w:szCs w:val="22"/>
               </w:rPr>
-              <w:t xml:space="preserve">Skip to next</w:t>
-            </w:r>
-          </w:p>
-          <w:p>
-            <w:pPr>
-              <w:spacing w:after="0" w:before="60" w:line="264"/>
-            </w:pPr>
-            <w:r>
-              <w:rPr>
-                <w:rFonts w:ascii="Calibri" w:cs="Calibri" w:eastAsia="Calibri" w:hAnsi="Calibri"/>
-                <w:b/>
-                <w:bCs/>
-                <w:i w:val="false"/>
-                <w:iCs w:val="false"/>
-                <w:color w:val="2ECC71"/>
-                <w:sz w:val="19"/>
-                <w:szCs w:val="19"/>
-              </w:rPr>
-              <w:t xml:space="preserve">→ </w:t>
-            </w:r>
-            <w:r>
-              <w:rPr>
-                <w:rFonts w:ascii="Calibri" w:cs="Calibri" w:eastAsia="Calibri" w:hAnsi="Calibri"/>
-                <w:b w:val="false"/>
-                <w:bCs w:val="false"/>
-                <w:i w:val="false"/>
-                <w:iCs w:val="false"/>
-                <w:color w:val="9AA4B2"/>
-                <w:sz w:val="19"/>
-                <w:szCs w:val="19"/>
-              </w:rPr>
-              <w:t xml:space="preserve">CYMBAL-01's pass at real time: the amber dot slides by at 382 m. "Too late to act" was already on the desk.</w:t>
+              <w:t xml:space="preserve">Someone who knows the problem domain: they decide what the custom tool judges. Your challenge's differentiator is the one thing judges will look for; don't leave it for last.</w:t>
             </w:r>
           </w:p>
         </w:tc>
@@ -4991,6 +4653,121 @@
           <w:szCs w:val="22"/>
         </w:rPr>
         <w:t xml:space="preserve"/>
+      </w:r>
+    </w:p>
+    <w:p>
+      <w:pPr>
+        <w:spacing w:after="0" w:before="40" w:line="264"/>
+      </w:pPr>
+      <w:r>
+        <w:rPr>
+          <w:rFonts w:ascii="Calibri" w:cs="Calibri" w:eastAsia="Calibri" w:hAnsi="Calibri"/>
+          <w:b/>
+          <w:bCs/>
+          <w:i w:val="false"/>
+          <w:iCs w:val="false"/>
+          <w:color w:val="FF5C5C"/>
+          <w:sz w:val="18"/>
+          <w:szCs w:val="18"/>
+        </w:rPr>
+        <w:t xml:space="preserve">IF IT GOES WRONG  </w:t>
+      </w:r>
+      <w:r>
+        <w:rPr>
+          <w:rFonts w:ascii="Calibri" w:cs="Calibri" w:eastAsia="Calibri" w:hAnsi="Calibri"/>
+          <w:b w:val="false"/>
+          <w:bCs w:val="false"/>
+          <w:i w:val="false"/>
+          <w:iCs w:val="false"/>
+          <w:color w:val="9AA4B2"/>
+          <w:sz w:val="18"/>
+          <w:szCs w:val="18"/>
+        </w:rPr>
+        <w:t xml:space="preserve">Past a minute: say "the console will show us the same answer" and move to step 5. The console replays a real run of this question.</w:t>
+      </w:r>
+    </w:p>
+    <w:p>
+      <w:r>
+        <w:br w:type="page"/>
+      </w:r>
+    </w:p>
+    <w:p>
+      <w:pPr>
+        <w:spacing w:after="0" w:before="0" w:line="264"/>
+      </w:pPr>
+      <w:r>
+        <w:rPr>
+          <w:rFonts w:ascii="Calibri" w:cs="Calibri" w:eastAsia="Calibri" w:hAnsi="Calibri"/>
+          <w:b/>
+          <w:bCs/>
+          <w:i w:val="false"/>
+          <w:iCs w:val="false"/>
+          <w:color w:val="F28C28"/>
+          <w:sz w:val="48"/>
+          <w:szCs w:val="48"/>
+        </w:rPr>
+        <w:t xml:space="preserve">TAB · GOOGLE CLOUD CONSOLE · CLOUD RUN</w:t>
+      </w:r>
+    </w:p>
+    <w:p>
+      <w:pPr>
+        <w:spacing w:after="80" w:before="0" w:line="264"/>
+      </w:pPr>
+      <w:r>
+        <w:rPr>
+          <w:rFonts w:ascii="Calibri" w:cs="Calibri" w:eastAsia="Calibri" w:hAnsi="Calibri"/>
+          <w:b/>
+          <w:bCs/>
+          <w:i w:val="false"/>
+          <w:iCs w:val="false"/>
+          <w:color w:val="3D8BFF"/>
+          <w:sz w:val="30"/>
+          <w:szCs w:val="30"/>
+        </w:rPr>
+        <w:t xml:space="preserve">5. Deploy: the same agent, running in the cloud</w:t>
+      </w:r>
+      <w:r>
+        <w:rPr>
+          <w:rFonts w:ascii="Calibri" w:cs="Calibri" w:eastAsia="Calibri" w:hAnsi="Calibri"/>
+          <w:b w:val="false"/>
+          <w:bCs w:val="false"/>
+          <w:i w:val="false"/>
+          <w:iCs w:val="false"/>
+          <w:color w:val="9AA4B2"/>
+          <w:sz w:val="21"/>
+          <w:szCs w:val="21"/>
+        </w:rPr>
+        <w:t xml:space="preserve">   ~0.5 min</w:t>
+      </w:r>
+    </w:p>
+    <w:p>
+      <w:pPr>
+        <w:spacing w:after="40" w:before="0" w:line="264"/>
+      </w:pPr>
+      <w:r>
+        <w:rPr>
+          <w:rFonts w:ascii="Calibri" w:cs="Calibri" w:eastAsia="Calibri" w:hAnsi="Calibri"/>
+          <w:b/>
+          <w:bCs/>
+          <w:i w:val="false"/>
+          <w:iCs w:val="false"/>
+          <w:color w:val="B07CFF"/>
+          <w:sz w:val="20"/>
+          <w:szCs w:val="20"/>
+        </w:rPr>
+        <w:t xml:space="preserve">NEEDS  </w:t>
+      </w:r>
+      <w:r>
+        <w:rPr>
+          <w:rFonts w:ascii="Calibri" w:cs="Calibri" w:eastAsia="Calibri" w:hAnsi="Calibri"/>
+          <w:b w:val="false"/>
+          <w:bCs w:val="false"/>
+          <w:i w:val="false"/>
+          <w:iCs w:val="false"/>
+          <w:sz w:val="20"/>
+          <w:szCs w:val="20"/>
+        </w:rPr>
+        <w:t xml:space="preserve">Navigation menu ▸ Cloud Run ▸ cymbal-ops, already open.</w:t>
       </w:r>
     </w:p>
     <w:tbl>
@@ -5016,10 +4793,10 @@
           <w:tcPr>
             <w:tcW w:type="dxa" w:w="10440"/>
             <w:tcBorders>
-              <w:top w:val="single" w:color="B07CFF" w:sz="12"/>
-              <w:left w:val="single" w:color="B07CFF" w:sz="12"/>
-              <w:bottom w:val="single" w:color="B07CFF" w:sz="12"/>
-              <w:right w:val="single" w:color="B07CFF" w:sz="12"/>
+              <w:top w:val="single" w:color="9AA4B2" w:sz="12"/>
+              <w:left w:val="single" w:color="9AA4B2" w:sz="12"/>
+              <w:bottom w:val="single" w:color="9AA4B2" w:sz="12"/>
+              <w:right w:val="single" w:color="9AA4B2" w:sz="12"/>
             </w:tcBorders>
             <w:tcMar>
               <w:top w:type="dxa" w:w="80"/>
@@ -5039,11 +4816,11 @@
                 <w:bCs/>
                 <w:i w:val="false"/>
                 <w:iCs w:val="false"/>
-                <w:color w:val="B07CFF"/>
+                <w:color w:val="9AA4B2"/>
                 <w:sz w:val="18"/>
                 <w:szCs w:val="18"/>
               </w:rPr>
-              <w:t xml:space="preserve">DO</w:t>
+              <w:t xml:space="preserve">WHAT THEY'RE LOOKING AT</w:t>
             </w:r>
           </w:p>
           <w:p>
@@ -5060,38 +4837,92 @@
                 <w:sz w:val="22"/>
                 <w:szCs w:val="22"/>
               </w:rPr>
-              <w:t xml:space="preserve">Skip to next</w:t>
-            </w:r>
-          </w:p>
-          <w:p>
-            <w:pPr>
-              <w:spacing w:after="0" w:before="60" w:line="264"/>
-            </w:pPr>
-            <w:r>
-              <w:rPr>
-                <w:rFonts w:ascii="Calibri" w:cs="Calibri" w:eastAsia="Calibri" w:hAnsi="Calibri"/>
-                <w:b/>
-                <w:bCs/>
-                <w:i w:val="false"/>
-                <w:iCs w:val="false"/>
-                <w:color w:val="2ECC71"/>
-                <w:sz w:val="19"/>
-                <w:szCs w:val="19"/>
-              </w:rPr>
-              <w:t xml:space="preserve">→ </w:t>
-            </w:r>
-            <w:r>
-              <w:rPr>
-                <w:rFonts w:ascii="Calibri" w:cs="Calibri" w:eastAsia="Calibri" w:hAnsi="Calibri"/>
-                <w:b w:val="false"/>
-                <w:bCs w:val="false"/>
-                <w:i w:val="false"/>
-                <w:iCs w:val="false"/>
-                <w:color w:val="9AA4B2"/>
-                <w:sz w:val="19"/>
-                <w:szCs w:val="19"/>
-              </w:rPr>
-              <w:t xml:space="preserve">Decision needed: CYMBAL-04. The agent's steps tick in, then YOUR CALL: MANEUVER, 0.0181 m/s prograde at 04:00 → 3,036 m, 1.54 days.</w:t>
+              <w:t xml:space="preserve">Cloud Run: Google runs your container for you, no servers to manage.</w:t>
+            </w:r>
+          </w:p>
+          <w:p>
+            <w:pPr>
+              <w:spacing w:after="0" w:before="0" w:line="264"/>
+            </w:pPr>
+            <w:r>
+              <w:rPr>
+                <w:rFonts w:ascii="Calibri" w:cs="Calibri" w:eastAsia="Calibri" w:hAnsi="Calibri"/>
+                <w:b w:val="false"/>
+                <w:bCs w:val="false"/>
+                <w:i w:val="false"/>
+                <w:iCs w:val="false"/>
+                <w:sz w:val="22"/>
+                <w:szCs w:val="22"/>
+              </w:rPr>
+              <w:t xml:space="preserve">cymbal-ops: the same agent as step 3, plus the ADK web UI, packaged as a container by adk deploy.</w:t>
+            </w:r>
+          </w:p>
+          <w:p>
+            <w:pPr>
+              <w:spacing w:after="0" w:before="0" w:line="264"/>
+            </w:pPr>
+            <w:r>
+              <w:rPr>
+                <w:rFonts w:ascii="Calibri" w:cs="Calibri" w:eastAsia="Calibri" w:hAnsi="Calibri"/>
+                <w:b w:val="false"/>
+                <w:bCs w:val="false"/>
+                <w:i w:val="false"/>
+                <w:iCs w:val="false"/>
+                <w:sz w:val="22"/>
+                <w:szCs w:val="22"/>
+              </w:rPr>
+              <w:t xml:space="preserve">URL: where it answers on the internet.</w:t>
+            </w:r>
+          </w:p>
+          <w:p>
+            <w:pPr>
+              <w:spacing w:after="0" w:before="0" w:line="264"/>
+            </w:pPr>
+            <w:r>
+              <w:rPr>
+                <w:rFonts w:ascii="Calibri" w:cs="Calibri" w:eastAsia="Calibri" w:hAnsi="Calibri"/>
+                <w:b w:val="false"/>
+                <w:bCs w:val="false"/>
+                <w:i w:val="false"/>
+                <w:iCs w:val="false"/>
+                <w:sz w:val="22"/>
+                <w:szCs w:val="22"/>
+              </w:rPr>
+              <w:t xml:space="preserve">Require authentication: only signed-in people with access can reach it. The agent can run code and query BigQuery; an open URL on a slide is an invitation.</w:t>
+            </w:r>
+          </w:p>
+          <w:p>
+            <w:pPr>
+              <w:spacing w:after="0" w:before="0" w:line="264"/>
+            </w:pPr>
+            <w:r>
+              <w:rPr>
+                <w:rFonts w:ascii="Calibri" w:cs="Calibri" w:eastAsia="Calibri" w:hAnsi="Calibri"/>
+                <w:b w:val="false"/>
+                <w:bCs w:val="false"/>
+                <w:i w:val="false"/>
+                <w:iCs w:val="false"/>
+                <w:sz w:val="22"/>
+                <w:szCs w:val="22"/>
+              </w:rPr>
+              <w:t xml:space="preserve">Minimum instances 1: one copy always running, so the first request after a quiet hour doesn't wait for a cold start.</w:t>
+            </w:r>
+          </w:p>
+          <w:p>
+            <w:pPr>
+              <w:spacing w:after="0" w:before="0" w:line="264"/>
+            </w:pPr>
+            <w:r>
+              <w:rPr>
+                <w:rFonts w:ascii="Calibri" w:cs="Calibri" w:eastAsia="Calibri" w:hAnsi="Calibri"/>
+                <w:b w:val="false"/>
+                <w:bCs w:val="false"/>
+                <w:i w:val="false"/>
+                <w:iCs w:val="false"/>
+                <w:sz w:val="22"/>
+                <w:szCs w:val="22"/>
+              </w:rPr>
+              <w:t xml:space="preserve">Revision: each deploy is a new version; Cloud Run can roll back to any of them.</w:t>
             </w:r>
           </w:p>
         </w:tc>
@@ -5137,10 +4968,10 @@
           <w:tcPr>
             <w:tcW w:type="dxa" w:w="10440"/>
             <w:tcBorders>
-              <w:top w:val="single" w:color="9AA4B2" w:sz="12"/>
-              <w:left w:val="single" w:color="9AA4B2" w:sz="12"/>
-              <w:bottom w:val="single" w:color="9AA4B2" w:sz="12"/>
-              <w:right w:val="single" w:color="9AA4B2" w:sz="12"/>
+              <w:top w:val="single" w:color="B07CFF" w:sz="12"/>
+              <w:left w:val="single" w:color="B07CFF" w:sz="12"/>
+              <w:bottom w:val="single" w:color="B07CFF" w:sz="12"/>
+              <w:right w:val="single" w:color="B07CFF" w:sz="12"/>
             </w:tcBorders>
             <w:tcMar>
               <w:top w:type="dxa" w:w="80"/>
@@ -5160,11 +4991,11 @@
                 <w:bCs/>
                 <w:i w:val="false"/>
                 <w:iCs w:val="false"/>
-                <w:color w:val="9AA4B2"/>
+                <w:color w:val="B07CFF"/>
                 <w:sz w:val="18"/>
                 <w:szCs w:val="18"/>
               </w:rPr>
-              <w:t xml:space="preserve">THE PURPLE AGENT CARD, TOP TO BOTTOM</w:t>
+              <w:t xml:space="preserve">DO</w:t>
             </w:r>
           </w:p>
           <w:p>
@@ -5181,92 +5012,38 @@
                 <w:sz w:val="22"/>
                 <w:szCs w:val="22"/>
               </w:rPr>
-              <w:t xml:space="preserve">Watcher's line: why it woke the agent. 18 h out (tracking as good as it gets, still time to burn cheaply), worst case 1 in 10,000, tracking fresh.</w:t>
-            </w:r>
-          </w:p>
-          <w:p>
-            <w:pPr>
-              <w:spacing w:after="0" w:before="0" w:line="264"/>
-            </w:pPr>
-            <w:r>
-              <w:rPr>
-                <w:rFonts w:ascii="Calibri" w:cs="Calibri" w:eastAsia="Calibri" w:hAnsi="Calibri"/>
-                <w:b w:val="false"/>
-                <w:bCs w:val="false"/>
-                <w:i w:val="false"/>
-                <w:iCs w:val="false"/>
-                <w:sz w:val="22"/>
-                <w:szCs w:val="22"/>
-              </w:rPr>
-              <w:t xml:space="preserve">assess_conjunction (our tool): the facts from BigQuery; is the tracking fresh, can the debris dodge (no); stages the case in the sandbox.</w:t>
-            </w:r>
-          </w:p>
-          <w:p>
-            <w:pPr>
-              <w:spacing w:after="0" w:before="0" w:line="264"/>
-            </w:pPr>
-            <w:r>
-              <w:rPr>
-                <w:rFonts w:ascii="Calibri" w:cs="Calibri" w:eastAsia="Calibri" w:hAnsi="Calibri"/>
-                <w:b w:val="false"/>
-                <w:bCs w:val="false"/>
-                <w:i w:val="false"/>
-                <w:iCs w:val="false"/>
-                <w:sz w:val="22"/>
-                <w:szCs w:val="22"/>
-              </w:rPr>
-              <w:t xml:space="preserve">run_in_sandbox: the agent's own Python, run in the Agent Runtime code sandbox. Sizes the burn at 04:00 (0.0181 m/s) and noon (0.0343 m/s).</w:t>
-            </w:r>
-          </w:p>
-          <w:p>
-            <w:pPr>
-              <w:spacing w:after="0" w:before="0" w:line="264"/>
-            </w:pPr>
-            <w:r>
-              <w:rPr>
-                <w:rFonts w:ascii="Calibri" w:cs="Calibri" w:eastAsia="Calibri" w:hAnsi="Calibri"/>
-                <w:b w:val="false"/>
-                <w:bCs w:val="false"/>
-                <w:i w:val="false"/>
-                <w:iCs w:val="false"/>
-                <w:sz w:val="22"/>
-                <w:szCs w:val="22"/>
-              </w:rPr>
-              <w:t xml:space="preserve">maneuver_cost ×2: each burn in days of satellite life: 1.54 vs 2.92.</w:t>
-            </w:r>
-          </w:p>
-          <w:p>
-            <w:pPr>
-              <w:spacing w:after="0" w:before="0" w:line="264"/>
-            </w:pPr>
-            <w:r>
-              <w:rPr>
-                <w:rFonts w:ascii="Calibri" w:cs="Calibri" w:eastAsia="Calibri" w:hAnsi="Calibri"/>
-                <w:b w:val="false"/>
-                <w:bCs w:val="false"/>
-                <w:i w:val="false"/>
-                <w:iCs w:val="false"/>
-                <w:sz w:val="22"/>
-                <w:szCs w:val="22"/>
-              </w:rPr>
-              <w:t xml:space="preserve">build_assessment: writes it up, re-reading every fact from BigQuery.</w:t>
-            </w:r>
-          </w:p>
-          <w:p>
-            <w:pPr>
-              <w:spacing w:after="0" w:before="0" w:line="264"/>
-            </w:pPr>
-            <w:r>
-              <w:rPr>
-                <w:rFonts w:ascii="Calibri" w:cs="Calibri" w:eastAsia="Calibri" w:hAnsi="Calibri"/>
-                <w:b w:val="false"/>
-                <w:bCs w:val="false"/>
-                <w:i w:val="false"/>
-                <w:iCs w:val="false"/>
-                <w:sz w:val="22"/>
-                <w:szCs w:val="22"/>
-              </w:rPr>
-              <w:t xml:space="preserve">Then: the agent's words · the bold summary · the write-up (click to open) · Approve / Hold · how long it took (about 23 s).</w:t>
+              <w:t xml:space="preserve">Point at the service URL and Authentication: Require authentication. Minimum instances 1 is in the revision's details; if it isn't quick to find, just say it.</w:t>
+            </w:r>
+          </w:p>
+          <w:p>
+            <w:pPr>
+              <w:spacing w:after="0" w:before="60" w:line="264"/>
+            </w:pPr>
+            <w:r>
+              <w:rPr>
+                <w:rFonts w:ascii="Calibri" w:cs="Calibri" w:eastAsia="Calibri" w:hAnsi="Calibri"/>
+                <w:b/>
+                <w:bCs/>
+                <w:i w:val="false"/>
+                <w:iCs w:val="false"/>
+                <w:color w:val="2ECC71"/>
+                <w:sz w:val="19"/>
+                <w:szCs w:val="19"/>
+              </w:rPr>
+              <w:t xml:space="preserve">→ </w:t>
+            </w:r>
+            <w:r>
+              <w:rPr>
+                <w:rFonts w:ascii="Calibri" w:cs="Calibri" w:eastAsia="Calibri" w:hAnsi="Calibri"/>
+                <w:b w:val="false"/>
+                <w:bCs w:val="false"/>
+                <w:i w:val="false"/>
+                <w:iCs w:val="false"/>
+                <w:color w:val="9AA4B2"/>
+                <w:sz w:val="19"/>
+                <w:szCs w:val="19"/>
+              </w:rPr>
+              <w:t xml:space="preserve">cymbal-ops, healthy, one instance kept warm.</w:t>
             </w:r>
           </w:p>
         </w:tc>
@@ -5312,10 +5089,10 @@
           <w:tcPr>
             <w:tcW w:type="dxa" w:w="10440"/>
             <w:tcBorders>
-              <w:top w:val="single" w:color="B07CFF" w:sz="12"/>
-              <w:left w:val="single" w:color="B07CFF" w:sz="12"/>
-              <w:bottom w:val="single" w:color="B07CFF" w:sz="12"/>
-              <w:right w:val="single" w:color="B07CFF" w:sz="12"/>
+              <w:top w:val="single" w:color="2BB3B1" w:sz="12"/>
+              <w:left w:val="single" w:color="2BB3B1" w:sz="12"/>
+              <w:bottom w:val="single" w:color="2BB3B1" w:sz="12"/>
+              <w:right w:val="single" w:color="2BB3B1" w:sz="12"/>
             </w:tcBorders>
             <w:tcMar>
               <w:top w:type="dxa" w:w="80"/>
@@ -5335,11 +5112,11 @@
                 <w:bCs/>
                 <w:i w:val="false"/>
                 <w:iCs w:val="false"/>
-                <w:color w:val="B07CFF"/>
+                <w:color w:val="2BB3B1"/>
                 <w:sz w:val="18"/>
                 <w:szCs w:val="18"/>
               </w:rPr>
-              <w:t xml:space="preserve">DO</w:t>
+              <w:t xml:space="preserve">SAY</w:t>
             </w:r>
           </w:p>
           <w:p>
@@ -5351,43 +5128,12 @@
                 <w:rFonts w:ascii="Calibri" w:cs="Calibri" w:eastAsia="Calibri" w:hAnsi="Calibri"/>
                 <w:b w:val="false"/>
                 <w:bCs w:val="false"/>
-                <w:i w:val="false"/>
-                <w:iCs w:val="false"/>
+                <w:i/>
+                <w:iCs/>
                 <w:sz w:val="22"/>
                 <w:szCs w:val="22"/>
               </w:rPr>
-              <w:t xml:space="preserve">Approve</w:t>
-            </w:r>
-          </w:p>
-          <w:p>
-            <w:pPr>
-              <w:spacing w:after="0" w:before="60" w:line="264"/>
-            </w:pPr>
-            <w:r>
-              <w:rPr>
-                <w:rFonts w:ascii="Calibri" w:cs="Calibri" w:eastAsia="Calibri" w:hAnsi="Calibri"/>
-                <w:b/>
-                <w:bCs/>
-                <w:i w:val="false"/>
-                <w:iCs w:val="false"/>
-                <w:color w:val="2ECC71"/>
-                <w:sz w:val="19"/>
-                <w:szCs w:val="19"/>
-              </w:rPr>
-              <w:t xml:space="preserve">→ </w:t>
-            </w:r>
-            <w:r>
-              <w:rPr>
-                <w:rFonts w:ascii="Calibri" w:cs="Calibri" w:eastAsia="Calibri" w:hAnsi="Calibri"/>
-                <w:b w:val="false"/>
-                <w:bCs w:val="false"/>
-                <w:i w:val="false"/>
-                <w:iCs w:val="false"/>
-                <w:color w:val="9AA4B2"/>
-                <w:sz w:val="19"/>
-                <w:szCs w:val="19"/>
-              </w:rPr>
-              <w:t xml:space="preserve">Dotted green line: after the burn (scheduled), 3,036 m.</w:t>
+              <w:t xml:space="preserve">One command put it there: bash agent/deploy.sh. Your agent has to actually run somewhere too.</w:t>
             </w:r>
           </w:p>
         </w:tc>
@@ -5433,10 +5179,10 @@
           <w:tcPr>
             <w:tcW w:type="dxa" w:w="10440"/>
             <w:tcBorders>
-              <w:top w:val="single" w:color="B07CFF" w:sz="12"/>
-              <w:left w:val="single" w:color="B07CFF" w:sz="12"/>
-              <w:bottom w:val="single" w:color="B07CFF" w:sz="12"/>
-              <w:right w:val="single" w:color="B07CFF" w:sz="12"/>
+              <w:top w:val="single" w:color="2BB3B1" w:sz="12"/>
+              <w:left w:val="single" w:color="2BB3B1" w:sz="12"/>
+              <w:bottom w:val="single" w:color="2BB3B1" w:sz="12"/>
+              <w:right w:val="single" w:color="2BB3B1" w:sz="12"/>
             </w:tcBorders>
             <w:tcMar>
               <w:top w:type="dxa" w:w="80"/>
@@ -5456,11 +5202,11 @@
                 <w:bCs/>
                 <w:i w:val="false"/>
                 <w:iCs w:val="false"/>
-                <w:color w:val="B07CFF"/>
+                <w:color w:val="2BB3B1"/>
                 <w:sz w:val="18"/>
                 <w:szCs w:val="18"/>
               </w:rPr>
-              <w:t xml:space="preserve">DO</w:t>
+              <w:t xml:space="preserve">SAY</w:t>
             </w:r>
           </w:p>
           <w:p>
@@ -5472,43 +5218,12 @@
                 <w:rFonts w:ascii="Calibri" w:cs="Calibri" w:eastAsia="Calibri" w:hAnsi="Calibri"/>
                 <w:b w:val="false"/>
                 <w:bCs w:val="false"/>
-                <w:i w:val="false"/>
-                <w:iCs w:val="false"/>
+                <w:i/>
+                <w:iCs/>
                 <w:sz w:val="22"/>
                 <w:szCs w:val="22"/>
               </w:rPr>
-              <w:t xml:space="preserve">Skip to next ▸ Skip to next</w:t>
-            </w:r>
-          </w:p>
-          <w:p>
-            <w:pPr>
-              <w:spacing w:after="0" w:before="60" w:line="264"/>
-            </w:pPr>
-            <w:r>
-              <w:rPr>
-                <w:rFonts w:ascii="Calibri" w:cs="Calibri" w:eastAsia="Calibri" w:hAnsi="Calibri"/>
-                <w:b/>
-                <w:bCs/>
-                <w:i w:val="false"/>
-                <w:iCs w:val="false"/>
-                <w:color w:val="2ECC71"/>
-                <w:sz w:val="19"/>
-                <w:szCs w:val="19"/>
-              </w:rPr>
-              <w:t xml:space="preserve">→ </w:t>
-            </w:r>
-            <w:r>
-              <w:rPr>
-                <w:rFonts w:ascii="Calibri" w:cs="Calibri" w:eastAsia="Calibri" w:hAnsi="Calibri"/>
-                <w:b w:val="false"/>
-                <w:bCs w:val="false"/>
-                <w:i w:val="false"/>
-                <w:iCs w:val="false"/>
-                <w:color w:val="9AA4B2"/>
-                <w:sz w:val="19"/>
-                <w:szCs w:val="19"/>
-              </w:rPr>
-              <w:t xml:space="preserve">Burn executed at 04:00: the dot jumps up to the green line · CYMBAL-04's pass at real time: missed by 3,036 m, red ghost line at 301 m.</w:t>
+              <w:t xml:space="preserve">Today we demo from Cloud Shell: with the clock running, local keeps it simple. In real life you'd test the deployed copy too.</w:t>
             </w:r>
           </w:p>
         </w:tc>
@@ -5554,10 +5269,10 @@
           <w:tcPr>
             <w:tcW w:type="dxa" w:w="10440"/>
             <w:tcBorders>
-              <w:top w:val="single" w:color="B07CFF" w:sz="12"/>
-              <w:left w:val="single" w:color="B07CFF" w:sz="12"/>
-              <w:bottom w:val="single" w:color="B07CFF" w:sz="12"/>
-              <w:right w:val="single" w:color="B07CFF" w:sz="12"/>
+              <w:top w:val="single" w:color="2ECC71" w:sz="12"/>
+              <w:left w:val="single" w:color="2ECC71" w:sz="12"/>
+              <w:bottom w:val="single" w:color="2ECC71" w:sz="12"/>
+              <w:right w:val="single" w:color="2ECC71" w:sz="12"/>
             </w:tcBorders>
             <w:tcMar>
               <w:top w:type="dxa" w:w="80"/>
@@ -5577,11 +5292,11 @@
                 <w:bCs/>
                 <w:i w:val="false"/>
                 <w:iCs w:val="false"/>
-                <w:color w:val="B07CFF"/>
+                <w:color w:val="2ECC71"/>
                 <w:sz w:val="18"/>
                 <w:szCs w:val="18"/>
               </w:rPr>
-              <w:t xml:space="preserve">DO</w:t>
+              <w:t xml:space="preserve">IF YOUR TEAM HAS…</w:t>
             </w:r>
           </w:p>
           <w:p>
@@ -5598,38 +5313,7 @@
                 <w:sz w:val="22"/>
                 <w:szCs w:val="22"/>
               </w:rPr>
-              <w:t xml:space="preserve">Skip to next</w:t>
-            </w:r>
-          </w:p>
-          <w:p>
-            <w:pPr>
-              <w:spacing w:after="0" w:before="60" w:line="264"/>
-            </w:pPr>
-            <w:r>
-              <w:rPr>
-                <w:rFonts w:ascii="Calibri" w:cs="Calibri" w:eastAsia="Calibri" w:hAnsi="Calibri"/>
-                <w:b/>
-                <w:bCs/>
-                <w:i w:val="false"/>
-                <w:iCs w:val="false"/>
-                <w:color w:val="2ECC71"/>
-                <w:sz w:val="19"/>
-                <w:szCs w:val="19"/>
-              </w:rPr>
-              <w:t xml:space="preserve">→ </w:t>
-            </w:r>
-            <w:r>
-              <w:rPr>
-                <w:rFonts w:ascii="Calibri" w:cs="Calibri" w:eastAsia="Calibri" w:hAnsi="Calibri"/>
-                <w:b w:val="false"/>
-                <w:bCs w:val="false"/>
-                <w:i w:val="false"/>
-                <w:iCs w:val="false"/>
-                <w:color w:val="9AA4B2"/>
-                <w:sz w:val="19"/>
-                <w:szCs w:val="19"/>
-              </w:rPr>
-              <w:t xml:space="preserve">Tuesday: fresh tracking for SL-3 R/B (pink SIMULATED). The dot jumps from 421 m to 3,700 m and the agent says no burn.</w:t>
+              <w:t xml:space="preserve">Whoever owns the agent deploys it early, so the front end isn't blocked. One command.</w:t>
             </w:r>
           </w:p>
         </w:tc>
@@ -5650,6 +5334,108 @@
           <w:szCs w:val="22"/>
         </w:rPr>
         <w:t xml:space="preserve"/>
+      </w:r>
+    </w:p>
+    <w:p>
+      <w:r>
+        <w:br w:type="page"/>
+      </w:r>
+    </w:p>
+    <w:p>
+      <w:pPr>
+        <w:spacing w:after="0" w:before="0" w:line="264"/>
+      </w:pPr>
+      <w:r>
+        <w:rPr>
+          <w:rFonts w:ascii="Calibri" w:cs="Calibri" w:eastAsia="Calibri" w:hAnsi="Calibri"/>
+          <w:b/>
+          <w:bCs/>
+          <w:i w:val="false"/>
+          <w:iCs w:val="false"/>
+          <w:color w:val="F28C28"/>
+          <w:sz w:val="48"/>
+          <w:szCs w:val="48"/>
+        </w:rPr>
+        <w:t xml:space="preserve">TAB · CONSOLE · PORT 8080</w:t>
+      </w:r>
+    </w:p>
+    <w:p>
+      <w:pPr>
+        <w:spacing w:after="80" w:before="0" w:line="264"/>
+      </w:pPr>
+      <w:r>
+        <w:rPr>
+          <w:rFonts w:ascii="Calibri" w:cs="Calibri" w:eastAsia="Calibri" w:hAnsi="Calibri"/>
+          <w:b/>
+          <w:bCs/>
+          <w:i w:val="false"/>
+          <w:iCs w:val="false"/>
+          <w:color w:val="3D8BFF"/>
+          <w:sz w:val="30"/>
+          <w:szCs w:val="30"/>
+        </w:rPr>
+        <w:t xml:space="preserve">6. Show: the finished product</w:t>
+      </w:r>
+      <w:r>
+        <w:rPr>
+          <w:rFonts w:ascii="Calibri" w:cs="Calibri" w:eastAsia="Calibri" w:hAnsi="Calibri"/>
+          <w:b w:val="false"/>
+          <w:bCs w:val="false"/>
+          <w:i w:val="false"/>
+          <w:iCs w:val="false"/>
+          <w:color w:val="9AA4B2"/>
+          <w:sz w:val="21"/>
+          <w:szCs w:val="21"/>
+        </w:rPr>
+        <w:t xml:space="preserve">   ~3 min</w:t>
+      </w:r>
+    </w:p>
+    <w:p>
+      <w:pPr>
+        <w:spacing w:after="40" w:before="0" w:line="264"/>
+      </w:pPr>
+      <w:r>
+        <w:rPr>
+          <w:rFonts w:ascii="Calibri" w:cs="Calibri" w:eastAsia="Calibri" w:hAnsi="Calibri"/>
+          <w:b/>
+          <w:bCs/>
+          <w:i w:val="false"/>
+          <w:iCs w:val="false"/>
+          <w:color w:val="B07CFF"/>
+          <w:sz w:val="20"/>
+          <w:szCs w:val="20"/>
+        </w:rPr>
+        <w:t xml:space="preserve">NEEDS  </w:t>
+      </w:r>
+      <w:r>
+        <w:rPr>
+          <w:rFonts w:ascii="Calibri" w:cs="Calibri" w:eastAsia="Calibri" w:hAnsi="Calibri"/>
+          <w:b w:val="false"/>
+          <w:bCs w:val="false"/>
+          <w:i w:val="false"/>
+          <w:iCs w:val="false"/>
+          <w:sz w:val="20"/>
+          <w:szCs w:val="20"/>
+        </w:rPr>
+        <w:t xml:space="preserve">Header says REPLAY. Clock Fri 25 Sep 01:00:00 UTC. If not: ⋯ ▸ Restart the week.</w:t>
+      </w:r>
+    </w:p>
+    <w:p>
+      <w:pPr>
+        <w:spacing w:after="80" w:before="0" w:line="264"/>
+      </w:pPr>
+      <w:r>
+        <w:rPr>
+          <w:rFonts w:ascii="Calibri" w:cs="Calibri" w:eastAsia="Calibri" w:hAnsi="Calibri"/>
+          <w:b w:val="false"/>
+          <w:bCs w:val="false"/>
+          <w:i w:val="false"/>
+          <w:iCs w:val="false"/>
+          <w:color w:val="9AA4B2"/>
+          <w:sz w:val="20"/>
+          <w:szCs w:val="20"/>
+        </w:rPr>
+        <w:t xml:space="preserve">Press Skip to next for each step. The clock stops by itself when the agent is woken and waits for Approve.</w:t>
       </w:r>
     </w:p>
     <w:tbl>
@@ -5719,7 +5505,877 @@
                 <w:sz w:val="22"/>
                 <w:szCs w:val="22"/>
               </w:rPr>
+              <w:t xml:space="preserve">Skip to next</w:t>
+            </w:r>
+          </w:p>
+          <w:p>
+            <w:pPr>
+              <w:spacing w:after="0" w:before="60" w:line="264"/>
+            </w:pPr>
+            <w:r>
+              <w:rPr>
+                <w:rFonts w:ascii="Calibri" w:cs="Calibri" w:eastAsia="Calibri" w:hAnsi="Calibri"/>
+                <w:b/>
+                <w:bCs/>
+                <w:i w:val="false"/>
+                <w:iCs w:val="false"/>
+                <w:color w:val="2ECC71"/>
+                <w:sz w:val="19"/>
+                <w:szCs w:val="19"/>
+              </w:rPr>
+              <w:t xml:space="preserve">→ </w:t>
+            </w:r>
+            <w:r>
+              <w:rPr>
+                <w:rFonts w:ascii="Calibri" w:cs="Calibri" w:eastAsia="Calibri" w:hAnsi="Calibri"/>
+                <w:b w:val="false"/>
+                <w:bCs w:val="false"/>
+                <w:i w:val="false"/>
+                <w:iCs w:val="false"/>
+                <w:color w:val="9AA4B2"/>
+                <w:sz w:val="19"/>
+                <w:szCs w:val="19"/>
+              </w:rPr>
+              <w:t xml:space="preserve">CYMBAL-01's pass at real time: the amber dot slides by at 382 m. "Too late to act" was already on the desk.</w:t>
+            </w:r>
+          </w:p>
+        </w:tc>
+      </w:tr>
+    </w:tbl>
+    <w:p>
+      <w:pPr>
+        <w:spacing w:after="20" w:before="0" w:line="264"/>
+      </w:pPr>
+      <w:r>
+        <w:rPr>
+          <w:rFonts w:ascii="Calibri" w:cs="Calibri" w:eastAsia="Calibri" w:hAnsi="Calibri"/>
+          <w:b w:val="false"/>
+          <w:bCs w:val="false"/>
+          <w:i w:val="false"/>
+          <w:iCs w:val="false"/>
+          <w:sz w:val="22"/>
+          <w:szCs w:val="22"/>
+        </w:rPr>
+        <w:t xml:space="preserve"/>
+      </w:r>
+    </w:p>
+    <w:tbl>
+      <w:tblPr>
+        <w:tblW w:type="dxa" w:w="10440"/>
+        <w:tblBorders>
+          <w:top w:val="single" w:color="auto" w:sz="4"/>
+          <w:left w:val="single" w:color="auto" w:sz="4"/>
+          <w:bottom w:val="single" w:color="auto" w:sz="4"/>
+          <w:right w:val="single" w:color="auto" w:sz="4"/>
+          <w:insideH w:val="single" w:color="auto" w:sz="4"/>
+          <w:insideV w:val="single" w:color="auto" w:sz="4"/>
+        </w:tblBorders>
+      </w:tblPr>
+      <w:tblGrid>
+        <w:gridCol w:w="10440"/>
+      </w:tblGrid>
+      <w:tr>
+        <w:trPr>
+          <w:cantSplit/>
+        </w:trPr>
+        <w:tc>
+          <w:tcPr>
+            <w:tcW w:type="dxa" w:w="10440"/>
+            <w:tcBorders>
+              <w:top w:val="single" w:color="B07CFF" w:sz="12"/>
+              <w:left w:val="single" w:color="B07CFF" w:sz="12"/>
+              <w:bottom w:val="single" w:color="B07CFF" w:sz="12"/>
+              <w:right w:val="single" w:color="B07CFF" w:sz="12"/>
+            </w:tcBorders>
+            <w:tcMar>
+              <w:top w:type="dxa" w:w="80"/>
+              <w:left w:type="dxa" w:w="160"/>
+              <w:bottom w:type="dxa" w:w="80"/>
+              <w:right w:type="dxa" w:w="160"/>
+            </w:tcMar>
+          </w:tcPr>
+          <w:p>
+            <w:pPr>
+              <w:spacing w:after="40" w:before="0" w:line="264"/>
+            </w:pPr>
+            <w:r>
+              <w:rPr>
+                <w:rFonts w:ascii="Calibri" w:cs="Calibri" w:eastAsia="Calibri" w:hAnsi="Calibri"/>
+                <w:b/>
+                <w:bCs/>
+                <w:i w:val="false"/>
+                <w:iCs w:val="false"/>
+                <w:color w:val="B07CFF"/>
+                <w:sz w:val="18"/>
+                <w:szCs w:val="18"/>
+              </w:rPr>
+              <w:t xml:space="preserve">DO</w:t>
+            </w:r>
+          </w:p>
+          <w:p>
+            <w:pPr>
+              <w:spacing w:after="0" w:before="0" w:line="264"/>
+            </w:pPr>
+            <w:r>
+              <w:rPr>
+                <w:rFonts w:ascii="Calibri" w:cs="Calibri" w:eastAsia="Calibri" w:hAnsi="Calibri"/>
+                <w:b w:val="false"/>
+                <w:bCs w:val="false"/>
+                <w:i w:val="false"/>
+                <w:iCs w:val="false"/>
+                <w:sz w:val="22"/>
+                <w:szCs w:val="22"/>
+              </w:rPr>
+              <w:t xml:space="preserve">Skip to next</w:t>
+            </w:r>
+          </w:p>
+          <w:p>
+            <w:pPr>
+              <w:spacing w:after="0" w:before="60" w:line="264"/>
+            </w:pPr>
+            <w:r>
+              <w:rPr>
+                <w:rFonts w:ascii="Calibri" w:cs="Calibri" w:eastAsia="Calibri" w:hAnsi="Calibri"/>
+                <w:b/>
+                <w:bCs/>
+                <w:i w:val="false"/>
+                <w:iCs w:val="false"/>
+                <w:color w:val="2ECC71"/>
+                <w:sz w:val="19"/>
+                <w:szCs w:val="19"/>
+              </w:rPr>
+              <w:t xml:space="preserve">→ </w:t>
+            </w:r>
+            <w:r>
+              <w:rPr>
+                <w:rFonts w:ascii="Calibri" w:cs="Calibri" w:eastAsia="Calibri" w:hAnsi="Calibri"/>
+                <w:b w:val="false"/>
+                <w:bCs w:val="false"/>
+                <w:i w:val="false"/>
+                <w:iCs w:val="false"/>
+                <w:color w:val="9AA4B2"/>
+                <w:sz w:val="19"/>
+                <w:szCs w:val="19"/>
+              </w:rPr>
+              <w:t xml:space="preserve">Decision needed: CYMBAL-04. The agent's steps tick in, then YOUR CALL: MANEUVER, 0.0181 m/s prograde at 04:00 → 3,036 m, 1.54 days.</w:t>
+            </w:r>
+          </w:p>
+        </w:tc>
+      </w:tr>
+    </w:tbl>
+    <w:p>
+      <w:pPr>
+        <w:spacing w:after="20" w:before="0" w:line="264"/>
+      </w:pPr>
+      <w:r>
+        <w:rPr>
+          <w:rFonts w:ascii="Calibri" w:cs="Calibri" w:eastAsia="Calibri" w:hAnsi="Calibri"/>
+          <w:b w:val="false"/>
+          <w:bCs w:val="false"/>
+          <w:i w:val="false"/>
+          <w:iCs w:val="false"/>
+          <w:sz w:val="22"/>
+          <w:szCs w:val="22"/>
+        </w:rPr>
+        <w:t xml:space="preserve"/>
+      </w:r>
+    </w:p>
+    <w:tbl>
+      <w:tblPr>
+        <w:tblW w:type="dxa" w:w="10440"/>
+        <w:tblBorders>
+          <w:top w:val="single" w:color="auto" w:sz="4"/>
+          <w:left w:val="single" w:color="auto" w:sz="4"/>
+          <w:bottom w:val="single" w:color="auto" w:sz="4"/>
+          <w:right w:val="single" w:color="auto" w:sz="4"/>
+          <w:insideH w:val="single" w:color="auto" w:sz="4"/>
+          <w:insideV w:val="single" w:color="auto" w:sz="4"/>
+        </w:tblBorders>
+      </w:tblPr>
+      <w:tblGrid>
+        <w:gridCol w:w="10440"/>
+      </w:tblGrid>
+      <w:tr>
+        <w:trPr>
+          <w:cantSplit/>
+        </w:trPr>
+        <w:tc>
+          <w:tcPr>
+            <w:tcW w:type="dxa" w:w="10440"/>
+            <w:tcBorders>
+              <w:top w:val="single" w:color="9AA4B2" w:sz="12"/>
+              <w:left w:val="single" w:color="9AA4B2" w:sz="12"/>
+              <w:bottom w:val="single" w:color="9AA4B2" w:sz="12"/>
+              <w:right w:val="single" w:color="9AA4B2" w:sz="12"/>
+            </w:tcBorders>
+            <w:tcMar>
+              <w:top w:type="dxa" w:w="80"/>
+              <w:left w:type="dxa" w:w="160"/>
+              <w:bottom w:type="dxa" w:w="80"/>
+              <w:right w:type="dxa" w:w="160"/>
+            </w:tcMar>
+          </w:tcPr>
+          <w:p>
+            <w:pPr>
+              <w:spacing w:after="40" w:before="0" w:line="264"/>
+            </w:pPr>
+            <w:r>
+              <w:rPr>
+                <w:rFonts w:ascii="Calibri" w:cs="Calibri" w:eastAsia="Calibri" w:hAnsi="Calibri"/>
+                <w:b/>
+                <w:bCs/>
+                <w:i w:val="false"/>
+                <w:iCs w:val="false"/>
+                <w:color w:val="9AA4B2"/>
+                <w:sz w:val="18"/>
+                <w:szCs w:val="18"/>
+              </w:rPr>
+              <w:t xml:space="preserve">THE PURPLE AGENT CARD, TOP TO BOTTOM</w:t>
+            </w:r>
+          </w:p>
+          <w:p>
+            <w:pPr>
+              <w:spacing w:after="0" w:before="0" w:line="264"/>
+            </w:pPr>
+            <w:r>
+              <w:rPr>
+                <w:rFonts w:ascii="Calibri" w:cs="Calibri" w:eastAsia="Calibri" w:hAnsi="Calibri"/>
+                <w:b w:val="false"/>
+                <w:bCs w:val="false"/>
+                <w:i w:val="false"/>
+                <w:iCs w:val="false"/>
+                <w:sz w:val="22"/>
+                <w:szCs w:val="22"/>
+              </w:rPr>
+              <w:t xml:space="preserve">Watcher's line: why it woke the agent. 18 h out (tracking as good as it gets, still time to burn cheaply), worst case 1 in 10,000, tracking fresh.</w:t>
+            </w:r>
+          </w:p>
+          <w:p>
+            <w:pPr>
+              <w:spacing w:after="0" w:before="0" w:line="264"/>
+            </w:pPr>
+            <w:r>
+              <w:rPr>
+                <w:rFonts w:ascii="Calibri" w:cs="Calibri" w:eastAsia="Calibri" w:hAnsi="Calibri"/>
+                <w:b w:val="false"/>
+                <w:bCs w:val="false"/>
+                <w:i w:val="false"/>
+                <w:iCs w:val="false"/>
+                <w:sz w:val="22"/>
+                <w:szCs w:val="22"/>
+              </w:rPr>
+              <w:t xml:space="preserve">assess_conjunction (our tool): the facts from BigQuery; is the tracking fresh, can the debris dodge (no); stages the case in the sandbox.</w:t>
+            </w:r>
+          </w:p>
+          <w:p>
+            <w:pPr>
+              <w:spacing w:after="0" w:before="0" w:line="264"/>
+            </w:pPr>
+            <w:r>
+              <w:rPr>
+                <w:rFonts w:ascii="Calibri" w:cs="Calibri" w:eastAsia="Calibri" w:hAnsi="Calibri"/>
+                <w:b w:val="false"/>
+                <w:bCs w:val="false"/>
+                <w:i w:val="false"/>
+                <w:iCs w:val="false"/>
+                <w:sz w:val="22"/>
+                <w:szCs w:val="22"/>
+              </w:rPr>
+              <w:t xml:space="preserve">run_in_sandbox: the agent's own Python, run in the Agent Runtime code sandbox. Sizes the burn at 04:00 (0.0181 m/s) and noon (0.0343 m/s).</w:t>
+            </w:r>
+          </w:p>
+          <w:p>
+            <w:pPr>
+              <w:spacing w:after="0" w:before="0" w:line="264"/>
+            </w:pPr>
+            <w:r>
+              <w:rPr>
+                <w:rFonts w:ascii="Calibri" w:cs="Calibri" w:eastAsia="Calibri" w:hAnsi="Calibri"/>
+                <w:b w:val="false"/>
+                <w:bCs w:val="false"/>
+                <w:i w:val="false"/>
+                <w:iCs w:val="false"/>
+                <w:sz w:val="22"/>
+                <w:szCs w:val="22"/>
+              </w:rPr>
+              <w:t xml:space="preserve">maneuver_cost ×2: each burn in days of satellite life: 1.54 vs 2.92.</w:t>
+            </w:r>
+          </w:p>
+          <w:p>
+            <w:pPr>
+              <w:spacing w:after="0" w:before="0" w:line="264"/>
+            </w:pPr>
+            <w:r>
+              <w:rPr>
+                <w:rFonts w:ascii="Calibri" w:cs="Calibri" w:eastAsia="Calibri" w:hAnsi="Calibri"/>
+                <w:b w:val="false"/>
+                <w:bCs w:val="false"/>
+                <w:i w:val="false"/>
+                <w:iCs w:val="false"/>
+                <w:sz w:val="22"/>
+                <w:szCs w:val="22"/>
+              </w:rPr>
+              <w:t xml:space="preserve">build_assessment: writes it up, re-reading every fact from BigQuery.</w:t>
+            </w:r>
+          </w:p>
+          <w:p>
+            <w:pPr>
+              <w:spacing w:after="0" w:before="0" w:line="264"/>
+            </w:pPr>
+            <w:r>
+              <w:rPr>
+                <w:rFonts w:ascii="Calibri" w:cs="Calibri" w:eastAsia="Calibri" w:hAnsi="Calibri"/>
+                <w:b w:val="false"/>
+                <w:bCs w:val="false"/>
+                <w:i w:val="false"/>
+                <w:iCs w:val="false"/>
+                <w:sz w:val="22"/>
+                <w:szCs w:val="22"/>
+              </w:rPr>
+              <w:t xml:space="preserve">Then: the agent's words · the bold summary · the write-up (click to open) · Approve / Hold · how long it took (about 23 s).</w:t>
+            </w:r>
+          </w:p>
+        </w:tc>
+      </w:tr>
+    </w:tbl>
+    <w:p>
+      <w:pPr>
+        <w:spacing w:after="20" w:before="0" w:line="264"/>
+      </w:pPr>
+      <w:r>
+        <w:rPr>
+          <w:rFonts w:ascii="Calibri" w:cs="Calibri" w:eastAsia="Calibri" w:hAnsi="Calibri"/>
+          <w:b w:val="false"/>
+          <w:bCs w:val="false"/>
+          <w:i w:val="false"/>
+          <w:iCs w:val="false"/>
+          <w:sz w:val="22"/>
+          <w:szCs w:val="22"/>
+        </w:rPr>
+        <w:t xml:space="preserve"/>
+      </w:r>
+    </w:p>
+    <w:tbl>
+      <w:tblPr>
+        <w:tblW w:type="dxa" w:w="10440"/>
+        <w:tblBorders>
+          <w:top w:val="single" w:color="auto" w:sz="4"/>
+          <w:left w:val="single" w:color="auto" w:sz="4"/>
+          <w:bottom w:val="single" w:color="auto" w:sz="4"/>
+          <w:right w:val="single" w:color="auto" w:sz="4"/>
+          <w:insideH w:val="single" w:color="auto" w:sz="4"/>
+          <w:insideV w:val="single" w:color="auto" w:sz="4"/>
+        </w:tblBorders>
+      </w:tblPr>
+      <w:tblGrid>
+        <w:gridCol w:w="10440"/>
+      </w:tblGrid>
+      <w:tr>
+        <w:trPr>
+          <w:cantSplit/>
+        </w:trPr>
+        <w:tc>
+          <w:tcPr>
+            <w:tcW w:type="dxa" w:w="10440"/>
+            <w:tcBorders>
+              <w:top w:val="single" w:color="B07CFF" w:sz="12"/>
+              <w:left w:val="single" w:color="B07CFF" w:sz="12"/>
+              <w:bottom w:val="single" w:color="B07CFF" w:sz="12"/>
+              <w:right w:val="single" w:color="B07CFF" w:sz="12"/>
+            </w:tcBorders>
+            <w:tcMar>
+              <w:top w:type="dxa" w:w="80"/>
+              <w:left w:type="dxa" w:w="160"/>
+              <w:bottom w:type="dxa" w:w="80"/>
+              <w:right w:type="dxa" w:w="160"/>
+            </w:tcMar>
+          </w:tcPr>
+          <w:p>
+            <w:pPr>
+              <w:spacing w:after="40" w:before="0" w:line="264"/>
+            </w:pPr>
+            <w:r>
+              <w:rPr>
+                <w:rFonts w:ascii="Calibri" w:cs="Calibri" w:eastAsia="Calibri" w:hAnsi="Calibri"/>
+                <w:b/>
+                <w:bCs/>
+                <w:i w:val="false"/>
+                <w:iCs w:val="false"/>
+                <w:color w:val="B07CFF"/>
+                <w:sz w:val="18"/>
+                <w:szCs w:val="18"/>
+              </w:rPr>
+              <w:t xml:space="preserve">DO</w:t>
+            </w:r>
+          </w:p>
+          <w:p>
+            <w:pPr>
+              <w:spacing w:after="0" w:before="0" w:line="264"/>
+            </w:pPr>
+            <w:r>
+              <w:rPr>
+                <w:rFonts w:ascii="Calibri" w:cs="Calibri" w:eastAsia="Calibri" w:hAnsi="Calibri"/>
+                <w:b w:val="false"/>
+                <w:bCs w:val="false"/>
+                <w:i w:val="false"/>
+                <w:iCs w:val="false"/>
+                <w:sz w:val="22"/>
+                <w:szCs w:val="22"/>
+              </w:rPr>
               <w:t xml:space="preserve">Approve</w:t>
+            </w:r>
+          </w:p>
+          <w:p>
+            <w:pPr>
+              <w:spacing w:after="0" w:before="60" w:line="264"/>
+            </w:pPr>
+            <w:r>
+              <w:rPr>
+                <w:rFonts w:ascii="Calibri" w:cs="Calibri" w:eastAsia="Calibri" w:hAnsi="Calibri"/>
+                <w:b/>
+                <w:bCs/>
+                <w:i w:val="false"/>
+                <w:iCs w:val="false"/>
+                <w:color w:val="2ECC71"/>
+                <w:sz w:val="19"/>
+                <w:szCs w:val="19"/>
+              </w:rPr>
+              <w:t xml:space="preserve">→ </w:t>
+            </w:r>
+            <w:r>
+              <w:rPr>
+                <w:rFonts w:ascii="Calibri" w:cs="Calibri" w:eastAsia="Calibri" w:hAnsi="Calibri"/>
+                <w:b w:val="false"/>
+                <w:bCs w:val="false"/>
+                <w:i w:val="false"/>
+                <w:iCs w:val="false"/>
+                <w:color w:val="9AA4B2"/>
+                <w:sz w:val="19"/>
+                <w:szCs w:val="19"/>
+              </w:rPr>
+              <w:t xml:space="preserve">Dotted green line: after the burn (scheduled), 3,036 m.</w:t>
+            </w:r>
+          </w:p>
+        </w:tc>
+      </w:tr>
+    </w:tbl>
+    <w:p>
+      <w:pPr>
+        <w:spacing w:after="20" w:before="0" w:line="264"/>
+      </w:pPr>
+      <w:r>
+        <w:rPr>
+          <w:rFonts w:ascii="Calibri" w:cs="Calibri" w:eastAsia="Calibri" w:hAnsi="Calibri"/>
+          <w:b w:val="false"/>
+          <w:bCs w:val="false"/>
+          <w:i w:val="false"/>
+          <w:iCs w:val="false"/>
+          <w:sz w:val="22"/>
+          <w:szCs w:val="22"/>
+        </w:rPr>
+        <w:t xml:space="preserve"/>
+      </w:r>
+    </w:p>
+    <w:tbl>
+      <w:tblPr>
+        <w:tblW w:type="dxa" w:w="10440"/>
+        <w:tblBorders>
+          <w:top w:val="single" w:color="auto" w:sz="4"/>
+          <w:left w:val="single" w:color="auto" w:sz="4"/>
+          <w:bottom w:val="single" w:color="auto" w:sz="4"/>
+          <w:right w:val="single" w:color="auto" w:sz="4"/>
+          <w:insideH w:val="single" w:color="auto" w:sz="4"/>
+          <w:insideV w:val="single" w:color="auto" w:sz="4"/>
+        </w:tblBorders>
+      </w:tblPr>
+      <w:tblGrid>
+        <w:gridCol w:w="10440"/>
+      </w:tblGrid>
+      <w:tr>
+        <w:trPr>
+          <w:cantSplit/>
+        </w:trPr>
+        <w:tc>
+          <w:tcPr>
+            <w:tcW w:type="dxa" w:w="10440"/>
+            <w:tcBorders>
+              <w:top w:val="single" w:color="B07CFF" w:sz="12"/>
+              <w:left w:val="single" w:color="B07CFF" w:sz="12"/>
+              <w:bottom w:val="single" w:color="B07CFF" w:sz="12"/>
+              <w:right w:val="single" w:color="B07CFF" w:sz="12"/>
+            </w:tcBorders>
+            <w:tcMar>
+              <w:top w:type="dxa" w:w="80"/>
+              <w:left w:type="dxa" w:w="160"/>
+              <w:bottom w:type="dxa" w:w="80"/>
+              <w:right w:type="dxa" w:w="160"/>
+            </w:tcMar>
+          </w:tcPr>
+          <w:p>
+            <w:pPr>
+              <w:spacing w:after="40" w:before="0" w:line="264"/>
+            </w:pPr>
+            <w:r>
+              <w:rPr>
+                <w:rFonts w:ascii="Calibri" w:cs="Calibri" w:eastAsia="Calibri" w:hAnsi="Calibri"/>
+                <w:b/>
+                <w:bCs/>
+                <w:i w:val="false"/>
+                <w:iCs w:val="false"/>
+                <w:color w:val="B07CFF"/>
+                <w:sz w:val="18"/>
+                <w:szCs w:val="18"/>
+              </w:rPr>
+              <w:t xml:space="preserve">DO</w:t>
+            </w:r>
+          </w:p>
+          <w:p>
+            <w:pPr>
+              <w:spacing w:after="0" w:before="0" w:line="264"/>
+            </w:pPr>
+            <w:r>
+              <w:rPr>
+                <w:rFonts w:ascii="Calibri" w:cs="Calibri" w:eastAsia="Calibri" w:hAnsi="Calibri"/>
+                <w:b w:val="false"/>
+                <w:bCs w:val="false"/>
+                <w:i w:val="false"/>
+                <w:iCs w:val="false"/>
+                <w:sz w:val="22"/>
+                <w:szCs w:val="22"/>
+              </w:rPr>
+              <w:t xml:space="preserve">Skip to next ▸ Skip to next</w:t>
+            </w:r>
+          </w:p>
+          <w:p>
+            <w:pPr>
+              <w:spacing w:after="0" w:before="60" w:line="264"/>
+            </w:pPr>
+            <w:r>
+              <w:rPr>
+                <w:rFonts w:ascii="Calibri" w:cs="Calibri" w:eastAsia="Calibri" w:hAnsi="Calibri"/>
+                <w:b/>
+                <w:bCs/>
+                <w:i w:val="false"/>
+                <w:iCs w:val="false"/>
+                <w:color w:val="2ECC71"/>
+                <w:sz w:val="19"/>
+                <w:szCs w:val="19"/>
+              </w:rPr>
+              <w:t xml:space="preserve">→ </w:t>
+            </w:r>
+            <w:r>
+              <w:rPr>
+                <w:rFonts w:ascii="Calibri" w:cs="Calibri" w:eastAsia="Calibri" w:hAnsi="Calibri"/>
+                <w:b w:val="false"/>
+                <w:bCs w:val="false"/>
+                <w:i w:val="false"/>
+                <w:iCs w:val="false"/>
+                <w:color w:val="9AA4B2"/>
+                <w:sz w:val="19"/>
+                <w:szCs w:val="19"/>
+              </w:rPr>
+              <w:t xml:space="preserve">Burn executed at 04:00: the dot jumps up to the green line · CYMBAL-04's pass at real time: missed by 3,036 m, red ghost line at 301 m.</w:t>
+            </w:r>
+          </w:p>
+        </w:tc>
+      </w:tr>
+    </w:tbl>
+    <w:p>
+      <w:pPr>
+        <w:spacing w:after="20" w:before="0" w:line="264"/>
+      </w:pPr>
+      <w:r>
+        <w:rPr>
+          <w:rFonts w:ascii="Calibri" w:cs="Calibri" w:eastAsia="Calibri" w:hAnsi="Calibri"/>
+          <w:b w:val="false"/>
+          <w:bCs w:val="false"/>
+          <w:i w:val="false"/>
+          <w:iCs w:val="false"/>
+          <w:sz w:val="22"/>
+          <w:szCs w:val="22"/>
+        </w:rPr>
+        <w:t xml:space="preserve"/>
+      </w:r>
+    </w:p>
+    <w:tbl>
+      <w:tblPr>
+        <w:tblW w:type="dxa" w:w="10440"/>
+        <w:tblBorders>
+          <w:top w:val="single" w:color="auto" w:sz="4"/>
+          <w:left w:val="single" w:color="auto" w:sz="4"/>
+          <w:bottom w:val="single" w:color="auto" w:sz="4"/>
+          <w:right w:val="single" w:color="auto" w:sz="4"/>
+          <w:insideH w:val="single" w:color="auto" w:sz="4"/>
+          <w:insideV w:val="single" w:color="auto" w:sz="4"/>
+        </w:tblBorders>
+      </w:tblPr>
+      <w:tblGrid>
+        <w:gridCol w:w="10440"/>
+      </w:tblGrid>
+      <w:tr>
+        <w:trPr>
+          <w:cantSplit/>
+        </w:trPr>
+        <w:tc>
+          <w:tcPr>
+            <w:tcW w:type="dxa" w:w="10440"/>
+            <w:tcBorders>
+              <w:top w:val="single" w:color="B07CFF" w:sz="12"/>
+              <w:left w:val="single" w:color="B07CFF" w:sz="12"/>
+              <w:bottom w:val="single" w:color="B07CFF" w:sz="12"/>
+              <w:right w:val="single" w:color="B07CFF" w:sz="12"/>
+            </w:tcBorders>
+            <w:tcMar>
+              <w:top w:type="dxa" w:w="80"/>
+              <w:left w:type="dxa" w:w="160"/>
+              <w:bottom w:type="dxa" w:w="80"/>
+              <w:right w:type="dxa" w:w="160"/>
+            </w:tcMar>
+          </w:tcPr>
+          <w:p>
+            <w:pPr>
+              <w:spacing w:after="40" w:before="0" w:line="264"/>
+            </w:pPr>
+            <w:r>
+              <w:rPr>
+                <w:rFonts w:ascii="Calibri" w:cs="Calibri" w:eastAsia="Calibri" w:hAnsi="Calibri"/>
+                <w:b/>
+                <w:bCs/>
+                <w:i w:val="false"/>
+                <w:iCs w:val="false"/>
+                <w:color w:val="B07CFF"/>
+                <w:sz w:val="18"/>
+                <w:szCs w:val="18"/>
+              </w:rPr>
+              <w:t xml:space="preserve">DO</w:t>
+            </w:r>
+          </w:p>
+          <w:p>
+            <w:pPr>
+              <w:spacing w:after="0" w:before="0" w:line="264"/>
+            </w:pPr>
+            <w:r>
+              <w:rPr>
+                <w:rFonts w:ascii="Calibri" w:cs="Calibri" w:eastAsia="Calibri" w:hAnsi="Calibri"/>
+                <w:b w:val="false"/>
+                <w:bCs w:val="false"/>
+                <w:i w:val="false"/>
+                <w:iCs w:val="false"/>
+                <w:sz w:val="22"/>
+                <w:szCs w:val="22"/>
+              </w:rPr>
+              <w:t xml:space="preserve">Skip to next</w:t>
+            </w:r>
+          </w:p>
+          <w:p>
+            <w:pPr>
+              <w:spacing w:after="0" w:before="60" w:line="264"/>
+            </w:pPr>
+            <w:r>
+              <w:rPr>
+                <w:rFonts w:ascii="Calibri" w:cs="Calibri" w:eastAsia="Calibri" w:hAnsi="Calibri"/>
+                <w:b/>
+                <w:bCs/>
+                <w:i w:val="false"/>
+                <w:iCs w:val="false"/>
+                <w:color w:val="2ECC71"/>
+                <w:sz w:val="19"/>
+                <w:szCs w:val="19"/>
+              </w:rPr>
+              <w:t xml:space="preserve">→ </w:t>
+            </w:r>
+            <w:r>
+              <w:rPr>
+                <w:rFonts w:ascii="Calibri" w:cs="Calibri" w:eastAsia="Calibri" w:hAnsi="Calibri"/>
+                <w:b w:val="false"/>
+                <w:bCs w:val="false"/>
+                <w:i w:val="false"/>
+                <w:iCs w:val="false"/>
+                <w:color w:val="9AA4B2"/>
+                <w:sz w:val="19"/>
+                <w:szCs w:val="19"/>
+              </w:rPr>
+              <w:t xml:space="preserve">Tuesday: fresh tracking for SL-3 R/B (pink SIMULATED). The dot jumps from 421 m to 3,700 m and the agent says no burn.</w:t>
+            </w:r>
+          </w:p>
+        </w:tc>
+      </w:tr>
+    </w:tbl>
+    <w:p>
+      <w:pPr>
+        <w:spacing w:after="20" w:before="0" w:line="264"/>
+      </w:pPr>
+      <w:r>
+        <w:rPr>
+          <w:rFonts w:ascii="Calibri" w:cs="Calibri" w:eastAsia="Calibri" w:hAnsi="Calibri"/>
+          <w:b w:val="false"/>
+          <w:bCs w:val="false"/>
+          <w:i w:val="false"/>
+          <w:iCs w:val="false"/>
+          <w:sz w:val="22"/>
+          <w:szCs w:val="22"/>
+        </w:rPr>
+        <w:t xml:space="preserve"/>
+      </w:r>
+    </w:p>
+    <w:tbl>
+      <w:tblPr>
+        <w:tblW w:type="dxa" w:w="10440"/>
+        <w:tblBorders>
+          <w:top w:val="single" w:color="auto" w:sz="4"/>
+          <w:left w:val="single" w:color="auto" w:sz="4"/>
+          <w:bottom w:val="single" w:color="auto" w:sz="4"/>
+          <w:right w:val="single" w:color="auto" w:sz="4"/>
+          <w:insideH w:val="single" w:color="auto" w:sz="4"/>
+          <w:insideV w:val="single" w:color="auto" w:sz="4"/>
+        </w:tblBorders>
+      </w:tblPr>
+      <w:tblGrid>
+        <w:gridCol w:w="10440"/>
+      </w:tblGrid>
+      <w:tr>
+        <w:trPr>
+          <w:cantSplit/>
+        </w:trPr>
+        <w:tc>
+          <w:tcPr>
+            <w:tcW w:type="dxa" w:w="10440"/>
+            <w:tcBorders>
+              <w:top w:val="single" w:color="B07CFF" w:sz="12"/>
+              <w:left w:val="single" w:color="B07CFF" w:sz="12"/>
+              <w:bottom w:val="single" w:color="B07CFF" w:sz="12"/>
+              <w:right w:val="single" w:color="B07CFF" w:sz="12"/>
+            </w:tcBorders>
+            <w:tcMar>
+              <w:top w:type="dxa" w:w="80"/>
+              <w:left w:type="dxa" w:w="160"/>
+              <w:bottom w:type="dxa" w:w="80"/>
+              <w:right w:type="dxa" w:w="160"/>
+            </w:tcMar>
+          </w:tcPr>
+          <w:p>
+            <w:pPr>
+              <w:spacing w:after="40" w:before="0" w:line="264"/>
+            </w:pPr>
+            <w:r>
+              <w:rPr>
+                <w:rFonts w:ascii="Calibri" w:cs="Calibri" w:eastAsia="Calibri" w:hAnsi="Calibri"/>
+                <w:b/>
+                <w:bCs/>
+                <w:i w:val="false"/>
+                <w:iCs w:val="false"/>
+                <w:color w:val="B07CFF"/>
+                <w:sz w:val="18"/>
+                <w:szCs w:val="18"/>
+              </w:rPr>
+              <w:t xml:space="preserve">DO</w:t>
+            </w:r>
+          </w:p>
+          <w:p>
+            <w:pPr>
+              <w:spacing w:after="0" w:before="0" w:line="264"/>
+            </w:pPr>
+            <w:r>
+              <w:rPr>
+                <w:rFonts w:ascii="Calibri" w:cs="Calibri" w:eastAsia="Calibri" w:hAnsi="Calibri"/>
+                <w:b w:val="false"/>
+                <w:bCs w:val="false"/>
+                <w:i w:val="false"/>
+                <w:iCs w:val="false"/>
+                <w:sz w:val="22"/>
+                <w:szCs w:val="22"/>
+              </w:rPr>
+              <w:t xml:space="preserve">Approve</w:t>
+            </w:r>
+          </w:p>
+        </w:tc>
+      </w:tr>
+    </w:tbl>
+    <w:p>
+      <w:pPr>
+        <w:spacing w:after="20" w:before="0" w:line="264"/>
+      </w:pPr>
+      <w:r>
+        <w:rPr>
+          <w:rFonts w:ascii="Calibri" w:cs="Calibri" w:eastAsia="Calibri" w:hAnsi="Calibri"/>
+          <w:b w:val="false"/>
+          <w:bCs w:val="false"/>
+          <w:i w:val="false"/>
+          <w:iCs w:val="false"/>
+          <w:sz w:val="22"/>
+          <w:szCs w:val="22"/>
+        </w:rPr>
+        <w:t xml:space="preserve"/>
+      </w:r>
+    </w:p>
+    <w:tbl>
+      <w:tblPr>
+        <w:tblW w:type="dxa" w:w="10440"/>
+        <w:tblBorders>
+          <w:top w:val="single" w:color="auto" w:sz="4"/>
+          <w:left w:val="single" w:color="auto" w:sz="4"/>
+          <w:bottom w:val="single" w:color="auto" w:sz="4"/>
+          <w:right w:val="single" w:color="auto" w:sz="4"/>
+          <w:insideH w:val="single" w:color="auto" w:sz="4"/>
+          <w:insideV w:val="single" w:color="auto" w:sz="4"/>
+        </w:tblBorders>
+      </w:tblPr>
+      <w:tblGrid>
+        <w:gridCol w:w="10440"/>
+      </w:tblGrid>
+      <w:tr>
+        <w:trPr>
+          <w:cantSplit/>
+        </w:trPr>
+        <w:tc>
+          <w:tcPr>
+            <w:tcW w:type="dxa" w:w="10440"/>
+            <w:tcBorders>
+              <w:top w:val="single" w:color="2ECC71" w:sz="12"/>
+              <w:left w:val="single" w:color="2ECC71" w:sz="12"/>
+              <w:bottom w:val="single" w:color="2ECC71" w:sz="12"/>
+              <w:right w:val="single" w:color="2ECC71" w:sz="12"/>
+            </w:tcBorders>
+            <w:tcMar>
+              <w:top w:type="dxa" w:w="80"/>
+              <w:left w:type="dxa" w:w="160"/>
+              <w:bottom w:type="dxa" w:w="80"/>
+              <w:right w:type="dxa" w:w="160"/>
+            </w:tcMar>
+          </w:tcPr>
+          <w:p>
+            <w:pPr>
+              <w:spacing w:after="40" w:before="0" w:line="264"/>
+            </w:pPr>
+            <w:r>
+              <w:rPr>
+                <w:rFonts w:ascii="Calibri" w:cs="Calibri" w:eastAsia="Calibri" w:hAnsi="Calibri"/>
+                <w:b/>
+                <w:bCs/>
+                <w:i w:val="false"/>
+                <w:iCs w:val="false"/>
+                <w:color w:val="2ECC71"/>
+                <w:sz w:val="18"/>
+                <w:szCs w:val="18"/>
+              </w:rPr>
+              <w:t xml:space="preserve">IF YOUR TEAM HAS…</w:t>
+            </w:r>
+          </w:p>
+          <w:p>
+            <w:pPr>
+              <w:spacing w:after="0" w:before="0" w:line="264"/>
+            </w:pPr>
+            <w:r>
+              <w:rPr>
+                <w:rFonts w:ascii="Calibri" w:cs="Calibri" w:eastAsia="Calibri" w:hAnsi="Calibri"/>
+                <w:b w:val="false"/>
+                <w:bCs w:val="false"/>
+                <w:i w:val="false"/>
+                <w:iCs w:val="false"/>
+                <w:sz w:val="22"/>
+                <w:szCs w:val="22"/>
+              </w:rPr>
+              <w:t xml:space="preserve">A web developer with time: a custom face like this. Without one, the ADK web UI is a legitimate finish; say why you chose it.</w:t>
             </w:r>
           </w:p>
         </w:tc>
